--- a/Монтажные_отверстия_и_конструкции_в_изготовлении_печатных_плат (1).docx
+++ b/Монтажные_отверстия_и_конструкции_в_изготовлении_печатных_плат (1).docx
@@ -1,7 +1,775 @@
 
 <file path=word/document.xml><?xml version="1.0" encoding="utf-8"?>
-<w:document xmlns:wpc="http://schemas.microsoft.com/office/word/2010/wordprocessingCanvas" xmlns:cx="http://schemas.microsoft.com/office/drawing/2014/chartex" xmlns:mc="http://schemas.openxmlformats.org/markup-compatibility/2006" xmlns:o="urn:schemas-microsoft-com:office:office" xmlns:r="http://schemas.openxmlformats.org/officeDocument/2006/relationships" xmlns:m="http://schemas.openxmlformats.org/officeDocument/2006/math" xmlns:v="urn:schemas-microsoft-com:vml" xmlns:wp14="http://schemas.microsoft.com/office/word/2010/wordprocessingDrawing" xmlns:wp="http://schemas.openxmlformats.org/drawingml/2006/wordprocessingDrawing" xmlns:w10="urn:schemas-microsoft-com:office:word" xmlns:w="http://schemas.openxmlformats.org/wordprocessingml/2006/main" xmlns:w14="http://schemas.microsoft.com/office/word/2010/wordml" xmlns:w15="http://schemas.microsoft.com/office/word/2012/wordml" xmlns:w16se="http://schemas.microsoft.com/office/word/2015/wordml/symex" xmlns:wpg="http://schemas.microsoft.com/office/word/2010/wordprocessingGroup" xmlns:wpi="http://schemas.microsoft.com/office/word/2010/wordprocessingInk" xmlns:wne="http://schemas.microsoft.com/office/word/2006/wordml" xmlns:wps="http://schemas.microsoft.com/office/word/2010/wordprocessingShape" mc:Ignorable="w14 w15 w16se wp14">
+<w:document xmlns:wpc="http://schemas.microsoft.com/office/word/2010/wordprocessingCanvas" xmlns:mc="http://schemas.openxmlformats.org/markup-compatibility/2006" xmlns:o="urn:schemas-microsoft-com:office:office" xmlns:r="http://schemas.openxmlformats.org/officeDocument/2006/relationships" xmlns:m="http://schemas.openxmlformats.org/officeDocument/2006/math" xmlns:v="urn:schemas-microsoft-com:vml" xmlns:wp14="http://schemas.microsoft.com/office/word/2010/wordprocessingDrawing" xmlns:wp="http://schemas.openxmlformats.org/drawingml/2006/wordprocessingDrawing" xmlns:w10="urn:schemas-microsoft-com:office:word" xmlns:w="http://schemas.openxmlformats.org/wordprocessingml/2006/main" xmlns:w14="http://schemas.microsoft.com/office/word/2010/wordml" xmlns:wpg="http://schemas.microsoft.com/office/word/2010/wordprocessingGroup" xmlns:wpi="http://schemas.microsoft.com/office/word/2010/wordprocessingInk" xmlns:wne="http://schemas.microsoft.com/office/word/2006/wordml" xmlns:wps="http://schemas.microsoft.com/office/word/2010/wordprocessingShape" mc:Ignorable="w14 wp14">
   <w:body>
+    <w:p>
+      <w:pPr>
+        <w:rPr>
+          <w:rFonts w:ascii="Times New Roman" w:hAnsi="Times New Roman" w:cs="Times New Roman"/>
+        </w:rPr>
+      </w:pPr>
+    </w:p>
+    <w:p>
+      <w:pPr>
+        <w:rPr>
+          <w:rFonts w:ascii="Times New Roman" w:hAnsi="Times New Roman" w:cs="Times New Roman"/>
+          <w:sz w:val="44"/>
+          <w:szCs w:val="44"/>
+        </w:rPr>
+        <w:sectPr>
+          <w:pgSz w:w="11906" w:h="16838"/>
+          <w:pgMar w:top="1134" w:right="850" w:bottom="1134" w:left="1701" w:header="708" w:footer="708" w:gutter="0"/>
+          <w:cols w:space="708"/>
+          <w:docGrid w:linePitch="360"/>
+        </w:sectPr>
+      </w:pPr>
+      <w:r>
+        <w:rPr>
+          <w:rFonts w:ascii="Times New Roman" w:hAnsi="Times New Roman" w:cs="Times New Roman"/>
+          <w:sz w:val="44"/>
+          <w:szCs w:val="44"/>
+        </w:rPr>
+        <w:t>Титульный лист</w:t>
+      </w:r>
+    </w:p>
+    <w:sdt>
+      <w:sdtPr>
+        <w:id w:val="867949803"/>
+        <w:docPartObj>
+          <w:docPartGallery w:val="Table of Contents"/>
+          <w:docPartUnique/>
+        </w:docPartObj>
+      </w:sdtPr>
+      <w:sdtEndPr>
+        <w:rPr>
+          <w:rFonts w:asciiTheme="minorHAnsi" w:eastAsiaTheme="minorHAnsi" w:hAnsiTheme="minorHAnsi" w:cstheme="minorBidi"/>
+          <w:color w:val="auto"/>
+          <w:sz w:val="22"/>
+          <w:szCs w:val="22"/>
+          <w:lang w:eastAsia="en-US"/>
+        </w:rPr>
+      </w:sdtEndPr>
+      <w:sdtContent>
+        <w:p>
+          <w:pPr>
+            <w:pStyle w:val="ac"/>
+          </w:pPr>
+          <w:r>
+            <w:t>Оглавление</w:t>
+          </w:r>
+        </w:p>
+        <w:p>
+          <w:pPr>
+            <w:pStyle w:val="11"/>
+            <w:tabs>
+              <w:tab w:val="left" w:pos="660"/>
+              <w:tab w:val="right" w:leader="dot" w:pos="9345"/>
+            </w:tabs>
+            <w:rPr>
+              <w:rFonts w:eastAsiaTheme="minorEastAsia"/>
+              <w:noProof/>
+              <w:lang w:eastAsia="ru-RU"/>
+            </w:rPr>
+          </w:pPr>
+          <w:r>
+            <w:fldChar w:fldCharType="begin"/>
+          </w:r>
+          <w:r>
+            <w:instrText xml:space="preserve"> TOC \o "1-3" \h \z \u </w:instrText>
+          </w:r>
+          <w:r>
+            <w:fldChar w:fldCharType="separate"/>
+          </w:r>
+          <w:hyperlink w:anchor="_Toc241659071" w:history="1">
+            <w:r>
+              <w:rPr>
+                <w:rStyle w:val="a8"/>
+                <w:rFonts w:ascii="Times New Roman" w:hAnsi="Times New Roman" w:cs="Times New Roman"/>
+                <w:noProof/>
+              </w:rPr>
+              <w:t>1.1.</w:t>
+            </w:r>
+            <w:r>
+              <w:rPr>
+                <w:rFonts w:eastAsiaTheme="minorEastAsia"/>
+                <w:noProof/>
+                <w:lang w:eastAsia="ru-RU"/>
+              </w:rPr>
+              <w:tab/>
+            </w:r>
+            <w:r>
+              <w:rPr>
+                <w:rStyle w:val="a8"/>
+                <w:rFonts w:ascii="Times New Roman" w:hAnsi="Times New Roman" w:cs="Times New Roman"/>
+                <w:noProof/>
+              </w:rPr>
+              <w:t>Монтажные отверстия и конструкции в изготовлении печатных плат</w:t>
+            </w:r>
+            <w:r>
+              <w:rPr>
+                <w:noProof/>
+                <w:webHidden/>
+              </w:rPr>
+              <w:tab/>
+            </w:r>
+            <w:r>
+              <w:rPr>
+                <w:noProof/>
+                <w:webHidden/>
+              </w:rPr>
+              <w:fldChar w:fldCharType="begin"/>
+            </w:r>
+            <w:r>
+              <w:rPr>
+                <w:noProof/>
+                <w:webHidden/>
+              </w:rPr>
+              <w:instrText xml:space="preserve"> PAGEREF _Toc241659071 \h </w:instrText>
+            </w:r>
+            <w:r>
+              <w:rPr>
+                <w:noProof/>
+                <w:webHidden/>
+              </w:rPr>
+            </w:r>
+            <w:r>
+              <w:rPr>
+                <w:noProof/>
+                <w:webHidden/>
+              </w:rPr>
+              <w:fldChar w:fldCharType="separate"/>
+            </w:r>
+            <w:r>
+              <w:rPr>
+                <w:noProof/>
+                <w:webHidden/>
+              </w:rPr>
+              <w:t>3</w:t>
+            </w:r>
+            <w:r>
+              <w:rPr>
+                <w:noProof/>
+                <w:webHidden/>
+              </w:rPr>
+              <w:fldChar w:fldCharType="end"/>
+            </w:r>
+          </w:hyperlink>
+        </w:p>
+        <w:p>
+          <w:pPr>
+            <w:pStyle w:val="21"/>
+            <w:tabs>
+              <w:tab w:val="right" w:leader="dot" w:pos="9345"/>
+            </w:tabs>
+            <w:rPr>
+              <w:rFonts w:eastAsiaTheme="minorEastAsia"/>
+              <w:noProof/>
+              <w:lang w:eastAsia="ru-RU"/>
+            </w:rPr>
+          </w:pPr>
+          <w:hyperlink w:anchor="_Toc241659072" w:history="1">
+            <w:r>
+              <w:rPr>
+                <w:rStyle w:val="a8"/>
+                <w:rFonts w:ascii="Times New Roman" w:hAnsi="Times New Roman" w:cs="Times New Roman"/>
+                <w:noProof/>
+              </w:rPr>
+              <w:t xml:space="preserve">Назначение монтажных отверстий, разница </w:t>
+            </w:r>
+            <w:r>
+              <w:rPr>
+                <w:rStyle w:val="a8"/>
+                <w:rFonts w:ascii="Times New Roman" w:hAnsi="Times New Roman" w:cs="Times New Roman"/>
+                <w:noProof/>
+                <w:lang w:val="en-US"/>
+              </w:rPr>
+              <w:t>PTH</w:t>
+            </w:r>
+            <w:r>
+              <w:rPr>
+                <w:rStyle w:val="a8"/>
+                <w:rFonts w:ascii="Times New Roman" w:hAnsi="Times New Roman" w:cs="Times New Roman"/>
+                <w:noProof/>
+              </w:rPr>
+              <w:t>/</w:t>
+            </w:r>
+            <w:r>
+              <w:rPr>
+                <w:rStyle w:val="a8"/>
+                <w:rFonts w:ascii="Times New Roman" w:hAnsi="Times New Roman" w:cs="Times New Roman"/>
+                <w:noProof/>
+                <w:lang w:val="en-US"/>
+              </w:rPr>
+              <w:t>NPTH</w:t>
+            </w:r>
+            <w:r>
+              <w:rPr>
+                <w:rStyle w:val="a8"/>
+                <w:rFonts w:ascii="Times New Roman" w:hAnsi="Times New Roman" w:cs="Times New Roman"/>
+                <w:noProof/>
+              </w:rPr>
+              <w:t>.</w:t>
+            </w:r>
+            <w:r>
+              <w:rPr>
+                <w:noProof/>
+                <w:webHidden/>
+              </w:rPr>
+              <w:tab/>
+            </w:r>
+            <w:r>
+              <w:rPr>
+                <w:noProof/>
+                <w:webHidden/>
+              </w:rPr>
+              <w:fldChar w:fldCharType="begin"/>
+            </w:r>
+            <w:r>
+              <w:rPr>
+                <w:noProof/>
+                <w:webHidden/>
+              </w:rPr>
+              <w:instrText xml:space="preserve"> PAGEREF _Toc241659072 \h </w:instrText>
+            </w:r>
+            <w:r>
+              <w:rPr>
+                <w:noProof/>
+                <w:webHidden/>
+              </w:rPr>
+            </w:r>
+            <w:r>
+              <w:rPr>
+                <w:noProof/>
+                <w:webHidden/>
+              </w:rPr>
+              <w:fldChar w:fldCharType="separate"/>
+            </w:r>
+            <w:r>
+              <w:rPr>
+                <w:noProof/>
+                <w:webHidden/>
+              </w:rPr>
+              <w:t>3</w:t>
+            </w:r>
+            <w:r>
+              <w:rPr>
+                <w:noProof/>
+                <w:webHidden/>
+              </w:rPr>
+              <w:fldChar w:fldCharType="end"/>
+            </w:r>
+          </w:hyperlink>
+        </w:p>
+        <w:p>
+          <w:pPr>
+            <w:pStyle w:val="21"/>
+            <w:tabs>
+              <w:tab w:val="right" w:leader="dot" w:pos="9345"/>
+            </w:tabs>
+            <w:rPr>
+              <w:rFonts w:eastAsiaTheme="minorEastAsia"/>
+              <w:noProof/>
+              <w:lang w:eastAsia="ru-RU"/>
+            </w:rPr>
+          </w:pPr>
+          <w:hyperlink w:anchor="_Toc241659073" w:history="1">
+            <w:r>
+              <w:rPr>
+                <w:rStyle w:val="a8"/>
+                <w:rFonts w:ascii="Times New Roman" w:hAnsi="Times New Roman" w:cs="Times New Roman"/>
+                <w:noProof/>
+              </w:rPr>
+              <w:t>Стандартизация</w:t>
+            </w:r>
+            <w:r>
+              <w:rPr>
+                <w:noProof/>
+                <w:webHidden/>
+              </w:rPr>
+              <w:tab/>
+            </w:r>
+            <w:r>
+              <w:rPr>
+                <w:noProof/>
+                <w:webHidden/>
+              </w:rPr>
+              <w:fldChar w:fldCharType="begin"/>
+            </w:r>
+            <w:r>
+              <w:rPr>
+                <w:noProof/>
+                <w:webHidden/>
+              </w:rPr>
+              <w:instrText xml:space="preserve"> PAGEREF _Toc241659073 \h </w:instrText>
+            </w:r>
+            <w:r>
+              <w:rPr>
+                <w:noProof/>
+                <w:webHidden/>
+              </w:rPr>
+            </w:r>
+            <w:r>
+              <w:rPr>
+                <w:noProof/>
+                <w:webHidden/>
+              </w:rPr>
+              <w:fldChar w:fldCharType="separate"/>
+            </w:r>
+            <w:r>
+              <w:rPr>
+                <w:noProof/>
+                <w:webHidden/>
+              </w:rPr>
+              <w:t>3</w:t>
+            </w:r>
+            <w:r>
+              <w:rPr>
+                <w:noProof/>
+                <w:webHidden/>
+              </w:rPr>
+              <w:fldChar w:fldCharType="end"/>
+            </w:r>
+          </w:hyperlink>
+        </w:p>
+        <w:p>
+          <w:pPr>
+            <w:pStyle w:val="21"/>
+            <w:tabs>
+              <w:tab w:val="right" w:leader="dot" w:pos="9345"/>
+            </w:tabs>
+            <w:rPr>
+              <w:rFonts w:eastAsiaTheme="minorEastAsia"/>
+              <w:noProof/>
+              <w:lang w:eastAsia="ru-RU"/>
+            </w:rPr>
+          </w:pPr>
+          <w:hyperlink w:anchor="_Toc241659074" w:history="1">
+            <w:r>
+              <w:rPr>
+                <w:rStyle w:val="a8"/>
+                <w:rFonts w:ascii="Times New Roman" w:hAnsi="Times New Roman" w:cs="Times New Roman"/>
+                <w:noProof/>
+              </w:rPr>
+              <w:t>Место отверстий в производственной цепочке</w:t>
+            </w:r>
+            <w:r>
+              <w:rPr>
+                <w:noProof/>
+                <w:webHidden/>
+              </w:rPr>
+              <w:tab/>
+            </w:r>
+            <w:r>
+              <w:rPr>
+                <w:noProof/>
+                <w:webHidden/>
+              </w:rPr>
+              <w:fldChar w:fldCharType="begin"/>
+            </w:r>
+            <w:r>
+              <w:rPr>
+                <w:noProof/>
+                <w:webHidden/>
+              </w:rPr>
+              <w:instrText xml:space="preserve"> PAGEREF _Toc241659074 \h </w:instrText>
+            </w:r>
+            <w:r>
+              <w:rPr>
+                <w:noProof/>
+                <w:webHidden/>
+              </w:rPr>
+            </w:r>
+            <w:r>
+              <w:rPr>
+                <w:noProof/>
+                <w:webHidden/>
+              </w:rPr>
+              <w:fldChar w:fldCharType="separate"/>
+            </w:r>
+            <w:r>
+              <w:rPr>
+                <w:noProof/>
+                <w:webHidden/>
+              </w:rPr>
+              <w:t>4</w:t>
+            </w:r>
+            <w:r>
+              <w:rPr>
+                <w:noProof/>
+                <w:webHidden/>
+              </w:rPr>
+              <w:fldChar w:fldCharType="end"/>
+            </w:r>
+          </w:hyperlink>
+        </w:p>
+        <w:p>
+          <w:pPr>
+            <w:pStyle w:val="11"/>
+            <w:tabs>
+              <w:tab w:val="right" w:leader="dot" w:pos="9345"/>
+            </w:tabs>
+            <w:rPr>
+              <w:rFonts w:eastAsiaTheme="minorEastAsia"/>
+              <w:noProof/>
+              <w:lang w:eastAsia="ru-RU"/>
+            </w:rPr>
+          </w:pPr>
+          <w:hyperlink w:anchor="_Toc241659075" w:history="1">
+            <w:r>
+              <w:rPr>
+                <w:rStyle w:val="a8"/>
+                <w:rFonts w:ascii="Times New Roman" w:hAnsi="Times New Roman" w:cs="Times New Roman"/>
+                <w:noProof/>
+              </w:rPr>
+              <w:t xml:space="preserve">1.2 Форматы </w:t>
+            </w:r>
+            <w:r>
+              <w:rPr>
+                <w:rStyle w:val="a8"/>
+                <w:rFonts w:ascii="Times New Roman" w:hAnsi="Times New Roman" w:cs="Times New Roman"/>
+                <w:noProof/>
+                <w:lang w:val="en-US"/>
+              </w:rPr>
+              <w:t>Gerber</w:t>
+            </w:r>
+            <w:r>
+              <w:rPr>
+                <w:rStyle w:val="a8"/>
+                <w:rFonts w:ascii="Times New Roman" w:hAnsi="Times New Roman" w:cs="Times New Roman"/>
+                <w:noProof/>
+              </w:rPr>
+              <w:t>/</w:t>
+            </w:r>
+            <w:r>
+              <w:rPr>
+                <w:rStyle w:val="a8"/>
+                <w:rFonts w:ascii="Times New Roman" w:hAnsi="Times New Roman" w:cs="Times New Roman"/>
+                <w:noProof/>
+                <w:lang w:val="en-US"/>
+              </w:rPr>
+              <w:t>Excellon</w:t>
+            </w:r>
+            <w:r>
+              <w:rPr>
+                <w:noProof/>
+                <w:webHidden/>
+              </w:rPr>
+              <w:tab/>
+            </w:r>
+            <w:r>
+              <w:rPr>
+                <w:noProof/>
+                <w:webHidden/>
+              </w:rPr>
+              <w:fldChar w:fldCharType="begin"/>
+            </w:r>
+            <w:r>
+              <w:rPr>
+                <w:noProof/>
+                <w:webHidden/>
+              </w:rPr>
+              <w:instrText xml:space="preserve"> PAGEREF _Toc241659075 \h </w:instrText>
+            </w:r>
+            <w:r>
+              <w:rPr>
+                <w:noProof/>
+                <w:webHidden/>
+              </w:rPr>
+            </w:r>
+            <w:r>
+              <w:rPr>
+                <w:noProof/>
+                <w:webHidden/>
+              </w:rPr>
+              <w:fldChar w:fldCharType="separate"/>
+            </w:r>
+            <w:r>
+              <w:rPr>
+                <w:noProof/>
+                <w:webHidden/>
+              </w:rPr>
+              <w:t>6</w:t>
+            </w:r>
+            <w:r>
+              <w:rPr>
+                <w:noProof/>
+                <w:webHidden/>
+              </w:rPr>
+              <w:fldChar w:fldCharType="end"/>
+            </w:r>
+          </w:hyperlink>
+        </w:p>
+        <w:p>
+          <w:pPr>
+            <w:pStyle w:val="21"/>
+            <w:tabs>
+              <w:tab w:val="right" w:leader="dot" w:pos="9345"/>
+            </w:tabs>
+            <w:rPr>
+              <w:rFonts w:eastAsiaTheme="minorEastAsia"/>
+              <w:noProof/>
+              <w:lang w:eastAsia="ru-RU"/>
+            </w:rPr>
+          </w:pPr>
+          <w:hyperlink w:anchor="_Toc241659076" w:history="1">
+            <w:r>
+              <w:rPr>
+                <w:rStyle w:val="a8"/>
+                <w:rFonts w:ascii="Times New Roman" w:hAnsi="Times New Roman" w:cs="Times New Roman"/>
+                <w:noProof/>
+              </w:rPr>
+              <w:t>1.3  Обзор существующих решений</w:t>
+            </w:r>
+            <w:r>
+              <w:rPr>
+                <w:noProof/>
+                <w:webHidden/>
+              </w:rPr>
+              <w:tab/>
+            </w:r>
+            <w:r>
+              <w:rPr>
+                <w:noProof/>
+                <w:webHidden/>
+              </w:rPr>
+              <w:fldChar w:fldCharType="begin"/>
+            </w:r>
+            <w:r>
+              <w:rPr>
+                <w:noProof/>
+                <w:webHidden/>
+              </w:rPr>
+              <w:instrText xml:space="preserve"> PAGEREF _Toc241659076 \h </w:instrText>
+            </w:r>
+            <w:r>
+              <w:rPr>
+                <w:noProof/>
+                <w:webHidden/>
+              </w:rPr>
+            </w:r>
+            <w:r>
+              <w:rPr>
+                <w:noProof/>
+                <w:webHidden/>
+              </w:rPr>
+              <w:fldChar w:fldCharType="separate"/>
+            </w:r>
+            <w:r>
+              <w:rPr>
+                <w:noProof/>
+                <w:webHidden/>
+              </w:rPr>
+              <w:t>9</w:t>
+            </w:r>
+            <w:r>
+              <w:rPr>
+                <w:noProof/>
+                <w:webHidden/>
+              </w:rPr>
+              <w:fldChar w:fldCharType="end"/>
+            </w:r>
+          </w:hyperlink>
+        </w:p>
+        <w:p>
+          <w:pPr>
+            <w:pStyle w:val="31"/>
+            <w:tabs>
+              <w:tab w:val="right" w:leader="dot" w:pos="9345"/>
+            </w:tabs>
+            <w:rPr>
+              <w:rFonts w:eastAsiaTheme="minorEastAsia"/>
+              <w:noProof/>
+              <w:lang w:eastAsia="ru-RU"/>
+            </w:rPr>
+          </w:pPr>
+          <w:hyperlink w:anchor="_Toc241659077" w:history="1">
+            <w:r>
+              <w:rPr>
+                <w:rStyle w:val="a8"/>
+                <w:rFonts w:ascii="Times New Roman" w:hAnsi="Times New Roman" w:cs="Times New Roman"/>
+                <w:b/>
+                <w:noProof/>
+              </w:rPr>
+              <w:t xml:space="preserve">1.3.1 </w:t>
+            </w:r>
+            <w:r>
+              <w:rPr>
+                <w:rStyle w:val="a8"/>
+                <w:rFonts w:ascii="Times New Roman" w:hAnsi="Times New Roman" w:cs="Times New Roman"/>
+                <w:b/>
+                <w:noProof/>
+                <w:lang w:val="en-US"/>
+              </w:rPr>
+              <w:t>Altium</w:t>
+            </w:r>
+            <w:r>
+              <w:rPr>
+                <w:rStyle w:val="a8"/>
+                <w:rFonts w:ascii="Times New Roman" w:hAnsi="Times New Roman" w:cs="Times New Roman"/>
+                <w:b/>
+                <w:noProof/>
+              </w:rPr>
+              <w:t xml:space="preserve"> </w:t>
+            </w:r>
+            <w:r>
+              <w:rPr>
+                <w:rStyle w:val="a8"/>
+                <w:rFonts w:ascii="Times New Roman" w:hAnsi="Times New Roman" w:cs="Times New Roman"/>
+                <w:b/>
+                <w:noProof/>
+                <w:lang w:val="en-US"/>
+              </w:rPr>
+              <w:t>Designer</w:t>
+            </w:r>
+            <w:r>
+              <w:rPr>
+                <w:noProof/>
+                <w:webHidden/>
+              </w:rPr>
+              <w:tab/>
+            </w:r>
+            <w:r>
+              <w:rPr>
+                <w:noProof/>
+                <w:webHidden/>
+              </w:rPr>
+              <w:fldChar w:fldCharType="begin"/>
+            </w:r>
+            <w:r>
+              <w:rPr>
+                <w:noProof/>
+                <w:webHidden/>
+              </w:rPr>
+              <w:instrText xml:space="preserve"> PAGEREF _Toc241659077 \h </w:instrText>
+            </w:r>
+            <w:r>
+              <w:rPr>
+                <w:noProof/>
+                <w:webHidden/>
+              </w:rPr>
+            </w:r>
+            <w:r>
+              <w:rPr>
+                <w:noProof/>
+                <w:webHidden/>
+              </w:rPr>
+              <w:fldChar w:fldCharType="separate"/>
+            </w:r>
+            <w:r>
+              <w:rPr>
+                <w:noProof/>
+                <w:webHidden/>
+              </w:rPr>
+              <w:t>9</w:t>
+            </w:r>
+            <w:r>
+              <w:rPr>
+                <w:noProof/>
+                <w:webHidden/>
+              </w:rPr>
+              <w:fldChar w:fldCharType="end"/>
+            </w:r>
+          </w:hyperlink>
+        </w:p>
+        <w:p>
+          <w:pPr>
+            <w:pStyle w:val="11"/>
+            <w:tabs>
+              <w:tab w:val="right" w:leader="dot" w:pos="9345"/>
+            </w:tabs>
+            <w:rPr>
+              <w:rFonts w:eastAsiaTheme="minorEastAsia"/>
+              <w:noProof/>
+              <w:lang w:eastAsia="ru-RU"/>
+            </w:rPr>
+          </w:pPr>
+          <w:hyperlink w:anchor="_Toc241659078" w:history="1">
+            <w:r>
+              <w:rPr>
+                <w:rStyle w:val="a8"/>
+                <w:rFonts w:ascii="Times New Roman" w:hAnsi="Times New Roman" w:cs="Times New Roman"/>
+                <w:noProof/>
+              </w:rPr>
+              <w:t>Список источников:</w:t>
+            </w:r>
+            <w:r>
+              <w:rPr>
+                <w:noProof/>
+                <w:webHidden/>
+              </w:rPr>
+              <w:tab/>
+            </w:r>
+            <w:r>
+              <w:rPr>
+                <w:noProof/>
+                <w:webHidden/>
+              </w:rPr>
+              <w:fldChar w:fldCharType="begin"/>
+            </w:r>
+            <w:r>
+              <w:rPr>
+                <w:noProof/>
+                <w:webHidden/>
+              </w:rPr>
+              <w:instrText xml:space="preserve"> PAGEREF _Toc241659078 \h </w:instrText>
+            </w:r>
+            <w:r>
+              <w:rPr>
+                <w:noProof/>
+                <w:webHidden/>
+              </w:rPr>
+            </w:r>
+            <w:r>
+              <w:rPr>
+                <w:noProof/>
+                <w:webHidden/>
+              </w:rPr>
+              <w:fldChar w:fldCharType="separate"/>
+            </w:r>
+            <w:r>
+              <w:rPr>
+                <w:noProof/>
+                <w:webHidden/>
+              </w:rPr>
+              <w:t>13</w:t>
+            </w:r>
+            <w:r>
+              <w:rPr>
+                <w:noProof/>
+                <w:webHidden/>
+              </w:rPr>
+              <w:fldChar w:fldCharType="end"/>
+            </w:r>
+          </w:hyperlink>
+        </w:p>
+        <w:p>
+          <w:r>
+            <w:rPr>
+              <w:b/>
+              <w:bCs/>
+            </w:rPr>
+            <w:fldChar w:fldCharType="end"/>
+          </w:r>
+        </w:p>
+      </w:sdtContent>
+    </w:sdt>
+    <w:p>
+      <w:pPr>
+        <w:rPr>
+          <w:rFonts w:ascii="Times New Roman" w:hAnsi="Times New Roman" w:cs="Times New Roman"/>
+          <w:sz w:val="44"/>
+          <w:szCs w:val="44"/>
+        </w:rPr>
+      </w:pPr>
+      <w:r>
+        <w:rPr>
+          <w:rFonts w:ascii="Times New Roman" w:hAnsi="Times New Roman" w:cs="Times New Roman"/>
+          <w:sz w:val="44"/>
+          <w:szCs w:val="44"/>
+        </w:rPr>
+        <w:br w:type="page"/>
+      </w:r>
+    </w:p>
     <w:p>
       <w:pPr>
         <w:pStyle w:val="1"/>
@@ -13,10 +781,12 @@
           <w:rFonts w:ascii="Times New Roman" w:hAnsi="Times New Roman" w:cs="Times New Roman"/>
         </w:rPr>
       </w:pPr>
-      <w:r>
-        <w:rPr>
-          <w:rFonts w:ascii="Times New Roman" w:hAnsi="Times New Roman" w:cs="Times New Roman"/>
-        </w:rPr>
+      <w:bookmarkStart w:id="0" w:name="_Toc241659071"/>
+      <w:r>
+        <w:rPr>
+          <w:rFonts w:ascii="Times New Roman" w:hAnsi="Times New Roman" w:cs="Times New Roman"/>
+        </w:rPr>
+        <w:lastRenderedPageBreak/>
         <w:t>Монтажные отверсти</w:t>
       </w:r>
       <w:r>
@@ -31,6 +801,7 @@
         </w:rPr>
         <w:t>ечатных плат</w:t>
       </w:r>
+      <w:bookmarkEnd w:id="0"/>
     </w:p>
     <w:p>
       <w:pPr>
@@ -42,6 +813,7 @@
           <w:szCs w:val="28"/>
         </w:rPr>
       </w:pPr>
+      <w:bookmarkStart w:id="1" w:name="_Toc241659072"/>
       <w:r>
         <w:rPr>
           <w:rFonts w:ascii="Times New Roman" w:hAnsi="Times New Roman" w:cs="Times New Roman"/>
@@ -89,6 +861,7 @@
         </w:rPr>
         <w:t>.</w:t>
       </w:r>
+      <w:bookmarkEnd w:id="1"/>
     </w:p>
     <w:p>
       <w:pPr>
@@ -381,6 +1154,7 @@
           <w:szCs w:val="28"/>
         </w:rPr>
       </w:pPr>
+      <w:bookmarkStart w:id="2" w:name="_Toc241659073"/>
       <w:r>
         <w:rPr>
           <w:rFonts w:ascii="Times New Roman" w:hAnsi="Times New Roman" w:cs="Times New Roman"/>
@@ -390,6 +1164,7 @@
         </w:rPr>
         <w:t>Стандартизация</w:t>
       </w:r>
+      <w:bookmarkEnd w:id="2"/>
     </w:p>
     <w:p>
       <w:pPr>
@@ -957,7 +1732,7 @@
           <w:lang w:eastAsia="ru-RU"/>
         </w:rPr>
         <w:drawing>
-          <wp:inline distT="0" distB="0" distL="0" distR="0" wp14:anchorId="6FDC5B4B" wp14:editId="73A738D1">
+          <wp:inline distT="0" distB="0" distL="0" distR="0" wp14:anchorId="421B6A7A" wp14:editId="30D0AD87">
             <wp:extent cx="1799111" cy="1327499"/>
             <wp:effectExtent l="0" t="0" r="0" b="6350"/>
             <wp:docPr id="1" name="Рисунок 1"/>
@@ -972,7 +1747,7 @@
                     <pic:cNvPicPr/>
                   </pic:nvPicPr>
                   <pic:blipFill>
-                    <a:blip r:embed="rId6"/>
+                    <a:blip r:embed="rId7"/>
                     <a:stretch>
                       <a:fillRect/>
                     </a:stretch>
@@ -1097,7 +1872,7 @@
         </w:rPr>
         <w:lastRenderedPageBreak/>
         <w:drawing>
-          <wp:inline distT="0" distB="0" distL="0" distR="0" wp14:anchorId="713B99CB" wp14:editId="1687E1EE">
+          <wp:inline distT="0" distB="0" distL="0" distR="0" wp14:anchorId="509DDA66" wp14:editId="52D06A66">
             <wp:extent cx="5940425" cy="2095611"/>
             <wp:effectExtent l="0" t="0" r="3175" b="0"/>
             <wp:docPr id="2" name="Рисунок 2"/>
@@ -1112,7 +1887,7 @@
                     <pic:cNvPicPr/>
                   </pic:nvPicPr>
                   <pic:blipFill>
-                    <a:blip r:embed="rId7"/>
+                    <a:blip r:embed="rId8"/>
                     <a:stretch>
                       <a:fillRect/>
                     </a:stretch>
@@ -1340,6 +2115,7 @@
           <w:szCs w:val="28"/>
         </w:rPr>
       </w:pPr>
+      <w:bookmarkStart w:id="3" w:name="_Toc241659074"/>
       <w:r>
         <w:rPr>
           <w:rFonts w:ascii="Times New Roman" w:hAnsi="Times New Roman" w:cs="Times New Roman"/>
@@ -1349,6 +2125,7 @@
         </w:rPr>
         <w:t>Место отверстий в производственной цепочке</w:t>
       </w:r>
+      <w:bookmarkEnd w:id="3"/>
     </w:p>
     <w:p>
       <w:pPr>
@@ -1669,7 +2446,7 @@
         </w:rPr>
         <w:lastRenderedPageBreak/>
         <w:drawing>
-          <wp:inline distT="0" distB="0" distL="0" distR="0" wp14:anchorId="75F33190" wp14:editId="0DC153CE">
+          <wp:inline distT="0" distB="0" distL="0" distR="0" wp14:anchorId="208EA1C0" wp14:editId="1ADFFC4C">
             <wp:extent cx="1303765" cy="4699221"/>
             <wp:effectExtent l="0" t="0" r="0" b="6350"/>
             <wp:docPr id="5" name="Рисунок 5"/>
@@ -1684,7 +2461,7 @@
                     <pic:cNvPicPr/>
                   </pic:nvPicPr>
                   <pic:blipFill>
-                    <a:blip r:embed="rId8">
+                    <a:blip r:embed="rId9">
                       <a:extLst>
                         <a:ext uri="{28A0092B-C50C-407E-A947-70E740481C1C}">
                           <a14:useLocalDpi xmlns:a14="http://schemas.microsoft.com/office/drawing/2010/main" val="0"/>
@@ -1945,13 +2722,23 @@
         </w:rPr>
         <w:t xml:space="preserve"> </w:t>
       </w:r>
-      <w:r>
-        <w:rPr>
-          <w:rFonts w:ascii="Times New Roman" w:hAnsi="Times New Roman" w:cs="Times New Roman"/>
-          <w:sz w:val="28"/>
-          <w:szCs w:val="28"/>
-        </w:rPr>
-        <w:t>разрабатываемый модуль встаёт между «экспорт из САПР</w:t>
+      <w:proofErr w:type="gramStart"/>
+      <w:r>
+        <w:rPr>
+          <w:rFonts w:ascii="Times New Roman" w:hAnsi="Times New Roman" w:cs="Times New Roman"/>
+          <w:sz w:val="28"/>
+          <w:szCs w:val="28"/>
+        </w:rPr>
+        <w:t>р</w:t>
+      </w:r>
+      <w:proofErr w:type="gramEnd"/>
+      <w:r>
+        <w:rPr>
+          <w:rFonts w:ascii="Times New Roman" w:hAnsi="Times New Roman" w:cs="Times New Roman"/>
+          <w:sz w:val="28"/>
+          <w:szCs w:val="28"/>
+        </w:rPr>
+        <w:t>азрабатываемый модуль встаёт между «экспорт из САПР</w:t>
       </w:r>
       <w:r>
         <w:rPr>
@@ -2012,7 +2799,7 @@
         </w:rPr>
         <w:lastRenderedPageBreak/>
         <w:drawing>
-          <wp:inline distT="0" distB="0" distL="0" distR="0" wp14:anchorId="4CB8CE4B" wp14:editId="68CEDF85">
+          <wp:inline distT="0" distB="0" distL="0" distR="0" wp14:anchorId="1DDEB645" wp14:editId="04033390">
             <wp:extent cx="3365500" cy="3365500"/>
             <wp:effectExtent l="0" t="0" r="6350" b="6350"/>
             <wp:docPr id="3" name="Рисунок 3"/>
@@ -2027,7 +2814,7 @@
                     <pic:cNvPicPr/>
                   </pic:nvPicPr>
                   <pic:blipFill rotWithShape="1">
-                    <a:blip r:embed="rId9"/>
+                    <a:blip r:embed="rId10"/>
                     <a:srcRect r="34477" b="35437"/>
                     <a:stretch/>
                   </pic:blipFill>
@@ -2155,6 +2942,7 @@
           <w:color w:val="000000" w:themeColor="text1"/>
         </w:rPr>
       </w:pPr>
+      <w:bookmarkStart w:id="4" w:name="_Toc241659075"/>
       <w:r>
         <w:rPr>
           <w:rFonts w:ascii="Times New Roman" w:hAnsi="Times New Roman" w:cs="Times New Roman"/>
@@ -2185,6 +2973,7 @@
         </w:rPr>
         <w:t>Excellon</w:t>
       </w:r>
+      <w:bookmarkEnd w:id="4"/>
     </w:p>
     <w:p>
       <w:pPr>
@@ -2351,7 +3140,6 @@
           <w:rFonts w:ascii="Times New Roman" w:hAnsi="Times New Roman" w:cs="Times New Roman"/>
           <w:sz w:val="28"/>
           <w:szCs w:val="28"/>
-          <w:lang w:val="en-US"/>
         </w:rPr>
       </w:pPr>
       <w:r>
@@ -2367,7 +3155,6 @@
           <w:rFonts w:ascii="Times New Roman" w:hAnsi="Times New Roman" w:cs="Times New Roman"/>
           <w:sz w:val="28"/>
           <w:szCs w:val="28"/>
-          <w:lang w:val="en-US"/>
         </w:rPr>
         <w:t xml:space="preserve"> [3]</w:t>
       </w:r>
@@ -2453,8 +3240,18 @@
           <w:sz w:val="28"/>
           <w:szCs w:val="28"/>
         </w:rPr>
-        <w:t>используются для управления фотоплотэром</w:t>
-      </w:r>
+        <w:t xml:space="preserve">используются для управления </w:t>
+      </w:r>
+      <w:proofErr w:type="spellStart"/>
+      <w:r>
+        <w:rPr>
+          <w:rFonts w:ascii="Times New Roman" w:hAnsi="Times New Roman" w:cs="Times New Roman"/>
+          <w:sz w:val="28"/>
+          <w:szCs w:val="28"/>
+        </w:rPr>
+        <w:t>фотоплотэром</w:t>
+      </w:r>
+      <w:proofErr w:type="spellEnd"/>
     </w:p>
     <w:p>
       <w:pPr>
@@ -3662,6 +4459,7 @@
           <w:rFonts w:ascii="Times New Roman" w:hAnsi="Times New Roman" w:cs="Times New Roman"/>
           <w:b w:val="0"/>
           <w:i/>
+          <w:noProof/>
           <w:color w:val="000000" w:themeColor="text1"/>
           <w:sz w:val="24"/>
           <w:szCs w:val="24"/>
@@ -4057,7 +4855,7 @@
         </w:rPr>
         <w:lastRenderedPageBreak/>
         <w:drawing>
-          <wp:inline distT="0" distB="0" distL="0" distR="0" wp14:anchorId="7BAB72B4" wp14:editId="7B5C5222">
+          <wp:inline distT="0" distB="0" distL="0" distR="0" wp14:anchorId="09DDBB29" wp14:editId="1A61CEF1">
             <wp:extent cx="5940425" cy="2655570"/>
             <wp:effectExtent l="0" t="0" r="3175" b="0"/>
             <wp:docPr id="4" name="Рисунок 4"/>
@@ -4072,7 +4870,7 @@
                     <pic:cNvPicPr/>
                   </pic:nvPicPr>
                   <pic:blipFill>
-                    <a:blip r:embed="rId10"/>
+                    <a:blip r:embed="rId11"/>
                     <a:stretch>
                       <a:fillRect/>
                     </a:stretch>
@@ -4409,33 +5207,41 @@
           <w:szCs w:val="28"/>
         </w:rPr>
       </w:pPr>
+      <w:r>
+        <w:rPr>
+          <w:rFonts w:ascii="Times New Roman" w:hAnsi="Times New Roman" w:cs="Times New Roman"/>
+          <w:sz w:val="28"/>
+          <w:szCs w:val="28"/>
+          <w:lang w:val="en-US"/>
+        </w:rPr>
+        <w:t>METRIC</w:t>
+      </w:r>
       <w:proofErr w:type="gramStart"/>
       <w:r>
         <w:rPr>
           <w:rFonts w:ascii="Times New Roman" w:hAnsi="Times New Roman" w:cs="Times New Roman"/>
           <w:sz w:val="28"/>
           <w:szCs w:val="28"/>
+        </w:rPr>
+        <w:t>,</w:t>
+      </w:r>
+      <w:r>
+        <w:rPr>
+          <w:rFonts w:ascii="Times New Roman" w:hAnsi="Times New Roman" w:cs="Times New Roman"/>
+          <w:sz w:val="28"/>
+          <w:szCs w:val="28"/>
           <w:lang w:val="en-US"/>
         </w:rPr>
-        <w:t>METRIC</w:t>
-      </w:r>
-      <w:r>
-        <w:rPr>
-          <w:rFonts w:ascii="Times New Roman" w:hAnsi="Times New Roman" w:cs="Times New Roman"/>
-          <w:sz w:val="28"/>
-          <w:szCs w:val="28"/>
-        </w:rPr>
-        <w:t>,</w:t>
-      </w:r>
-      <w:r>
-        <w:rPr>
-          <w:rFonts w:ascii="Times New Roman" w:hAnsi="Times New Roman" w:cs="Times New Roman"/>
-          <w:sz w:val="28"/>
-          <w:szCs w:val="28"/>
-          <w:lang w:val="en-US"/>
-        </w:rPr>
         <w:t>LZ</w:t>
       </w:r>
+      <w:r>
+        <w:rPr>
+          <w:rFonts w:ascii="Times New Roman" w:hAnsi="Times New Roman" w:cs="Times New Roman"/>
+          <w:sz w:val="28"/>
+          <w:szCs w:val="28"/>
+        </w:rPr>
+        <w:t>,0000.00000</w:t>
+      </w:r>
       <w:proofErr w:type="gramEnd"/>
       <w:r>
         <w:rPr>
@@ -4443,7 +5249,7 @@
           <w:sz w:val="28"/>
           <w:szCs w:val="28"/>
         </w:rPr>
-        <w:t xml:space="preserve">,0000.00000 </w:t>
+        <w:t xml:space="preserve"> </w:t>
       </w:r>
       <w:r>
         <w:rPr>
@@ -4462,23 +5268,13 @@
           <w:szCs w:val="28"/>
         </w:rPr>
       </w:pPr>
-      <w:proofErr w:type="gramStart"/>
-      <w:r>
-        <w:rPr>
-          <w:rFonts w:ascii="Times New Roman" w:hAnsi="Times New Roman" w:cs="Times New Roman"/>
-          <w:sz w:val="28"/>
-          <w:szCs w:val="28"/>
-        </w:rPr>
-        <w:t>;Hole</w:t>
-      </w:r>
-      <w:proofErr w:type="gramEnd"/>
-      <w:r>
-        <w:rPr>
-          <w:rFonts w:ascii="Times New Roman" w:hAnsi="Times New Roman" w:cs="Times New Roman"/>
-          <w:sz w:val="28"/>
-          <w:szCs w:val="28"/>
-        </w:rPr>
-        <w:t xml:space="preserve"> size 1 = 3.50000 METRIC</w:t>
+      <w:r>
+        <w:rPr>
+          <w:rFonts w:ascii="Times New Roman" w:hAnsi="Times New Roman" w:cs="Times New Roman"/>
+          <w:sz w:val="28"/>
+          <w:szCs w:val="28"/>
+        </w:rPr>
+        <w:t>;Hole size 1 = 3.50000 METRIC</w:t>
       </w:r>
       <w:r>
         <w:rPr>
@@ -4750,484 +5546,10 @@
         </w:rPr>
         <w:lastRenderedPageBreak/>
         <w:drawing>
-          <wp:inline distT="0" distB="0" distL="0" distR="0" wp14:anchorId="43590B24" wp14:editId="4A0D4C4E">
+          <wp:inline distT="0" distB="0" distL="0" distR="0" wp14:anchorId="354CAC1F" wp14:editId="5974006B">
             <wp:extent cx="2675096" cy="2987675"/>
             <wp:effectExtent l="0" t="0" r="0" b="3175"/>
             <wp:docPr id="6" name="Рисунок 6"/>
-            <wp:cNvGraphicFramePr>
-              <a:graphicFrameLocks xmlns:a="http://schemas.openxmlformats.org/drawingml/2006/main" noChangeAspect="1"/>
-            </wp:cNvGraphicFramePr>
-            <a:graphic xmlns:a="http://schemas.openxmlformats.org/drawingml/2006/main">
-              <a:graphicData uri="http://schemas.openxmlformats.org/drawingml/2006/picture">
-                <pic:pic xmlns:pic="http://schemas.openxmlformats.org/drawingml/2006/picture">
-                  <pic:nvPicPr>
-                    <pic:cNvPr id="1" name=""/>
-                    <pic:cNvPicPr/>
-                  </pic:nvPicPr>
-                  <pic:blipFill>
-                    <a:blip r:embed="rId11"/>
-                    <a:stretch>
-                      <a:fillRect/>
-                    </a:stretch>
-                  </pic:blipFill>
-                  <pic:spPr>
-                    <a:xfrm>
-                      <a:off x="0" y="0"/>
-                      <a:ext cx="2691880" cy="3006420"/>
-                    </a:xfrm>
-                    <a:prstGeom prst="rect">
-                      <a:avLst/>
-                    </a:prstGeom>
-                  </pic:spPr>
-                </pic:pic>
-              </a:graphicData>
-            </a:graphic>
-          </wp:inline>
-        </w:drawing>
-      </w:r>
-    </w:p>
-    <w:p>
-      <w:pPr>
-        <w:pStyle w:val="a7"/>
-        <w:jc w:val="center"/>
-        <w:rPr>
-          <w:rFonts w:ascii="Times New Roman" w:hAnsi="Times New Roman" w:cs="Times New Roman"/>
-          <w:b w:val="0"/>
-          <w:i/>
-          <w:color w:val="000000" w:themeColor="text1"/>
-          <w:sz w:val="24"/>
-          <w:szCs w:val="24"/>
-          <w:lang w:val="en-US"/>
-        </w:rPr>
-      </w:pPr>
-      <w:r>
-        <w:rPr>
-          <w:rFonts w:ascii="Times New Roman" w:hAnsi="Times New Roman" w:cs="Times New Roman"/>
-          <w:b w:val="0"/>
-          <w:i/>
-          <w:color w:val="000000" w:themeColor="text1"/>
-          <w:sz w:val="24"/>
-          <w:szCs w:val="24"/>
-        </w:rPr>
-        <w:t>Рисунок</w:t>
-      </w:r>
-      <w:r>
-        <w:rPr>
-          <w:rFonts w:ascii="Times New Roman" w:hAnsi="Times New Roman" w:cs="Times New Roman"/>
-          <w:b w:val="0"/>
-          <w:i/>
-          <w:color w:val="000000" w:themeColor="text1"/>
-          <w:sz w:val="24"/>
-          <w:szCs w:val="24"/>
-          <w:lang w:val="en-US"/>
-        </w:rPr>
-        <w:t xml:space="preserve"> </w:t>
-      </w:r>
-      <w:r>
-        <w:rPr>
-          <w:rFonts w:ascii="Times New Roman" w:hAnsi="Times New Roman" w:cs="Times New Roman"/>
-          <w:b w:val="0"/>
-          <w:i/>
-          <w:color w:val="000000" w:themeColor="text1"/>
-          <w:sz w:val="24"/>
-          <w:szCs w:val="24"/>
-        </w:rPr>
-        <w:fldChar w:fldCharType="begin"/>
-      </w:r>
-      <w:r>
-        <w:rPr>
-          <w:rFonts w:ascii="Times New Roman" w:hAnsi="Times New Roman" w:cs="Times New Roman"/>
-          <w:b w:val="0"/>
-          <w:i/>
-          <w:color w:val="000000" w:themeColor="text1"/>
-          <w:sz w:val="24"/>
-          <w:szCs w:val="24"/>
-          <w:lang w:val="en-US"/>
-        </w:rPr>
-        <w:instrText xml:space="preserve"> </w:instrText>
-      </w:r>
-      <w:r>
-        <w:rPr>
-          <w:rFonts w:ascii="Times New Roman" w:hAnsi="Times New Roman" w:cs="Times New Roman"/>
-          <w:b w:val="0"/>
-          <w:i/>
-          <w:color w:val="000000" w:themeColor="text1"/>
-          <w:sz w:val="24"/>
-          <w:szCs w:val="24"/>
-          <w:lang w:val="en-US"/>
-        </w:rPr>
-        <w:instrText>SEQ</w:instrText>
-      </w:r>
-      <w:r>
-        <w:rPr>
-          <w:rFonts w:ascii="Times New Roman" w:hAnsi="Times New Roman" w:cs="Times New Roman"/>
-          <w:b w:val="0"/>
-          <w:i/>
-          <w:color w:val="000000" w:themeColor="text1"/>
-          <w:sz w:val="24"/>
-          <w:szCs w:val="24"/>
-          <w:lang w:val="en-US"/>
-        </w:rPr>
-        <w:instrText xml:space="preserve"> </w:instrText>
-      </w:r>
-      <w:r>
-        <w:rPr>
-          <w:rFonts w:ascii="Times New Roman" w:hAnsi="Times New Roman" w:cs="Times New Roman"/>
-          <w:b w:val="0"/>
-          <w:i/>
-          <w:color w:val="000000" w:themeColor="text1"/>
-          <w:sz w:val="24"/>
-          <w:szCs w:val="24"/>
-        </w:rPr>
-        <w:instrText>Рисунок</w:instrText>
-      </w:r>
-      <w:r>
-        <w:rPr>
-          <w:rFonts w:ascii="Times New Roman" w:hAnsi="Times New Roman" w:cs="Times New Roman"/>
-          <w:b w:val="0"/>
-          <w:i/>
-          <w:color w:val="000000" w:themeColor="text1"/>
-          <w:sz w:val="24"/>
-          <w:szCs w:val="24"/>
-          <w:lang w:val="en-US"/>
-        </w:rPr>
-        <w:instrText xml:space="preserve"> \* </w:instrText>
-      </w:r>
-      <w:r>
-        <w:rPr>
-          <w:rFonts w:ascii="Times New Roman" w:hAnsi="Times New Roman" w:cs="Times New Roman"/>
-          <w:b w:val="0"/>
-          <w:i/>
-          <w:color w:val="000000" w:themeColor="text1"/>
-          <w:sz w:val="24"/>
-          <w:szCs w:val="24"/>
-          <w:lang w:val="en-US"/>
-        </w:rPr>
-        <w:instrText>ARABIC</w:instrText>
-      </w:r>
-      <w:r>
-        <w:rPr>
-          <w:rFonts w:ascii="Times New Roman" w:hAnsi="Times New Roman" w:cs="Times New Roman"/>
-          <w:b w:val="0"/>
-          <w:i/>
-          <w:color w:val="000000" w:themeColor="text1"/>
-          <w:sz w:val="24"/>
-          <w:szCs w:val="24"/>
-          <w:lang w:val="en-US"/>
-        </w:rPr>
-        <w:instrText xml:space="preserve"> </w:instrText>
-      </w:r>
-      <w:r>
-        <w:rPr>
-          <w:rFonts w:ascii="Times New Roman" w:hAnsi="Times New Roman" w:cs="Times New Roman"/>
-          <w:b w:val="0"/>
-          <w:i/>
-          <w:color w:val="000000" w:themeColor="text1"/>
-          <w:sz w:val="24"/>
-          <w:szCs w:val="24"/>
-        </w:rPr>
-        <w:fldChar w:fldCharType="separate"/>
-      </w:r>
-      <w:r>
-        <w:rPr>
-          <w:rFonts w:ascii="Times New Roman" w:hAnsi="Times New Roman" w:cs="Times New Roman"/>
-          <w:b w:val="0"/>
-          <w:i/>
-          <w:noProof/>
-          <w:color w:val="000000" w:themeColor="text1"/>
-          <w:sz w:val="24"/>
-          <w:szCs w:val="24"/>
-          <w:lang w:val="en-US"/>
-        </w:rPr>
-        <w:t>6</w:t>
-      </w:r>
-      <w:r>
-        <w:rPr>
-          <w:rFonts w:ascii="Times New Roman" w:hAnsi="Times New Roman" w:cs="Times New Roman"/>
-          <w:b w:val="0"/>
-          <w:i/>
-          <w:color w:val="000000" w:themeColor="text1"/>
-          <w:sz w:val="24"/>
-          <w:szCs w:val="24"/>
-        </w:rPr>
-        <w:fldChar w:fldCharType="end"/>
-      </w:r>
-      <w:r>
-        <w:rPr>
-          <w:rFonts w:ascii="Times New Roman" w:hAnsi="Times New Roman" w:cs="Times New Roman"/>
-          <w:b w:val="0"/>
-          <w:i/>
-          <w:color w:val="000000" w:themeColor="text1"/>
-          <w:sz w:val="24"/>
-          <w:szCs w:val="24"/>
-          <w:lang w:val="en-US"/>
-        </w:rPr>
-        <w:t xml:space="preserve"> </w:t>
-      </w:r>
-      <w:proofErr w:type="spellStart"/>
-      <w:r>
-        <w:rPr>
-          <w:rFonts w:ascii="Times New Roman" w:hAnsi="Times New Roman" w:cs="Times New Roman"/>
-          <w:b w:val="0"/>
-          <w:i/>
-          <w:color w:val="000000" w:themeColor="text1"/>
-          <w:sz w:val="24"/>
-          <w:szCs w:val="24"/>
-        </w:rPr>
-        <w:t>Файлл</w:t>
-      </w:r>
-      <w:proofErr w:type="spellEnd"/>
-      <w:r>
-        <w:rPr>
-          <w:rFonts w:ascii="Times New Roman" w:hAnsi="Times New Roman" w:cs="Times New Roman"/>
-          <w:b w:val="0"/>
-          <w:i/>
-          <w:color w:val="000000" w:themeColor="text1"/>
-          <w:sz w:val="24"/>
-          <w:szCs w:val="24"/>
-          <w:lang w:val="en-US"/>
-        </w:rPr>
-        <w:t xml:space="preserve"> </w:t>
-      </w:r>
-      <w:proofErr w:type="spellStart"/>
-      <w:r>
-        <w:rPr>
-          <w:rFonts w:ascii="Times New Roman" w:hAnsi="Times New Roman" w:cs="Times New Roman"/>
-          <w:b w:val="0"/>
-          <w:i/>
-          <w:color w:val="000000" w:themeColor="text1"/>
-          <w:sz w:val="24"/>
-          <w:szCs w:val="24"/>
-          <w:lang w:val="en-US"/>
-        </w:rPr>
-        <w:t>Drill</w:t>
-      </w:r>
-      <w:r>
-        <w:rPr>
-          <w:rFonts w:ascii="Times New Roman" w:hAnsi="Times New Roman" w:cs="Times New Roman"/>
-          <w:b w:val="0"/>
-          <w:i/>
-          <w:color w:val="000000" w:themeColor="text1"/>
-          <w:sz w:val="24"/>
-          <w:szCs w:val="24"/>
-          <w:lang w:val="en-US"/>
-        </w:rPr>
-        <w:t>_</w:t>
-      </w:r>
-      <w:r>
-        <w:rPr>
-          <w:rFonts w:ascii="Times New Roman" w:hAnsi="Times New Roman" w:cs="Times New Roman"/>
-          <w:b w:val="0"/>
-          <w:i/>
-          <w:color w:val="000000" w:themeColor="text1"/>
-          <w:sz w:val="24"/>
-          <w:szCs w:val="24"/>
-          <w:lang w:val="en-US"/>
-        </w:rPr>
-        <w:t>PTH</w:t>
-      </w:r>
-      <w:r>
-        <w:rPr>
-          <w:rFonts w:ascii="Times New Roman" w:hAnsi="Times New Roman" w:cs="Times New Roman"/>
-          <w:b w:val="0"/>
-          <w:i/>
-          <w:color w:val="000000" w:themeColor="text1"/>
-          <w:sz w:val="24"/>
-          <w:szCs w:val="24"/>
-          <w:lang w:val="en-US"/>
-        </w:rPr>
-        <w:t>_</w:t>
-      </w:r>
-      <w:r>
-        <w:rPr>
-          <w:rFonts w:ascii="Times New Roman" w:hAnsi="Times New Roman" w:cs="Times New Roman"/>
-          <w:b w:val="0"/>
-          <w:i/>
-          <w:color w:val="000000" w:themeColor="text1"/>
-          <w:sz w:val="24"/>
-          <w:szCs w:val="24"/>
-          <w:lang w:val="en-US"/>
-        </w:rPr>
-        <w:t>Throught</w:t>
-      </w:r>
-      <w:r>
-        <w:rPr>
-          <w:rFonts w:ascii="Times New Roman" w:hAnsi="Times New Roman" w:cs="Times New Roman"/>
-          <w:b w:val="0"/>
-          <w:i/>
-          <w:color w:val="000000" w:themeColor="text1"/>
-          <w:sz w:val="24"/>
-          <w:szCs w:val="24"/>
-          <w:lang w:val="en-US"/>
-        </w:rPr>
-        <w:t>.</w:t>
-      </w:r>
-      <w:r>
-        <w:rPr>
-          <w:rFonts w:ascii="Times New Roman" w:hAnsi="Times New Roman" w:cs="Times New Roman"/>
-          <w:b w:val="0"/>
-          <w:i/>
-          <w:color w:val="000000" w:themeColor="text1"/>
-          <w:sz w:val="24"/>
-          <w:szCs w:val="24"/>
-          <w:lang w:val="en-US"/>
-        </w:rPr>
-        <w:t>DRL</w:t>
-      </w:r>
-      <w:proofErr w:type="spellEnd"/>
-    </w:p>
-    <w:p>
-      <w:pPr>
-        <w:rPr>
-          <w:lang w:val="en-US"/>
-        </w:rPr>
-      </w:pPr>
-    </w:p>
-    <w:p>
-      <w:pPr>
-        <w:rPr>
-          <w:rFonts w:ascii="Times New Roman" w:hAnsi="Times New Roman" w:cs="Times New Roman"/>
-          <w:sz w:val="28"/>
-          <w:szCs w:val="28"/>
-        </w:rPr>
-      </w:pPr>
-      <w:r>
-        <w:rPr>
-          <w:rFonts w:ascii="Times New Roman" w:hAnsi="Times New Roman" w:cs="Times New Roman"/>
-          <w:sz w:val="28"/>
-          <w:szCs w:val="28"/>
-          <w:lang w:val="en-US"/>
-        </w:rPr>
-        <w:t>Gerber</w:t>
-      </w:r>
-      <w:r>
-        <w:rPr>
-          <w:rFonts w:ascii="Times New Roman" w:hAnsi="Times New Roman" w:cs="Times New Roman"/>
-          <w:sz w:val="28"/>
-          <w:szCs w:val="28"/>
-        </w:rPr>
-        <w:t xml:space="preserve"> </w:t>
-      </w:r>
-      <w:proofErr w:type="gramStart"/>
-      <w:r>
-        <w:rPr>
-          <w:rFonts w:ascii="Times New Roman" w:hAnsi="Times New Roman" w:cs="Times New Roman"/>
-          <w:sz w:val="28"/>
-          <w:szCs w:val="28"/>
-        </w:rPr>
-        <w:t>описывает  геометрию</w:t>
-      </w:r>
-      <w:proofErr w:type="gramEnd"/>
-      <w:r>
-        <w:rPr>
-          <w:rFonts w:ascii="Times New Roman" w:hAnsi="Times New Roman" w:cs="Times New Roman"/>
-          <w:sz w:val="28"/>
-          <w:szCs w:val="28"/>
-        </w:rPr>
-        <w:t xml:space="preserve"> слоев печатной платы, </w:t>
-      </w:r>
-      <w:r>
-        <w:rPr>
-          <w:rFonts w:ascii="Times New Roman" w:hAnsi="Times New Roman" w:cs="Times New Roman"/>
-          <w:sz w:val="28"/>
-          <w:szCs w:val="28"/>
-          <w:lang w:val="en-US"/>
-        </w:rPr>
-        <w:t>Excellon</w:t>
-      </w:r>
-      <w:r>
-        <w:rPr>
-          <w:rFonts w:ascii="Times New Roman" w:hAnsi="Times New Roman" w:cs="Times New Roman"/>
-          <w:sz w:val="28"/>
-          <w:szCs w:val="28"/>
-        </w:rPr>
-        <w:t>-  программу для сверления отверстий</w:t>
-      </w:r>
-    </w:p>
-    <w:p>
-      <w:pPr>
-        <w:rPr>
-          <w:rFonts w:ascii="Times New Roman" w:hAnsi="Times New Roman" w:cs="Times New Roman"/>
-          <w:sz w:val="28"/>
-          <w:szCs w:val="28"/>
-        </w:rPr>
-      </w:pPr>
-    </w:p>
-    <w:p>
-      <w:pPr>
-        <w:pStyle w:val="2"/>
-        <w:rPr>
-          <w:rFonts w:ascii="Times New Roman" w:hAnsi="Times New Roman" w:cs="Times New Roman"/>
-          <w:sz w:val="28"/>
-          <w:szCs w:val="28"/>
-        </w:rPr>
-      </w:pPr>
-      <w:proofErr w:type="gramStart"/>
-      <w:r>
-        <w:rPr>
-          <w:rFonts w:ascii="Times New Roman" w:hAnsi="Times New Roman" w:cs="Times New Roman"/>
-          <w:sz w:val="28"/>
-          <w:szCs w:val="28"/>
-        </w:rPr>
-        <w:t xml:space="preserve">1.3  </w:t>
-      </w:r>
-      <w:r>
-        <w:rPr>
-          <w:rFonts w:ascii="Times New Roman" w:hAnsi="Times New Roman" w:cs="Times New Roman"/>
-          <w:sz w:val="28"/>
-          <w:szCs w:val="28"/>
-        </w:rPr>
-        <w:t>Обзор</w:t>
-      </w:r>
-      <w:proofErr w:type="gramEnd"/>
-      <w:r>
-        <w:rPr>
-          <w:rFonts w:ascii="Times New Roman" w:hAnsi="Times New Roman" w:cs="Times New Roman"/>
-          <w:sz w:val="28"/>
-          <w:szCs w:val="28"/>
-        </w:rPr>
-        <w:t xml:space="preserve"> существующих решений</w:t>
-      </w:r>
-    </w:p>
-    <w:p/>
-    <w:p>
-      <w:pPr>
-        <w:pStyle w:val="3"/>
-        <w:rPr>
-          <w:lang w:val="en-US"/>
-        </w:rPr>
-      </w:pPr>
-      <w:r>
-        <w:t xml:space="preserve">1.3.1 </w:t>
-      </w:r>
-      <w:proofErr w:type="spellStart"/>
-      <w:r>
-        <w:rPr>
-          <w:lang w:val="en-US"/>
-        </w:rPr>
-        <w:t>Altium</w:t>
-      </w:r>
-      <w:proofErr w:type="spellEnd"/>
-      <w:r>
-        <w:rPr>
-          <w:lang w:val="en-US"/>
-        </w:rPr>
-        <w:t xml:space="preserve"> Designer</w:t>
-      </w:r>
-    </w:p>
-    <w:p>
-      <w:pPr>
-        <w:keepNext/>
-      </w:pPr>
-      <w:r>
-        <w:rPr>
-          <w:lang w:val="en-US"/>
-        </w:rPr>
-        <w:drawing>
-          <wp:inline distT="0" distB="0" distL="0" distR="0" wp14:anchorId="120EEC65" wp14:editId="618FA965">
-            <wp:extent cx="5940425" cy="3341370"/>
-            <wp:effectExtent l="0" t="0" r="3175" b="0"/>
-            <wp:docPr id="10" name="Рисунок 10"/>
             <wp:cNvGraphicFramePr>
               <a:graphicFrameLocks xmlns:a="http://schemas.openxmlformats.org/drawingml/2006/main" noChangeAspect="1"/>
             </wp:cNvGraphicFramePr>
@@ -5247,7 +5569,7 @@
                   <pic:spPr>
                     <a:xfrm>
                       <a:off x="0" y="0"/>
-                      <a:ext cx="5940425" cy="3341370"/>
+                      <a:ext cx="2691880" cy="3006420"/>
                     </a:xfrm>
                     <a:prstGeom prst="rect">
                       <a:avLst/>
@@ -5263,49 +5585,826 @@
     <w:p>
       <w:pPr>
         <w:pStyle w:val="a7"/>
-        <w:rPr>
+        <w:jc w:val="center"/>
+        <w:rPr>
+          <w:rFonts w:ascii="Times New Roman" w:hAnsi="Times New Roman" w:cs="Times New Roman"/>
+          <w:b w:val="0"/>
+          <w:i/>
+          <w:color w:val="000000" w:themeColor="text1"/>
+          <w:sz w:val="24"/>
+          <w:szCs w:val="24"/>
           <w:lang w:val="en-US"/>
         </w:rPr>
       </w:pPr>
       <w:r>
-        <w:t xml:space="preserve">Рисунок </w:t>
-      </w:r>
-      <w:fldSimple w:instr=" SEQ Рисунок \* ARABIC ">
-        <w:r>
-          <w:rPr>
-            <w:noProof/>
-          </w:rPr>
-          <w:t>7</w:t>
-        </w:r>
-      </w:fldSimple>
-      <w:r>
-        <w:t xml:space="preserve"> Создание своей </w:t>
+        <w:rPr>
+          <w:rFonts w:ascii="Times New Roman" w:hAnsi="Times New Roman" w:cs="Times New Roman"/>
+          <w:b w:val="0"/>
+          <w:i/>
+          <w:color w:val="000000" w:themeColor="text1"/>
+          <w:sz w:val="24"/>
+          <w:szCs w:val="24"/>
+        </w:rPr>
+        <w:t>Рисунок</w:t>
+      </w:r>
+      <w:r>
+        <w:rPr>
+          <w:rFonts w:ascii="Times New Roman" w:hAnsi="Times New Roman" w:cs="Times New Roman"/>
+          <w:b w:val="0"/>
+          <w:i/>
+          <w:color w:val="000000" w:themeColor="text1"/>
+          <w:sz w:val="24"/>
+          <w:szCs w:val="24"/>
+          <w:lang w:val="en-US"/>
+        </w:rPr>
+        <w:t xml:space="preserve"> </w:t>
+      </w:r>
+      <w:r>
+        <w:rPr>
+          <w:rFonts w:ascii="Times New Roman" w:hAnsi="Times New Roman" w:cs="Times New Roman"/>
+          <w:b w:val="0"/>
+          <w:i/>
+          <w:color w:val="000000" w:themeColor="text1"/>
+          <w:sz w:val="24"/>
+          <w:szCs w:val="24"/>
+        </w:rPr>
+        <w:fldChar w:fldCharType="begin"/>
+      </w:r>
+      <w:r>
+        <w:rPr>
+          <w:rFonts w:ascii="Times New Roman" w:hAnsi="Times New Roman" w:cs="Times New Roman"/>
+          <w:b w:val="0"/>
+          <w:i/>
+          <w:color w:val="000000" w:themeColor="text1"/>
+          <w:sz w:val="24"/>
+          <w:szCs w:val="24"/>
+          <w:lang w:val="en-US"/>
+        </w:rPr>
+        <w:instrText xml:space="preserve"> </w:instrText>
+      </w:r>
+      <w:r>
+        <w:rPr>
+          <w:rFonts w:ascii="Times New Roman" w:hAnsi="Times New Roman" w:cs="Times New Roman"/>
+          <w:b w:val="0"/>
+          <w:i/>
+          <w:color w:val="000000" w:themeColor="text1"/>
+          <w:sz w:val="24"/>
+          <w:szCs w:val="24"/>
+          <w:lang w:val="en-US"/>
+        </w:rPr>
+        <w:instrText>SEQ</w:instrText>
+      </w:r>
+      <w:r>
+        <w:rPr>
+          <w:rFonts w:ascii="Times New Roman" w:hAnsi="Times New Roman" w:cs="Times New Roman"/>
+          <w:b w:val="0"/>
+          <w:i/>
+          <w:color w:val="000000" w:themeColor="text1"/>
+          <w:sz w:val="24"/>
+          <w:szCs w:val="24"/>
+          <w:lang w:val="en-US"/>
+        </w:rPr>
+        <w:instrText xml:space="preserve"> </w:instrText>
+      </w:r>
+      <w:r>
+        <w:rPr>
+          <w:rFonts w:ascii="Times New Roman" w:hAnsi="Times New Roman" w:cs="Times New Roman"/>
+          <w:b w:val="0"/>
+          <w:i/>
+          <w:color w:val="000000" w:themeColor="text1"/>
+          <w:sz w:val="24"/>
+          <w:szCs w:val="24"/>
+        </w:rPr>
+        <w:instrText>Рисунок</w:instrText>
+      </w:r>
+      <w:r>
+        <w:rPr>
+          <w:rFonts w:ascii="Times New Roman" w:hAnsi="Times New Roman" w:cs="Times New Roman"/>
+          <w:b w:val="0"/>
+          <w:i/>
+          <w:color w:val="000000" w:themeColor="text1"/>
+          <w:sz w:val="24"/>
+          <w:szCs w:val="24"/>
+          <w:lang w:val="en-US"/>
+        </w:rPr>
+        <w:instrText xml:space="preserve"> \* </w:instrText>
+      </w:r>
+      <w:r>
+        <w:rPr>
+          <w:rFonts w:ascii="Times New Roman" w:hAnsi="Times New Roman" w:cs="Times New Roman"/>
+          <w:b w:val="0"/>
+          <w:i/>
+          <w:color w:val="000000" w:themeColor="text1"/>
+          <w:sz w:val="24"/>
+          <w:szCs w:val="24"/>
+          <w:lang w:val="en-US"/>
+        </w:rPr>
+        <w:instrText>ARABIC</w:instrText>
+      </w:r>
+      <w:r>
+        <w:rPr>
+          <w:rFonts w:ascii="Times New Roman" w:hAnsi="Times New Roman" w:cs="Times New Roman"/>
+          <w:b w:val="0"/>
+          <w:i/>
+          <w:color w:val="000000" w:themeColor="text1"/>
+          <w:sz w:val="24"/>
+          <w:szCs w:val="24"/>
+          <w:lang w:val="en-US"/>
+        </w:rPr>
+        <w:instrText xml:space="preserve"> </w:instrText>
+      </w:r>
+      <w:r>
+        <w:rPr>
+          <w:rFonts w:ascii="Times New Roman" w:hAnsi="Times New Roman" w:cs="Times New Roman"/>
+          <w:b w:val="0"/>
+          <w:i/>
+          <w:color w:val="000000" w:themeColor="text1"/>
+          <w:sz w:val="24"/>
+          <w:szCs w:val="24"/>
+        </w:rPr>
+        <w:fldChar w:fldCharType="separate"/>
+      </w:r>
+      <w:r>
+        <w:rPr>
+          <w:rFonts w:ascii="Times New Roman" w:hAnsi="Times New Roman" w:cs="Times New Roman"/>
+          <w:b w:val="0"/>
+          <w:i/>
+          <w:noProof/>
+          <w:color w:val="000000" w:themeColor="text1"/>
+          <w:sz w:val="24"/>
+          <w:szCs w:val="24"/>
+          <w:lang w:val="en-US"/>
+        </w:rPr>
+        <w:t>6</w:t>
+      </w:r>
+      <w:r>
+        <w:rPr>
+          <w:rFonts w:ascii="Times New Roman" w:hAnsi="Times New Roman" w:cs="Times New Roman"/>
+          <w:b w:val="0"/>
+          <w:i/>
+          <w:color w:val="000000" w:themeColor="text1"/>
+          <w:sz w:val="24"/>
+          <w:szCs w:val="24"/>
+        </w:rPr>
+        <w:fldChar w:fldCharType="end"/>
+      </w:r>
+      <w:r>
+        <w:rPr>
+          <w:rFonts w:ascii="Times New Roman" w:hAnsi="Times New Roman" w:cs="Times New Roman"/>
+          <w:b w:val="0"/>
+          <w:i/>
+          <w:color w:val="000000" w:themeColor="text1"/>
+          <w:sz w:val="24"/>
+          <w:szCs w:val="24"/>
+          <w:lang w:val="en-US"/>
+        </w:rPr>
+        <w:t xml:space="preserve"> </w:t>
       </w:r>
       <w:proofErr w:type="spellStart"/>
       <w:r>
-        <w:t>библеотеки</w:t>
+        <w:rPr>
+          <w:rFonts w:ascii="Times New Roman" w:hAnsi="Times New Roman" w:cs="Times New Roman"/>
+          <w:b w:val="0"/>
+          <w:i/>
+          <w:color w:val="000000" w:themeColor="text1"/>
+          <w:sz w:val="24"/>
+          <w:szCs w:val="24"/>
+        </w:rPr>
+        <w:t>Файлл</w:t>
       </w:r>
       <w:proofErr w:type="spellEnd"/>
       <w:r>
-        <w:t xml:space="preserve"> отверстий</w:t>
-      </w:r>
-      <w:bookmarkStart w:id="0" w:name="_GoBack"/>
-      <w:bookmarkEnd w:id="0"/>
+        <w:rPr>
+          <w:rFonts w:ascii="Times New Roman" w:hAnsi="Times New Roman" w:cs="Times New Roman"/>
+          <w:b w:val="0"/>
+          <w:i/>
+          <w:color w:val="000000" w:themeColor="text1"/>
+          <w:sz w:val="24"/>
+          <w:szCs w:val="24"/>
+          <w:lang w:val="en-US"/>
+        </w:rPr>
+        <w:t xml:space="preserve"> </w:t>
+      </w:r>
+      <w:proofErr w:type="spellStart"/>
+      <w:r>
+        <w:rPr>
+          <w:rFonts w:ascii="Times New Roman" w:hAnsi="Times New Roman" w:cs="Times New Roman"/>
+          <w:b w:val="0"/>
+          <w:i/>
+          <w:color w:val="000000" w:themeColor="text1"/>
+          <w:sz w:val="24"/>
+          <w:szCs w:val="24"/>
+          <w:lang w:val="en-US"/>
+        </w:rPr>
+        <w:t>Drill</w:t>
+      </w:r>
+      <w:r>
+        <w:rPr>
+          <w:rFonts w:ascii="Times New Roman" w:hAnsi="Times New Roman" w:cs="Times New Roman"/>
+          <w:b w:val="0"/>
+          <w:i/>
+          <w:color w:val="000000" w:themeColor="text1"/>
+          <w:sz w:val="24"/>
+          <w:szCs w:val="24"/>
+          <w:lang w:val="en-US"/>
+        </w:rPr>
+        <w:t>_</w:t>
+      </w:r>
+      <w:r>
+        <w:rPr>
+          <w:rFonts w:ascii="Times New Roman" w:hAnsi="Times New Roman" w:cs="Times New Roman"/>
+          <w:b w:val="0"/>
+          <w:i/>
+          <w:color w:val="000000" w:themeColor="text1"/>
+          <w:sz w:val="24"/>
+          <w:szCs w:val="24"/>
+          <w:lang w:val="en-US"/>
+        </w:rPr>
+        <w:t>PTH</w:t>
+      </w:r>
+      <w:r>
+        <w:rPr>
+          <w:rFonts w:ascii="Times New Roman" w:hAnsi="Times New Roman" w:cs="Times New Roman"/>
+          <w:b w:val="0"/>
+          <w:i/>
+          <w:color w:val="000000" w:themeColor="text1"/>
+          <w:sz w:val="24"/>
+          <w:szCs w:val="24"/>
+          <w:lang w:val="en-US"/>
+        </w:rPr>
+        <w:t>_</w:t>
+      </w:r>
+      <w:r>
+        <w:rPr>
+          <w:rFonts w:ascii="Times New Roman" w:hAnsi="Times New Roman" w:cs="Times New Roman"/>
+          <w:b w:val="0"/>
+          <w:i/>
+          <w:color w:val="000000" w:themeColor="text1"/>
+          <w:sz w:val="24"/>
+          <w:szCs w:val="24"/>
+          <w:lang w:val="en-US"/>
+        </w:rPr>
+        <w:t>Throught</w:t>
+      </w:r>
+      <w:r>
+        <w:rPr>
+          <w:rFonts w:ascii="Times New Roman" w:hAnsi="Times New Roman" w:cs="Times New Roman"/>
+          <w:b w:val="0"/>
+          <w:i/>
+          <w:color w:val="000000" w:themeColor="text1"/>
+          <w:sz w:val="24"/>
+          <w:szCs w:val="24"/>
+          <w:lang w:val="en-US"/>
+        </w:rPr>
+        <w:t>.</w:t>
+      </w:r>
+      <w:r>
+        <w:rPr>
+          <w:rFonts w:ascii="Times New Roman" w:hAnsi="Times New Roman" w:cs="Times New Roman"/>
+          <w:b w:val="0"/>
+          <w:i/>
+          <w:color w:val="000000" w:themeColor="text1"/>
+          <w:sz w:val="24"/>
+          <w:szCs w:val="24"/>
+          <w:lang w:val="en-US"/>
+        </w:rPr>
+        <w:t>DRL</w:t>
+      </w:r>
+      <w:proofErr w:type="spellEnd"/>
     </w:p>
     <w:p>
       <w:pPr>
+        <w:rPr>
+          <w:lang w:val="en-US"/>
+        </w:rPr>
+      </w:pPr>
+    </w:p>
+    <w:p>
+      <w:pPr>
+        <w:rPr>
+          <w:rFonts w:ascii="Times New Roman" w:hAnsi="Times New Roman" w:cs="Times New Roman"/>
+          <w:sz w:val="28"/>
+          <w:szCs w:val="28"/>
+        </w:rPr>
+      </w:pPr>
+      <w:r>
+        <w:rPr>
+          <w:rFonts w:ascii="Times New Roman" w:hAnsi="Times New Roman" w:cs="Times New Roman"/>
+          <w:sz w:val="28"/>
+          <w:szCs w:val="28"/>
+          <w:lang w:val="en-US"/>
+        </w:rPr>
+        <w:t>Gerber</w:t>
+      </w:r>
+      <w:r>
+        <w:rPr>
+          <w:rFonts w:ascii="Times New Roman" w:hAnsi="Times New Roman" w:cs="Times New Roman"/>
+          <w:sz w:val="28"/>
+          <w:szCs w:val="28"/>
+        </w:rPr>
+        <w:t xml:space="preserve"> </w:t>
+      </w:r>
+      <w:proofErr w:type="gramStart"/>
+      <w:r>
+        <w:rPr>
+          <w:rFonts w:ascii="Times New Roman" w:hAnsi="Times New Roman" w:cs="Times New Roman"/>
+          <w:sz w:val="28"/>
+          <w:szCs w:val="28"/>
+        </w:rPr>
+        <w:t>описывает  геометрию</w:t>
+      </w:r>
+      <w:proofErr w:type="gramEnd"/>
+      <w:r>
+        <w:rPr>
+          <w:rFonts w:ascii="Times New Roman" w:hAnsi="Times New Roman" w:cs="Times New Roman"/>
+          <w:sz w:val="28"/>
+          <w:szCs w:val="28"/>
+        </w:rPr>
+        <w:t xml:space="preserve"> слоев печатной платы, </w:t>
+      </w:r>
+      <w:r>
+        <w:rPr>
+          <w:rFonts w:ascii="Times New Roman" w:hAnsi="Times New Roman" w:cs="Times New Roman"/>
+          <w:sz w:val="28"/>
+          <w:szCs w:val="28"/>
+          <w:lang w:val="en-US"/>
+        </w:rPr>
+        <w:t>Excellon</w:t>
+      </w:r>
+      <w:r>
+        <w:rPr>
+          <w:rFonts w:ascii="Times New Roman" w:hAnsi="Times New Roman" w:cs="Times New Roman"/>
+          <w:sz w:val="28"/>
+          <w:szCs w:val="28"/>
+        </w:rPr>
+        <w:t>-  программу для сверления отверстий</w:t>
+      </w:r>
+    </w:p>
+    <w:p>
+      <w:pPr>
+        <w:rPr>
+          <w:rFonts w:ascii="Times New Roman" w:hAnsi="Times New Roman" w:cs="Times New Roman"/>
+          <w:sz w:val="28"/>
+          <w:szCs w:val="28"/>
+        </w:rPr>
+      </w:pPr>
+    </w:p>
+    <w:p>
+      <w:pPr>
+        <w:pStyle w:val="2"/>
+        <w:rPr>
+          <w:rFonts w:ascii="Times New Roman" w:hAnsi="Times New Roman" w:cs="Times New Roman"/>
+          <w:color w:val="0D0D0D" w:themeColor="text1" w:themeTint="F2"/>
+          <w:sz w:val="28"/>
+          <w:szCs w:val="28"/>
+        </w:rPr>
+      </w:pPr>
+      <w:bookmarkStart w:id="5" w:name="_Toc241659076"/>
+      <w:r>
+        <w:rPr>
+          <w:rFonts w:ascii="Times New Roman" w:hAnsi="Times New Roman" w:cs="Times New Roman"/>
+          <w:color w:val="0D0D0D" w:themeColor="text1" w:themeTint="F2"/>
+          <w:sz w:val="28"/>
+          <w:szCs w:val="28"/>
+        </w:rPr>
+        <w:t>1.3  Обзор существующих решений</w:t>
+      </w:r>
+      <w:bookmarkEnd w:id="5"/>
+    </w:p>
+    <w:p/>
+    <w:p>
+      <w:pPr>
+        <w:pStyle w:val="3"/>
+        <w:rPr>
+          <w:rFonts w:ascii="Times New Roman" w:hAnsi="Times New Roman" w:cs="Times New Roman"/>
+          <w:b/>
+          <w:color w:val="0D0D0D" w:themeColor="text1" w:themeTint="F2"/>
+          <w:sz w:val="28"/>
+          <w:szCs w:val="28"/>
+        </w:rPr>
+      </w:pPr>
+      <w:bookmarkStart w:id="6" w:name="_Toc241659077"/>
+      <w:r>
+        <w:rPr>
+          <w:rFonts w:ascii="Times New Roman" w:hAnsi="Times New Roman" w:cs="Times New Roman"/>
+          <w:b/>
+          <w:color w:val="0D0D0D" w:themeColor="text1" w:themeTint="F2"/>
+          <w:sz w:val="28"/>
+          <w:szCs w:val="28"/>
+        </w:rPr>
+        <w:t xml:space="preserve">1.3.1 </w:t>
+      </w:r>
+      <w:r>
+        <w:rPr>
+          <w:rFonts w:ascii="Times New Roman" w:hAnsi="Times New Roman" w:cs="Times New Roman"/>
+          <w:b/>
+          <w:color w:val="0D0D0D" w:themeColor="text1" w:themeTint="F2"/>
+          <w:sz w:val="28"/>
+          <w:szCs w:val="28"/>
+          <w:lang w:val="en-US"/>
+        </w:rPr>
+        <w:t>Altium</w:t>
+      </w:r>
+      <w:r>
+        <w:rPr>
+          <w:rFonts w:ascii="Times New Roman" w:hAnsi="Times New Roman" w:cs="Times New Roman"/>
+          <w:b/>
+          <w:color w:val="0D0D0D" w:themeColor="text1" w:themeTint="F2"/>
+          <w:sz w:val="28"/>
+          <w:szCs w:val="28"/>
+        </w:rPr>
+        <w:t xml:space="preserve"> </w:t>
+      </w:r>
+      <w:r>
+        <w:rPr>
+          <w:rFonts w:ascii="Times New Roman" w:hAnsi="Times New Roman" w:cs="Times New Roman"/>
+          <w:b/>
+          <w:color w:val="0D0D0D" w:themeColor="text1" w:themeTint="F2"/>
+          <w:sz w:val="28"/>
+          <w:szCs w:val="28"/>
+          <w:lang w:val="en-US"/>
+        </w:rPr>
+        <w:t>Designer</w:t>
+      </w:r>
+      <w:bookmarkEnd w:id="6"/>
+    </w:p>
+    <w:p>
+      <w:pPr>
+        <w:rPr>
+          <w:rFonts w:ascii="Times New Roman" w:hAnsi="Times New Roman" w:cs="Times New Roman"/>
+          <w:sz w:val="28"/>
+          <w:szCs w:val="28"/>
+        </w:rPr>
+      </w:pPr>
+      <w:r>
+        <w:rPr>
+          <w:rFonts w:ascii="Times New Roman" w:hAnsi="Times New Roman" w:cs="Times New Roman"/>
+          <w:sz w:val="28"/>
+          <w:szCs w:val="28"/>
+        </w:rPr>
+        <w:t xml:space="preserve">Коммерческая САПР общего назначения. Приложение </w:t>
+      </w:r>
+      <w:r>
+        <w:rPr>
+          <w:rFonts w:ascii="Times New Roman" w:hAnsi="Times New Roman" w:cs="Times New Roman"/>
+          <w:sz w:val="28"/>
+          <w:szCs w:val="28"/>
+        </w:rPr>
+        <w:t xml:space="preserve">поставляется как бессрочная коммерческая лицензия со встроенной годовой подпиской на обновление и поддержку. Стоимость на российском рынке составляет </w:t>
+      </w:r>
+      <m:oMath>
+        <m:r>
+          <w:rPr>
+            <w:rFonts w:ascii="Cambria Math" w:hAnsi="Cambria Math" w:cs="Times New Roman"/>
+            <w:sz w:val="28"/>
+            <w:szCs w:val="28"/>
+          </w:rPr>
+          <m:t>≈668</m:t>
+        </m:r>
+        <m:r>
+          <w:rPr>
+            <w:rFonts w:ascii="Cambria Math" w:hAnsi="Cambria Math" w:cs="Times New Roman"/>
+            <w:sz w:val="28"/>
+            <w:szCs w:val="28"/>
+          </w:rPr>
+          <m:t xml:space="preserve">  </m:t>
+        </m:r>
+        <m:r>
+          <w:rPr>
+            <w:rFonts w:ascii="Cambria Math" w:hAnsi="Cambria Math" w:cs="Times New Roman"/>
+            <w:sz w:val="28"/>
+            <w:szCs w:val="28"/>
+          </w:rPr>
+          <m:t>-</m:t>
+        </m:r>
+        <m:r>
+          <w:rPr>
+            <w:rFonts w:ascii="Cambria Math" w:hAnsi="Cambria Math" w:cs="Times New Roman"/>
+            <w:sz w:val="28"/>
+            <w:szCs w:val="28"/>
+          </w:rPr>
+          <m:t>75</m:t>
+        </m:r>
+        <m:r>
+          <w:rPr>
+            <w:rFonts w:ascii="Cambria Math" w:hAnsi="Cambria Math" w:cs="Times New Roman"/>
+            <w:sz w:val="28"/>
+            <w:szCs w:val="28"/>
+          </w:rPr>
+          <m:t>5</m:t>
+        </m:r>
+      </m:oMath>
+      <w:r>
+        <w:rPr>
+          <w:rFonts w:ascii="Times New Roman" w:hAnsi="Times New Roman" w:cs="Times New Roman"/>
+          <w:sz w:val="28"/>
+          <w:szCs w:val="28"/>
+        </w:rPr>
+        <w:t xml:space="preserve"> </w:t>
+      </w:r>
+      <w:r>
+        <w:rPr>
+          <w:rFonts w:ascii="Times New Roman" w:hAnsi="Times New Roman" w:cs="Times New Roman"/>
+          <w:sz w:val="28"/>
+          <w:szCs w:val="28"/>
+        </w:rPr>
+        <w:t xml:space="preserve"> тыс. </w:t>
+      </w:r>
+      <w:r>
+        <w:rPr>
+          <w:rFonts w:ascii="Times New Roman" w:hAnsi="Times New Roman" w:cs="Times New Roman"/>
+          <w:sz w:val="28"/>
+          <w:szCs w:val="28"/>
+        </w:rPr>
+        <w:t>рублей</w:t>
+      </w:r>
+      <w:r>
+        <w:rPr>
+          <w:rFonts w:ascii="Times New Roman" w:hAnsi="Times New Roman" w:cs="Times New Roman"/>
+          <w:sz w:val="28"/>
+          <w:szCs w:val="28"/>
+        </w:rPr>
+        <w:t xml:space="preserve">. </w:t>
+      </w:r>
+      <w:r>
+        <w:rPr>
+          <w:rFonts w:ascii="Times New Roman" w:hAnsi="Times New Roman" w:cs="Times New Roman"/>
+          <w:sz w:val="28"/>
+          <w:szCs w:val="28"/>
+        </w:rPr>
+        <w:t>[5]</w:t>
+      </w:r>
+    </w:p>
+    <w:p>
+      <w:pPr>
+        <w:rPr>
+          <w:rFonts w:ascii="Times New Roman" w:hAnsi="Times New Roman" w:cs="Times New Roman"/>
+          <w:sz w:val="28"/>
+          <w:szCs w:val="28"/>
+          <w:lang w:val="en-US"/>
+        </w:rPr>
+      </w:pPr>
+      <w:r>
+        <w:rPr>
+          <w:rFonts w:ascii="Times New Roman" w:hAnsi="Times New Roman" w:cs="Times New Roman"/>
+          <w:sz w:val="28"/>
+          <w:szCs w:val="28"/>
+        </w:rPr>
+        <w:t xml:space="preserve">Приложение позволяет создавать свой отдельный список отверстий пред размещением на плату, для этого создается отдельный файл </w:t>
+      </w:r>
+      <w:r>
+        <w:rPr>
+          <w:rFonts w:ascii="Times New Roman" w:hAnsi="Times New Roman" w:cs="Times New Roman"/>
+          <w:sz w:val="28"/>
+          <w:szCs w:val="28"/>
+        </w:rPr>
+        <w:t xml:space="preserve">библиотеки </w:t>
+      </w:r>
+      <w:proofErr w:type="spellStart"/>
+      <w:r>
+        <w:rPr>
+          <w:rFonts w:ascii="Times New Roman" w:hAnsi="Times New Roman" w:cs="Times New Roman"/>
+          <w:sz w:val="28"/>
+          <w:szCs w:val="28"/>
+        </w:rPr>
+        <w:t>падов</w:t>
+      </w:r>
+      <w:proofErr w:type="spellEnd"/>
+      <w:r>
+        <w:rPr>
+          <w:rFonts w:ascii="Times New Roman" w:hAnsi="Times New Roman" w:cs="Times New Roman"/>
+          <w:sz w:val="28"/>
+          <w:szCs w:val="28"/>
+        </w:rPr>
+        <w:t xml:space="preserve"> (.</w:t>
+      </w:r>
+      <w:proofErr w:type="spellStart"/>
+      <w:r>
+        <w:rPr>
+          <w:rFonts w:ascii="Times New Roman" w:hAnsi="Times New Roman" w:cs="Times New Roman"/>
+          <w:sz w:val="28"/>
+          <w:szCs w:val="28"/>
+        </w:rPr>
+        <w:t>PcbLib</w:t>
+      </w:r>
+      <w:proofErr w:type="spellEnd"/>
+      <w:r>
+        <w:rPr>
+          <w:rFonts w:ascii="Times New Roman" w:hAnsi="Times New Roman" w:cs="Times New Roman"/>
+          <w:sz w:val="28"/>
+          <w:szCs w:val="28"/>
+        </w:rPr>
+        <w:t xml:space="preserve"> </w:t>
+      </w:r>
+      <w:r>
+        <w:rPr>
+          <w:rFonts w:ascii="Times New Roman" w:hAnsi="Times New Roman" w:cs="Times New Roman"/>
+          <w:sz w:val="28"/>
+          <w:szCs w:val="28"/>
+        </w:rPr>
+        <w:t>/ .</w:t>
+      </w:r>
+      <w:proofErr w:type="spellStart"/>
+      <w:r>
+        <w:rPr>
+          <w:rFonts w:ascii="Times New Roman" w:hAnsi="Times New Roman" w:cs="Times New Roman"/>
+          <w:sz w:val="28"/>
+          <w:szCs w:val="28"/>
+        </w:rPr>
+        <w:t>PvbLib</w:t>
+      </w:r>
+      <w:proofErr w:type="spellEnd"/>
+      <w:r>
+        <w:rPr>
+          <w:rFonts w:ascii="Times New Roman" w:hAnsi="Times New Roman" w:cs="Times New Roman"/>
+          <w:sz w:val="28"/>
+          <w:szCs w:val="28"/>
+        </w:rPr>
+        <w:t>)</w:t>
+      </w:r>
+      <w:r>
+        <w:rPr>
+          <w:rFonts w:ascii="Times New Roman" w:hAnsi="Times New Roman" w:cs="Times New Roman"/>
+          <w:sz w:val="28"/>
+          <w:szCs w:val="28"/>
+        </w:rPr>
+        <w:t>.</w:t>
+      </w:r>
+      <w:r>
+        <w:rPr>
+          <w:rFonts w:ascii="Times New Roman" w:hAnsi="Times New Roman" w:cs="Times New Roman"/>
+          <w:sz w:val="28"/>
+          <w:szCs w:val="28"/>
+        </w:rPr>
+        <w:t xml:space="preserve"> </w:t>
+      </w:r>
+      <w:r>
+        <w:rPr>
+          <w:rFonts w:ascii="Times New Roman" w:hAnsi="Times New Roman" w:cs="Times New Roman"/>
+          <w:sz w:val="28"/>
+          <w:szCs w:val="28"/>
+        </w:rPr>
+        <w:t xml:space="preserve">В поле </w:t>
+      </w:r>
+      <w:r>
+        <w:rPr>
+          <w:rFonts w:ascii="Times New Roman" w:hAnsi="Times New Roman" w:cs="Times New Roman"/>
+          <w:sz w:val="28"/>
+          <w:szCs w:val="28"/>
+          <w:lang w:val="en-US"/>
+        </w:rPr>
+        <w:t>Name</w:t>
+      </w:r>
+      <w:r>
+        <w:rPr>
+          <w:rFonts w:ascii="Times New Roman" w:hAnsi="Times New Roman" w:cs="Times New Roman"/>
+          <w:sz w:val="28"/>
+          <w:szCs w:val="28"/>
+        </w:rPr>
+        <w:t xml:space="preserve"> е</w:t>
+      </w:r>
+      <w:r>
+        <w:rPr>
+          <w:rFonts w:ascii="Times New Roman" w:hAnsi="Times New Roman" w:cs="Times New Roman"/>
+          <w:sz w:val="28"/>
+          <w:szCs w:val="28"/>
+        </w:rPr>
+        <w:t>сть возможность задание каждому отверстию имени,</w:t>
+      </w:r>
+      <w:r>
+        <w:rPr>
+          <w:rFonts w:ascii="Times New Roman" w:hAnsi="Times New Roman" w:cs="Times New Roman"/>
+          <w:sz w:val="28"/>
+          <w:szCs w:val="28"/>
+        </w:rPr>
+        <w:t xml:space="preserve"> если имя не задавать </w:t>
+      </w:r>
+      <w:r>
+        <w:rPr>
+          <w:rFonts w:ascii="Times New Roman" w:hAnsi="Times New Roman" w:cs="Times New Roman"/>
+          <w:sz w:val="28"/>
+          <w:szCs w:val="28"/>
+          <w:lang w:val="en-US"/>
+        </w:rPr>
+        <w:t>Altium</w:t>
+      </w:r>
+      <w:r>
+        <w:rPr>
+          <w:rFonts w:ascii="Times New Roman" w:hAnsi="Times New Roman" w:cs="Times New Roman"/>
+          <w:sz w:val="28"/>
+          <w:szCs w:val="28"/>
+        </w:rPr>
+        <w:t xml:space="preserve"> </w:t>
+      </w:r>
+      <w:r>
+        <w:rPr>
+          <w:rFonts w:ascii="Times New Roman" w:hAnsi="Times New Roman" w:cs="Times New Roman"/>
+          <w:sz w:val="28"/>
+          <w:szCs w:val="28"/>
+          <w:lang w:val="en-US"/>
+        </w:rPr>
+        <w:t>Designer</w:t>
+      </w:r>
+      <w:r>
+        <w:rPr>
+          <w:rFonts w:ascii="Times New Roman" w:hAnsi="Times New Roman" w:cs="Times New Roman"/>
+          <w:sz w:val="28"/>
+          <w:szCs w:val="28"/>
+        </w:rPr>
+        <w:t xml:space="preserve"> </w:t>
+      </w:r>
+      <w:r>
+        <w:rPr>
+          <w:rFonts w:ascii="Times New Roman" w:hAnsi="Times New Roman" w:cs="Times New Roman"/>
+          <w:sz w:val="28"/>
+          <w:szCs w:val="28"/>
+        </w:rPr>
+        <w:t>создает</w:t>
+      </w:r>
+      <w:r>
+        <w:rPr>
+          <w:rFonts w:ascii="Times New Roman" w:hAnsi="Times New Roman" w:cs="Times New Roman"/>
+          <w:sz w:val="28"/>
+          <w:szCs w:val="28"/>
+        </w:rPr>
+        <w:t xml:space="preserve"> </w:t>
+      </w:r>
+      <w:r>
+        <w:rPr>
+          <w:rFonts w:ascii="Times New Roman" w:hAnsi="Times New Roman" w:cs="Times New Roman"/>
+          <w:sz w:val="28"/>
+          <w:szCs w:val="28"/>
+        </w:rPr>
+        <w:t xml:space="preserve">стандартное имя  из параметров отверстия </w:t>
+      </w:r>
+      <w:r>
+        <w:rPr>
+          <w:rFonts w:ascii="Times New Roman" w:hAnsi="Times New Roman" w:cs="Times New Roman"/>
+          <w:sz w:val="28"/>
+          <w:szCs w:val="28"/>
+        </w:rPr>
+        <w:t>(буквы цифры = форма/размеры/отверстие).</w:t>
+      </w:r>
+      <w:r>
+        <w:rPr>
+          <w:rFonts w:ascii="Times New Roman" w:hAnsi="Times New Roman" w:cs="Times New Roman"/>
+          <w:sz w:val="28"/>
+          <w:szCs w:val="28"/>
+        </w:rPr>
+        <w:t xml:space="preserve"> </w:t>
+      </w:r>
+      <w:r>
+        <w:rPr>
+          <w:rFonts w:ascii="Times New Roman" w:hAnsi="Times New Roman" w:cs="Times New Roman"/>
+          <w:sz w:val="28"/>
+          <w:szCs w:val="28"/>
+        </w:rPr>
+        <w:t xml:space="preserve">Существует описание, выбор единиц измерения </w:t>
+      </w:r>
+      <w:proofErr w:type="gramStart"/>
+      <w:r>
+        <w:rPr>
+          <w:rFonts w:ascii="Times New Roman" w:hAnsi="Times New Roman" w:cs="Times New Roman"/>
+          <w:sz w:val="28"/>
+          <w:szCs w:val="28"/>
+        </w:rPr>
+        <w:t>мм</w:t>
+      </w:r>
+      <w:proofErr w:type="gramEnd"/>
+      <w:r>
+        <w:rPr>
+          <w:rFonts w:ascii="Times New Roman" w:hAnsi="Times New Roman" w:cs="Times New Roman"/>
+          <w:sz w:val="28"/>
+          <w:szCs w:val="28"/>
+        </w:rPr>
+        <w:t>, дюйм. После создания списка его нужно обязательно сохранить, перед тем как размещать их на плате. (Рис. 7)</w:t>
+      </w:r>
+      <w:r>
+        <w:rPr>
+          <w:rFonts w:ascii="Times New Roman" w:hAnsi="Times New Roman" w:cs="Times New Roman"/>
+          <w:sz w:val="28"/>
+          <w:szCs w:val="28"/>
+          <w:lang w:val="en-US"/>
+        </w:rPr>
+        <w:t xml:space="preserve"> [6]</w:t>
+      </w:r>
+    </w:p>
+    <w:p>
+      <w:pPr>
         <w:keepNext/>
-      </w:pPr>
-      <w:r>
-        <w:rPr>
-          <w:lang w:val="en-US"/>
+        <w:jc w:val="center"/>
+      </w:pPr>
+      <w:r>
+        <w:rPr>
+          <w:noProof/>
+          <w:lang w:eastAsia="ru-RU"/>
         </w:rPr>
         <w:lastRenderedPageBreak/>
         <w:drawing>
-          <wp:inline distT="0" distB="0" distL="0" distR="0" wp14:anchorId="3527A757" wp14:editId="4D4B8993">
-            <wp:extent cx="5940425" cy="3341370"/>
-            <wp:effectExtent l="0" t="0" r="3175" b="0"/>
-            <wp:docPr id="7" name="Рисунок 7"/>
+          <wp:inline distT="0" distB="0" distL="0" distR="0" wp14:anchorId="5240FCEF" wp14:editId="22344487">
+            <wp:extent cx="4187227" cy="2355232"/>
+            <wp:effectExtent l="0" t="0" r="3810" b="6985"/>
+            <wp:docPr id="10" name="Рисунок 10"/>
             <wp:cNvGraphicFramePr>
               <a:graphicFrameLocks xmlns:a="http://schemas.openxmlformats.org/drawingml/2006/main" noChangeAspect="1"/>
             </wp:cNvGraphicFramePr>
@@ -5325,7 +6424,7 @@
                   <pic:spPr>
                     <a:xfrm>
                       <a:off x="0" y="0"/>
-                      <a:ext cx="5940425" cy="3341370"/>
+                      <a:ext cx="4188180" cy="2355768"/>
                     </a:xfrm>
                     <a:prstGeom prst="rect">
                       <a:avLst/>
@@ -5341,35 +6440,1048 @@
     <w:p>
       <w:pPr>
         <w:pStyle w:val="a7"/>
-      </w:pPr>
-      <w:r>
+        <w:jc w:val="center"/>
+        <w:rPr>
+          <w:rFonts w:ascii="Times New Roman" w:hAnsi="Times New Roman" w:cs="Times New Roman"/>
+          <w:b w:val="0"/>
+          <w:i/>
+          <w:color w:val="0D0D0D" w:themeColor="text1" w:themeTint="F2"/>
+          <w:sz w:val="24"/>
+          <w:szCs w:val="24"/>
+        </w:rPr>
+      </w:pPr>
+      <w:r>
+        <w:rPr>
+          <w:rFonts w:ascii="Times New Roman" w:hAnsi="Times New Roman" w:cs="Times New Roman"/>
+          <w:b w:val="0"/>
+          <w:i/>
+          <w:color w:val="0D0D0D" w:themeColor="text1" w:themeTint="F2"/>
+          <w:sz w:val="24"/>
+          <w:szCs w:val="24"/>
+        </w:rPr>
         <w:t xml:space="preserve">Рисунок </w:t>
       </w:r>
-      <w:fldSimple w:instr=" SEQ Рисунок \* ARABIC ">
-        <w:r>
-          <w:rPr>
-            <w:noProof/>
-          </w:rPr>
-          <w:t>8</w:t>
-        </w:r>
-      </w:fldSimple>
-      <w:r>
-        <w:t xml:space="preserve"> Список уже размещенных и не размещенных отверстий</w:t>
+      <w:r>
+        <w:rPr>
+          <w:rFonts w:ascii="Times New Roman" w:hAnsi="Times New Roman" w:cs="Times New Roman"/>
+          <w:b w:val="0"/>
+          <w:i/>
+          <w:color w:val="0D0D0D" w:themeColor="text1" w:themeTint="F2"/>
+          <w:sz w:val="24"/>
+          <w:szCs w:val="24"/>
+        </w:rPr>
+        <w:fldChar w:fldCharType="begin"/>
+      </w:r>
+      <w:r>
+        <w:rPr>
+          <w:rFonts w:ascii="Times New Roman" w:hAnsi="Times New Roman" w:cs="Times New Roman"/>
+          <w:b w:val="0"/>
+          <w:i/>
+          <w:color w:val="0D0D0D" w:themeColor="text1" w:themeTint="F2"/>
+          <w:sz w:val="24"/>
+          <w:szCs w:val="24"/>
+        </w:rPr>
+        <w:instrText xml:space="preserve"> SEQ Рисунок \* ARABIC </w:instrText>
+      </w:r>
+      <w:r>
+        <w:rPr>
+          <w:rFonts w:ascii="Times New Roman" w:hAnsi="Times New Roman" w:cs="Times New Roman"/>
+          <w:b w:val="0"/>
+          <w:i/>
+          <w:color w:val="0D0D0D" w:themeColor="text1" w:themeTint="F2"/>
+          <w:sz w:val="24"/>
+          <w:szCs w:val="24"/>
+        </w:rPr>
+        <w:fldChar w:fldCharType="separate"/>
+      </w:r>
+      <w:r>
+        <w:rPr>
+          <w:rFonts w:ascii="Times New Roman" w:hAnsi="Times New Roman" w:cs="Times New Roman"/>
+          <w:b w:val="0"/>
+          <w:i/>
+          <w:noProof/>
+          <w:color w:val="0D0D0D" w:themeColor="text1" w:themeTint="F2"/>
+          <w:sz w:val="24"/>
+          <w:szCs w:val="24"/>
+        </w:rPr>
+        <w:t>7</w:t>
+      </w:r>
+      <w:r>
+        <w:rPr>
+          <w:rFonts w:ascii="Times New Roman" w:hAnsi="Times New Roman" w:cs="Times New Roman"/>
+          <w:b w:val="0"/>
+          <w:i/>
+          <w:noProof/>
+          <w:color w:val="0D0D0D" w:themeColor="text1" w:themeTint="F2"/>
+          <w:sz w:val="24"/>
+          <w:szCs w:val="24"/>
+        </w:rPr>
+        <w:fldChar w:fldCharType="end"/>
+      </w:r>
+      <w:r>
+        <w:rPr>
+          <w:rFonts w:ascii="Times New Roman" w:hAnsi="Times New Roman" w:cs="Times New Roman"/>
+          <w:b w:val="0"/>
+          <w:i/>
+          <w:color w:val="0D0D0D" w:themeColor="text1" w:themeTint="F2"/>
+          <w:sz w:val="24"/>
+          <w:szCs w:val="24"/>
+        </w:rPr>
+        <w:t xml:space="preserve"> Создание своей </w:t>
+      </w:r>
+      <w:r>
+        <w:rPr>
+          <w:rFonts w:ascii="Times New Roman" w:hAnsi="Times New Roman" w:cs="Times New Roman"/>
+          <w:b w:val="0"/>
+          <w:i/>
+          <w:color w:val="0D0D0D" w:themeColor="text1" w:themeTint="F2"/>
+          <w:sz w:val="24"/>
+          <w:szCs w:val="24"/>
+        </w:rPr>
+        <w:t>библиотеки</w:t>
+      </w:r>
+      <w:r>
+        <w:rPr>
+          <w:rFonts w:ascii="Times New Roman" w:hAnsi="Times New Roman" w:cs="Times New Roman"/>
+          <w:b w:val="0"/>
+          <w:i/>
+          <w:color w:val="0D0D0D" w:themeColor="text1" w:themeTint="F2"/>
+          <w:sz w:val="24"/>
+          <w:szCs w:val="24"/>
+        </w:rPr>
+        <w:t xml:space="preserve"> </w:t>
       </w:r>
     </w:p>
     <w:p>
       <w:pPr>
+        <w:rPr>
+          <w:rFonts w:ascii="Times New Roman" w:hAnsi="Times New Roman" w:cs="Times New Roman"/>
+          <w:sz w:val="28"/>
+          <w:szCs w:val="28"/>
+        </w:rPr>
+      </w:pPr>
+      <w:r>
+        <w:rPr>
+          <w:rFonts w:ascii="Times New Roman" w:hAnsi="Times New Roman" w:cs="Times New Roman"/>
+          <w:sz w:val="28"/>
+          <w:szCs w:val="28"/>
+        </w:rPr>
+        <w:t>После создания списка и его сохранения мы можем увидеть два списка</w:t>
+      </w:r>
+      <w:r>
+        <w:rPr>
+          <w:rFonts w:ascii="Times New Roman" w:hAnsi="Times New Roman" w:cs="Times New Roman"/>
+          <w:sz w:val="28"/>
+          <w:szCs w:val="28"/>
+        </w:rPr>
+        <w:t>: один</w:t>
+      </w:r>
+      <w:r>
+        <w:rPr>
+          <w:rFonts w:ascii="Times New Roman" w:hAnsi="Times New Roman" w:cs="Times New Roman"/>
+          <w:sz w:val="28"/>
+          <w:szCs w:val="28"/>
+        </w:rPr>
+        <w:t xml:space="preserve"> </w:t>
+      </w:r>
+      <w:r>
+        <w:rPr>
+          <w:rFonts w:ascii="Times New Roman" w:hAnsi="Times New Roman" w:cs="Times New Roman"/>
+          <w:sz w:val="28"/>
+          <w:szCs w:val="28"/>
+        </w:rPr>
+        <w:t>верхний, созданные шаблоны (рис. 7), нижни</w:t>
+      </w:r>
+      <w:proofErr w:type="gramStart"/>
+      <w:r>
+        <w:rPr>
+          <w:rFonts w:ascii="Times New Roman" w:hAnsi="Times New Roman" w:cs="Times New Roman"/>
+          <w:sz w:val="28"/>
+          <w:szCs w:val="28"/>
+        </w:rPr>
+        <w:t>й-</w:t>
+      </w:r>
+      <w:proofErr w:type="gramEnd"/>
+      <w:r>
+        <w:rPr>
+          <w:rFonts w:ascii="Times New Roman" w:hAnsi="Times New Roman" w:cs="Times New Roman"/>
+          <w:sz w:val="28"/>
+          <w:szCs w:val="28"/>
+        </w:rPr>
+        <w:t xml:space="preserve"> уже установленные отверстия на плате (переходные отверстия и </w:t>
+      </w:r>
+      <w:r>
+        <w:rPr>
+          <w:rFonts w:ascii="Times New Roman" w:hAnsi="Times New Roman" w:cs="Times New Roman"/>
+          <w:sz w:val="28"/>
+          <w:szCs w:val="28"/>
+        </w:rPr>
+        <w:t>отверстия</w:t>
+      </w:r>
+      <w:r>
+        <w:rPr>
+          <w:rFonts w:ascii="Times New Roman" w:hAnsi="Times New Roman" w:cs="Times New Roman"/>
+          <w:sz w:val="28"/>
+          <w:szCs w:val="28"/>
+        </w:rPr>
+        <w:t xml:space="preserve"> компонентов)</w:t>
+      </w:r>
+      <w:r>
+        <w:rPr>
+          <w:rFonts w:ascii="Times New Roman" w:hAnsi="Times New Roman" w:cs="Times New Roman"/>
+          <w:sz w:val="28"/>
+          <w:szCs w:val="28"/>
+        </w:rPr>
+        <w:t>(Рис. 8)</w:t>
+      </w:r>
+      <w:r>
+        <w:rPr>
+          <w:rFonts w:ascii="Times New Roman" w:hAnsi="Times New Roman" w:cs="Times New Roman"/>
+          <w:sz w:val="28"/>
+          <w:szCs w:val="28"/>
+        </w:rPr>
+        <w:t xml:space="preserve"> </w:t>
+      </w:r>
+    </w:p>
+    <w:p>
+      <w:pPr>
         <w:keepNext/>
-      </w:pPr>
-      <w:r>
-        <w:rPr>
+        <w:jc w:val="center"/>
+      </w:pPr>
+      <w:r>
+        <w:rPr>
+          <w:noProof/>
+          <w:lang w:eastAsia="ru-RU"/>
+        </w:rPr>
+        <w:drawing>
+          <wp:inline distT="0" distB="0" distL="0" distR="0" wp14:anchorId="4A35B181" wp14:editId="08E78020">
+            <wp:extent cx="5940425" cy="3338385"/>
+            <wp:effectExtent l="0" t="0" r="3175" b="0"/>
+            <wp:docPr id="11" name="Рисунок 11"/>
+            <wp:cNvGraphicFramePr>
+              <a:graphicFrameLocks xmlns:a="http://schemas.openxmlformats.org/drawingml/2006/main" noChangeAspect="1"/>
+            </wp:cNvGraphicFramePr>
+            <a:graphic xmlns:a="http://schemas.openxmlformats.org/drawingml/2006/main">
+              <a:graphicData uri="http://schemas.openxmlformats.org/drawingml/2006/picture">
+                <pic:pic xmlns:pic="http://schemas.openxmlformats.org/drawingml/2006/picture">
+                  <pic:nvPicPr>
+                    <pic:cNvPr id="0" name=""/>
+                    <pic:cNvPicPr/>
+                  </pic:nvPicPr>
+                  <pic:blipFill>
+                    <a:blip r:embed="rId14"/>
+                    <a:stretch>
+                      <a:fillRect/>
+                    </a:stretch>
+                  </pic:blipFill>
+                  <pic:spPr>
+                    <a:xfrm>
+                      <a:off x="0" y="0"/>
+                      <a:ext cx="5940425" cy="3338385"/>
+                    </a:xfrm>
+                    <a:prstGeom prst="rect">
+                      <a:avLst/>
+                    </a:prstGeom>
+                  </pic:spPr>
+                </pic:pic>
+              </a:graphicData>
+            </a:graphic>
+          </wp:inline>
+        </w:drawing>
+      </w:r>
+    </w:p>
+    <w:p>
+      <w:pPr>
+        <w:pStyle w:val="a7"/>
+        <w:jc w:val="center"/>
+        <w:rPr>
+          <w:rFonts w:ascii="Times New Roman" w:hAnsi="Times New Roman" w:cs="Times New Roman"/>
+          <w:b w:val="0"/>
+          <w:i/>
+          <w:color w:val="0D0D0D" w:themeColor="text1" w:themeTint="F2"/>
+          <w:sz w:val="24"/>
+          <w:szCs w:val="24"/>
+        </w:rPr>
+      </w:pPr>
+      <w:r>
+        <w:rPr>
+          <w:rFonts w:ascii="Times New Roman" w:hAnsi="Times New Roman" w:cs="Times New Roman"/>
+          <w:b w:val="0"/>
+          <w:i/>
+          <w:color w:val="0D0D0D" w:themeColor="text1" w:themeTint="F2"/>
+          <w:sz w:val="24"/>
+          <w:szCs w:val="24"/>
+        </w:rPr>
+        <w:t xml:space="preserve">Рисунок </w:t>
+      </w:r>
+      <w:r>
+        <w:rPr>
+          <w:rFonts w:ascii="Times New Roman" w:hAnsi="Times New Roman" w:cs="Times New Roman"/>
+          <w:b w:val="0"/>
+          <w:i/>
+          <w:color w:val="0D0D0D" w:themeColor="text1" w:themeTint="F2"/>
+          <w:sz w:val="24"/>
+          <w:szCs w:val="24"/>
+        </w:rPr>
+        <w:fldChar w:fldCharType="begin"/>
+      </w:r>
+      <w:r>
+        <w:rPr>
+          <w:rFonts w:ascii="Times New Roman" w:hAnsi="Times New Roman" w:cs="Times New Roman"/>
+          <w:b w:val="0"/>
+          <w:i/>
+          <w:color w:val="0D0D0D" w:themeColor="text1" w:themeTint="F2"/>
+          <w:sz w:val="24"/>
+          <w:szCs w:val="24"/>
+        </w:rPr>
+        <w:instrText xml:space="preserve"> SEQ Рисунок \* ARABIC </w:instrText>
+      </w:r>
+      <w:r>
+        <w:rPr>
+          <w:rFonts w:ascii="Times New Roman" w:hAnsi="Times New Roman" w:cs="Times New Roman"/>
+          <w:b w:val="0"/>
+          <w:i/>
+          <w:color w:val="0D0D0D" w:themeColor="text1" w:themeTint="F2"/>
+          <w:sz w:val="24"/>
+          <w:szCs w:val="24"/>
+        </w:rPr>
+        <w:fldChar w:fldCharType="separate"/>
+      </w:r>
+      <w:r>
+        <w:rPr>
+          <w:rFonts w:ascii="Times New Roman" w:hAnsi="Times New Roman" w:cs="Times New Roman"/>
+          <w:b w:val="0"/>
+          <w:i/>
+          <w:noProof/>
+          <w:color w:val="0D0D0D" w:themeColor="text1" w:themeTint="F2"/>
+          <w:sz w:val="24"/>
+          <w:szCs w:val="24"/>
+        </w:rPr>
+        <w:t>8</w:t>
+      </w:r>
+      <w:r>
+        <w:rPr>
+          <w:rFonts w:ascii="Times New Roman" w:hAnsi="Times New Roman" w:cs="Times New Roman"/>
+          <w:b w:val="0"/>
+          <w:i/>
+          <w:color w:val="0D0D0D" w:themeColor="text1" w:themeTint="F2"/>
+          <w:sz w:val="24"/>
+          <w:szCs w:val="24"/>
+        </w:rPr>
+        <w:fldChar w:fldCharType="end"/>
+      </w:r>
+      <w:r>
+        <w:rPr>
+          <w:rFonts w:ascii="Times New Roman" w:hAnsi="Times New Roman" w:cs="Times New Roman"/>
+          <w:b w:val="0"/>
+          <w:i/>
+          <w:color w:val="0D0D0D" w:themeColor="text1" w:themeTint="F2"/>
+          <w:sz w:val="24"/>
+          <w:szCs w:val="24"/>
+        </w:rPr>
+        <w:t xml:space="preserve"> Список уже размещенных</w:t>
+      </w:r>
+      <w:r>
+        <w:rPr>
+          <w:rFonts w:ascii="Times New Roman" w:hAnsi="Times New Roman" w:cs="Times New Roman"/>
+          <w:b w:val="0"/>
+          <w:i/>
+          <w:color w:val="0D0D0D" w:themeColor="text1" w:themeTint="F2"/>
+          <w:sz w:val="24"/>
+          <w:szCs w:val="24"/>
+        </w:rPr>
+        <w:t>/</w:t>
+      </w:r>
+      <w:r>
+        <w:rPr>
+          <w:rFonts w:ascii="Times New Roman" w:hAnsi="Times New Roman" w:cs="Times New Roman"/>
+          <w:b w:val="0"/>
+          <w:i/>
+          <w:color w:val="0D0D0D" w:themeColor="text1" w:themeTint="F2"/>
+          <w:sz w:val="24"/>
+          <w:szCs w:val="24"/>
+        </w:rPr>
+        <w:t>не размещенных отверстий</w:t>
+      </w:r>
+    </w:p>
+    <w:p>
+      <w:pPr>
+        <w:rPr>
+          <w:rFonts w:ascii="Times New Roman" w:hAnsi="Times New Roman" w:cs="Times New Roman"/>
+          <w:sz w:val="28"/>
+          <w:szCs w:val="28"/>
+        </w:rPr>
+      </w:pPr>
+      <w:r>
+        <w:rPr>
+          <w:rFonts w:ascii="Times New Roman" w:hAnsi="Times New Roman" w:cs="Times New Roman"/>
+          <w:sz w:val="28"/>
+          <w:szCs w:val="28"/>
+        </w:rPr>
+        <w:t xml:space="preserve">После добавления отверстия можно зайти в его свойства и потом выбрать </w:t>
+      </w:r>
+      <w:r>
+        <w:rPr>
+          <w:rFonts w:ascii="Times New Roman" w:hAnsi="Times New Roman" w:cs="Times New Roman"/>
+          <w:sz w:val="28"/>
+          <w:szCs w:val="28"/>
+        </w:rPr>
+        <w:t xml:space="preserve">изменить свойство </w:t>
+      </w:r>
+      <w:r>
+        <w:rPr>
+          <w:rFonts w:ascii="Times New Roman" w:hAnsi="Times New Roman" w:cs="Times New Roman"/>
+          <w:sz w:val="28"/>
+          <w:szCs w:val="28"/>
           <w:lang w:val="en-US"/>
         </w:rPr>
+        <w:t>Plated</w:t>
+      </w:r>
+      <w:r>
+        <w:rPr>
+          <w:rFonts w:ascii="Times New Roman" w:hAnsi="Times New Roman" w:cs="Times New Roman"/>
+          <w:sz w:val="28"/>
+          <w:szCs w:val="28"/>
+        </w:rPr>
+        <w:t xml:space="preserve"> </w:t>
+      </w:r>
+      <w:r>
+        <w:rPr>
+          <w:rFonts w:ascii="Times New Roman" w:hAnsi="Times New Roman" w:cs="Times New Roman"/>
+          <w:sz w:val="28"/>
+          <w:szCs w:val="28"/>
+        </w:rPr>
+        <w:t>это выбор между</w:t>
+      </w:r>
+      <w:r>
+        <w:rPr>
+          <w:rFonts w:ascii="Times New Roman" w:hAnsi="Times New Roman" w:cs="Times New Roman"/>
+          <w:sz w:val="28"/>
+          <w:szCs w:val="28"/>
+        </w:rPr>
+        <w:t xml:space="preserve"> </w:t>
+      </w:r>
+      <w:r>
+        <w:rPr>
+          <w:rFonts w:ascii="Times New Roman" w:hAnsi="Times New Roman" w:cs="Times New Roman"/>
+          <w:sz w:val="28"/>
+          <w:szCs w:val="28"/>
+          <w:lang w:val="en-US"/>
+        </w:rPr>
+        <w:t>NPTH</w:t>
+      </w:r>
+      <w:r>
+        <w:rPr>
+          <w:rFonts w:ascii="Times New Roman" w:hAnsi="Times New Roman" w:cs="Times New Roman"/>
+          <w:sz w:val="28"/>
+          <w:szCs w:val="28"/>
+        </w:rPr>
+        <w:t xml:space="preserve"> или </w:t>
+      </w:r>
+      <w:r>
+        <w:rPr>
+          <w:rFonts w:ascii="Times New Roman" w:hAnsi="Times New Roman" w:cs="Times New Roman"/>
+          <w:sz w:val="28"/>
+          <w:szCs w:val="28"/>
+          <w:lang w:val="en-US"/>
+        </w:rPr>
+        <w:t>PTH</w:t>
+      </w:r>
+      <w:r>
+        <w:rPr>
+          <w:rFonts w:ascii="Times New Roman" w:hAnsi="Times New Roman" w:cs="Times New Roman"/>
+          <w:sz w:val="28"/>
+          <w:szCs w:val="28"/>
+        </w:rPr>
+        <w:t xml:space="preserve">. Изменить </w:t>
+      </w:r>
+      <w:r>
+        <w:rPr>
+          <w:rFonts w:ascii="Times New Roman" w:hAnsi="Times New Roman" w:cs="Times New Roman"/>
+          <w:sz w:val="28"/>
+          <w:szCs w:val="28"/>
+        </w:rPr>
+        <w:t>диаметр</w:t>
+      </w:r>
+      <w:r>
+        <w:rPr>
+          <w:rFonts w:ascii="Times New Roman" w:hAnsi="Times New Roman" w:cs="Times New Roman"/>
+          <w:sz w:val="28"/>
+          <w:szCs w:val="28"/>
+        </w:rPr>
+        <w:t xml:space="preserve"> (</w:t>
+      </w:r>
+      <w:r>
+        <w:rPr>
+          <w:rFonts w:ascii="Times New Roman" w:hAnsi="Times New Roman" w:cs="Times New Roman"/>
+          <w:sz w:val="28"/>
+          <w:szCs w:val="28"/>
+          <w:lang w:val="en-US"/>
+        </w:rPr>
+        <w:t>Hole</w:t>
+      </w:r>
+      <w:r>
+        <w:rPr>
+          <w:rFonts w:ascii="Times New Roman" w:hAnsi="Times New Roman" w:cs="Times New Roman"/>
+          <w:sz w:val="28"/>
+          <w:szCs w:val="28"/>
+        </w:rPr>
+        <w:t xml:space="preserve"> </w:t>
+      </w:r>
+      <w:r>
+        <w:rPr>
+          <w:rFonts w:ascii="Times New Roman" w:hAnsi="Times New Roman" w:cs="Times New Roman"/>
+          <w:sz w:val="28"/>
+          <w:szCs w:val="28"/>
+          <w:lang w:val="en-US"/>
+        </w:rPr>
+        <w:t>Size</w:t>
+      </w:r>
+      <w:r>
+        <w:rPr>
+          <w:rFonts w:ascii="Times New Roman" w:hAnsi="Times New Roman" w:cs="Times New Roman"/>
+          <w:sz w:val="28"/>
+          <w:szCs w:val="28"/>
+        </w:rPr>
+        <w:t>)</w:t>
+      </w:r>
+      <w:r>
+        <w:rPr>
+          <w:rFonts w:ascii="Times New Roman" w:hAnsi="Times New Roman" w:cs="Times New Roman"/>
+          <w:sz w:val="28"/>
+          <w:szCs w:val="28"/>
+        </w:rPr>
+        <w:t>, указать сквозные они будут или нет</w:t>
+      </w:r>
+      <w:r>
+        <w:rPr>
+          <w:rFonts w:ascii="Times New Roman" w:hAnsi="Times New Roman" w:cs="Times New Roman"/>
+          <w:sz w:val="28"/>
+          <w:szCs w:val="28"/>
+        </w:rPr>
+        <w:t xml:space="preserve"> </w:t>
+      </w:r>
+      <w:r>
+        <w:rPr>
+          <w:rFonts w:ascii="Times New Roman" w:hAnsi="Times New Roman" w:cs="Times New Roman"/>
+          <w:sz w:val="28"/>
+          <w:szCs w:val="28"/>
+          <w:lang w:val="en-US"/>
+        </w:rPr>
+        <w:t>Pad</w:t>
+      </w:r>
+      <w:r>
+        <w:rPr>
+          <w:rFonts w:ascii="Times New Roman" w:hAnsi="Times New Roman" w:cs="Times New Roman"/>
+          <w:sz w:val="28"/>
+          <w:szCs w:val="28"/>
+        </w:rPr>
+        <w:t xml:space="preserve"> </w:t>
+      </w:r>
+      <w:r>
+        <w:rPr>
+          <w:rFonts w:ascii="Times New Roman" w:hAnsi="Times New Roman" w:cs="Times New Roman"/>
+          <w:sz w:val="28"/>
+          <w:szCs w:val="28"/>
+          <w:lang w:val="en-US"/>
+        </w:rPr>
+        <w:t>Type</w:t>
+      </w:r>
+      <w:r>
+        <w:rPr>
+          <w:rFonts w:ascii="Times New Roman" w:hAnsi="Times New Roman" w:cs="Times New Roman"/>
+          <w:sz w:val="28"/>
+          <w:szCs w:val="28"/>
+        </w:rPr>
+        <w:t xml:space="preserve"> (</w:t>
+      </w:r>
+      <w:r>
+        <w:rPr>
+          <w:rFonts w:ascii="Times New Roman" w:hAnsi="Times New Roman" w:cs="Times New Roman"/>
+          <w:sz w:val="28"/>
+          <w:szCs w:val="28"/>
+          <w:lang w:val="en-US"/>
+        </w:rPr>
+        <w:t>SMT</w:t>
+      </w:r>
+      <w:r>
+        <w:rPr>
+          <w:rFonts w:ascii="Times New Roman" w:hAnsi="Times New Roman" w:cs="Times New Roman"/>
+          <w:sz w:val="28"/>
+          <w:szCs w:val="28"/>
+        </w:rPr>
+        <w:t xml:space="preserve"> / </w:t>
+      </w:r>
+      <w:r>
+        <w:rPr>
+          <w:rFonts w:ascii="Times New Roman" w:hAnsi="Times New Roman" w:cs="Times New Roman"/>
+          <w:sz w:val="28"/>
+          <w:szCs w:val="28"/>
+          <w:lang w:val="en-US"/>
+        </w:rPr>
+        <w:t>Through</w:t>
+      </w:r>
+      <w:r>
+        <w:rPr>
+          <w:rFonts w:ascii="Times New Roman" w:hAnsi="Times New Roman" w:cs="Times New Roman"/>
+          <w:sz w:val="28"/>
+          <w:szCs w:val="28"/>
+        </w:rPr>
+        <w:t xml:space="preserve"> </w:t>
+      </w:r>
+      <w:r>
+        <w:rPr>
+          <w:rFonts w:ascii="Times New Roman" w:hAnsi="Times New Roman" w:cs="Times New Roman"/>
+          <w:sz w:val="28"/>
+          <w:szCs w:val="28"/>
+          <w:lang w:val="en-US"/>
+        </w:rPr>
+        <w:t>hole</w:t>
+      </w:r>
+      <w:r>
+        <w:rPr>
+          <w:rFonts w:ascii="Times New Roman" w:hAnsi="Times New Roman" w:cs="Times New Roman"/>
+          <w:sz w:val="28"/>
+          <w:szCs w:val="28"/>
+        </w:rPr>
+        <w:t>)</w:t>
+      </w:r>
+      <w:r>
+        <w:rPr>
+          <w:rFonts w:ascii="Times New Roman" w:hAnsi="Times New Roman" w:cs="Times New Roman"/>
+          <w:sz w:val="28"/>
+          <w:szCs w:val="28"/>
+        </w:rPr>
+        <w:t>,</w:t>
+      </w:r>
+      <w:r>
+        <w:rPr>
+          <w:rFonts w:ascii="Times New Roman" w:hAnsi="Times New Roman" w:cs="Times New Roman"/>
+          <w:sz w:val="28"/>
+          <w:szCs w:val="28"/>
+        </w:rPr>
+        <w:t xml:space="preserve"> выбрать форму </w:t>
+      </w:r>
+      <w:r>
+        <w:rPr>
+          <w:rFonts w:ascii="Times New Roman" w:hAnsi="Times New Roman" w:cs="Times New Roman"/>
+          <w:sz w:val="28"/>
+          <w:szCs w:val="28"/>
+          <w:lang w:val="en-US"/>
+        </w:rPr>
+        <w:t>Hole</w:t>
+      </w:r>
+      <w:r>
+        <w:rPr>
+          <w:rFonts w:ascii="Times New Roman" w:hAnsi="Times New Roman" w:cs="Times New Roman"/>
+          <w:sz w:val="28"/>
+          <w:szCs w:val="28"/>
+        </w:rPr>
+        <w:t xml:space="preserve"> </w:t>
+      </w:r>
+      <w:r>
+        <w:rPr>
+          <w:rFonts w:ascii="Times New Roman" w:hAnsi="Times New Roman" w:cs="Times New Roman"/>
+          <w:sz w:val="28"/>
+          <w:szCs w:val="28"/>
+          <w:lang w:val="en-US"/>
+        </w:rPr>
+        <w:t>Type</w:t>
+      </w:r>
+      <w:r>
+        <w:rPr>
+          <w:rFonts w:ascii="Times New Roman" w:hAnsi="Times New Roman" w:cs="Times New Roman"/>
+          <w:sz w:val="28"/>
+          <w:szCs w:val="28"/>
+        </w:rPr>
+        <w:t xml:space="preserve">: </w:t>
+      </w:r>
+      <w:r>
+        <w:rPr>
+          <w:rFonts w:ascii="Times New Roman" w:hAnsi="Times New Roman" w:cs="Times New Roman"/>
+          <w:sz w:val="28"/>
+          <w:szCs w:val="28"/>
+        </w:rPr>
+        <w:t>(</w:t>
+      </w:r>
+      <w:r>
+        <w:rPr>
+          <w:rFonts w:ascii="Times New Roman" w:hAnsi="Times New Roman" w:cs="Times New Roman"/>
+          <w:sz w:val="28"/>
+          <w:szCs w:val="28"/>
+          <w:lang w:val="en-US"/>
+        </w:rPr>
+        <w:t>Round</w:t>
+      </w:r>
+      <w:r>
+        <w:rPr>
+          <w:rFonts w:ascii="Times New Roman" w:hAnsi="Times New Roman" w:cs="Times New Roman"/>
+          <w:sz w:val="28"/>
+          <w:szCs w:val="28"/>
+        </w:rPr>
+        <w:t>/</w:t>
+      </w:r>
+      <w:proofErr w:type="spellStart"/>
+      <w:r>
+        <w:rPr>
+          <w:rFonts w:ascii="Times New Roman" w:hAnsi="Times New Roman" w:cs="Times New Roman"/>
+          <w:sz w:val="28"/>
+          <w:szCs w:val="28"/>
+          <w:lang w:val="en-US"/>
+        </w:rPr>
+        <w:t>Rect</w:t>
+      </w:r>
+      <w:proofErr w:type="spellEnd"/>
+      <w:r>
+        <w:rPr>
+          <w:rFonts w:ascii="Times New Roman" w:hAnsi="Times New Roman" w:cs="Times New Roman"/>
+          <w:sz w:val="28"/>
+          <w:szCs w:val="28"/>
+        </w:rPr>
+        <w:t xml:space="preserve"> </w:t>
+      </w:r>
+      <w:r>
+        <w:rPr>
+          <w:rFonts w:ascii="Times New Roman" w:hAnsi="Times New Roman" w:cs="Times New Roman"/>
+          <w:sz w:val="28"/>
+          <w:szCs w:val="28"/>
+          <w:lang w:val="en-US"/>
+        </w:rPr>
+        <w:t>Slot</w:t>
+      </w:r>
+      <w:r>
+        <w:rPr>
+          <w:rFonts w:ascii="Times New Roman" w:hAnsi="Times New Roman" w:cs="Times New Roman"/>
+          <w:sz w:val="28"/>
+          <w:szCs w:val="28"/>
+        </w:rPr>
+        <w:t>)</w:t>
+      </w:r>
+      <w:r>
+        <w:rPr>
+          <w:rFonts w:ascii="Times New Roman" w:hAnsi="Times New Roman" w:cs="Times New Roman"/>
+          <w:sz w:val="28"/>
+          <w:szCs w:val="28"/>
+        </w:rPr>
+        <w:t xml:space="preserve"> и </w:t>
+      </w:r>
+      <w:r>
+        <w:rPr>
+          <w:rFonts w:ascii="Times New Roman" w:hAnsi="Times New Roman" w:cs="Times New Roman"/>
+          <w:sz w:val="28"/>
+          <w:szCs w:val="28"/>
+        </w:rPr>
+        <w:t>длину (Рис. 9)</w:t>
+      </w:r>
+      <w:r>
+        <w:rPr>
+          <w:rFonts w:ascii="Times New Roman" w:hAnsi="Times New Roman" w:cs="Times New Roman"/>
+          <w:sz w:val="28"/>
+          <w:szCs w:val="28"/>
+        </w:rPr>
+        <w:t>.</w:t>
+      </w:r>
+    </w:p>
+    <w:p>
+      <w:pPr>
+        <w:pStyle w:val="a7"/>
+        <w:jc w:val="center"/>
+        <w:rPr>
+          <w:rFonts w:ascii="Times New Roman" w:hAnsi="Times New Roman" w:cs="Times New Roman"/>
+          <w:b w:val="0"/>
+          <w:i/>
+          <w:color w:val="0D0D0D" w:themeColor="text1" w:themeTint="F2"/>
+          <w:sz w:val="24"/>
+          <w:szCs w:val="24"/>
+        </w:rPr>
+      </w:pPr>
+      <w:r>
+        <w:rPr>
+          <w:rFonts w:ascii="Times New Roman" w:hAnsi="Times New Roman" w:cs="Times New Roman"/>
+          <w:b w:val="0"/>
+          <w:i/>
+          <w:noProof/>
+          <w:color w:val="0D0D0D" w:themeColor="text1" w:themeTint="F2"/>
+          <w:sz w:val="24"/>
+          <w:szCs w:val="24"/>
+          <w:lang w:eastAsia="ru-RU"/>
+        </w:rPr>
+        <w:lastRenderedPageBreak/>
         <w:drawing>
-          <wp:inline distT="0" distB="0" distL="0" distR="0" wp14:anchorId="2D62BC2E" wp14:editId="3FD9EC0E">
+          <wp:inline distT="0" distB="0" distL="0" distR="0" wp14:anchorId="342B126F" wp14:editId="736EF8C0">
+            <wp:extent cx="5940425" cy="3341451"/>
+            <wp:effectExtent l="0" t="0" r="3175" b="0"/>
+            <wp:docPr id="12" name="Рисунок 12"/>
+            <wp:cNvGraphicFramePr>
+              <a:graphicFrameLocks xmlns:a="http://schemas.openxmlformats.org/drawingml/2006/main" noChangeAspect="1"/>
+            </wp:cNvGraphicFramePr>
+            <a:graphic xmlns:a="http://schemas.openxmlformats.org/drawingml/2006/main">
+              <a:graphicData uri="http://schemas.openxmlformats.org/drawingml/2006/picture">
+                <pic:pic xmlns:pic="http://schemas.openxmlformats.org/drawingml/2006/picture">
+                  <pic:nvPicPr>
+                    <pic:cNvPr id="0" name=""/>
+                    <pic:cNvPicPr/>
+                  </pic:nvPicPr>
+                  <pic:blipFill>
+                    <a:blip r:embed="rId15"/>
+                    <a:stretch>
+                      <a:fillRect/>
+                    </a:stretch>
+                  </pic:blipFill>
+                  <pic:spPr>
+                    <a:xfrm>
+                      <a:off x="0" y="0"/>
+                      <a:ext cx="5940425" cy="3341451"/>
+                    </a:xfrm>
+                    <a:prstGeom prst="rect">
+                      <a:avLst/>
+                    </a:prstGeom>
+                  </pic:spPr>
+                </pic:pic>
+              </a:graphicData>
+            </a:graphic>
+          </wp:inline>
+        </w:drawing>
+      </w:r>
+    </w:p>
+    <w:p>
+      <w:pPr>
+        <w:pStyle w:val="a7"/>
+        <w:jc w:val="center"/>
+        <w:rPr>
+          <w:rFonts w:ascii="Times New Roman" w:hAnsi="Times New Roman" w:cs="Times New Roman"/>
+          <w:b w:val="0"/>
+          <w:i/>
+          <w:color w:val="0D0D0D" w:themeColor="text1" w:themeTint="F2"/>
+          <w:sz w:val="24"/>
+          <w:szCs w:val="24"/>
+        </w:rPr>
+      </w:pPr>
+      <w:r>
+        <w:rPr>
+          <w:rFonts w:ascii="Times New Roman" w:hAnsi="Times New Roman" w:cs="Times New Roman"/>
+          <w:b w:val="0"/>
+          <w:i/>
+          <w:color w:val="0D0D0D" w:themeColor="text1" w:themeTint="F2"/>
+          <w:sz w:val="24"/>
+          <w:szCs w:val="24"/>
+        </w:rPr>
+        <w:t xml:space="preserve">Рисунок </w:t>
+      </w:r>
+      <w:r>
+        <w:rPr>
+          <w:rFonts w:ascii="Times New Roman" w:hAnsi="Times New Roman" w:cs="Times New Roman"/>
+          <w:b w:val="0"/>
+          <w:i/>
+          <w:color w:val="0D0D0D" w:themeColor="text1" w:themeTint="F2"/>
+          <w:sz w:val="24"/>
+          <w:szCs w:val="24"/>
+        </w:rPr>
+        <w:fldChar w:fldCharType="begin"/>
+      </w:r>
+      <w:r>
+        <w:rPr>
+          <w:rFonts w:ascii="Times New Roman" w:hAnsi="Times New Roman" w:cs="Times New Roman"/>
+          <w:b w:val="0"/>
+          <w:i/>
+          <w:color w:val="0D0D0D" w:themeColor="text1" w:themeTint="F2"/>
+          <w:sz w:val="24"/>
+          <w:szCs w:val="24"/>
+        </w:rPr>
+        <w:instrText xml:space="preserve"> SEQ Рисунок \* ARABIC </w:instrText>
+      </w:r>
+      <w:r>
+        <w:rPr>
+          <w:rFonts w:ascii="Times New Roman" w:hAnsi="Times New Roman" w:cs="Times New Roman"/>
+          <w:b w:val="0"/>
+          <w:i/>
+          <w:color w:val="0D0D0D" w:themeColor="text1" w:themeTint="F2"/>
+          <w:sz w:val="24"/>
+          <w:szCs w:val="24"/>
+        </w:rPr>
+        <w:fldChar w:fldCharType="separate"/>
+      </w:r>
+      <w:r>
+        <w:rPr>
+          <w:rFonts w:ascii="Times New Roman" w:hAnsi="Times New Roman" w:cs="Times New Roman"/>
+          <w:b w:val="0"/>
+          <w:i/>
+          <w:noProof/>
+          <w:color w:val="0D0D0D" w:themeColor="text1" w:themeTint="F2"/>
+          <w:sz w:val="24"/>
+          <w:szCs w:val="24"/>
+        </w:rPr>
+        <w:t>9</w:t>
+      </w:r>
+      <w:r>
+        <w:rPr>
+          <w:rFonts w:ascii="Times New Roman" w:hAnsi="Times New Roman" w:cs="Times New Roman"/>
+          <w:b w:val="0"/>
+          <w:i/>
+          <w:color w:val="0D0D0D" w:themeColor="text1" w:themeTint="F2"/>
+          <w:sz w:val="24"/>
+          <w:szCs w:val="24"/>
+        </w:rPr>
+        <w:fldChar w:fldCharType="end"/>
+      </w:r>
+      <w:r>
+        <w:rPr>
+          <w:rFonts w:ascii="Times New Roman" w:hAnsi="Times New Roman" w:cs="Times New Roman"/>
+          <w:b w:val="0"/>
+          <w:i/>
+          <w:color w:val="0D0D0D" w:themeColor="text1" w:themeTint="F2"/>
+          <w:sz w:val="24"/>
+          <w:szCs w:val="24"/>
+        </w:rPr>
+        <w:t xml:space="preserve"> свойства </w:t>
+      </w:r>
+    </w:p>
+    <w:p>
+      <w:pPr>
+        <w:rPr>
+          <w:rFonts w:ascii="Times New Roman" w:hAnsi="Times New Roman" w:cs="Times New Roman"/>
+          <w:sz w:val="28"/>
+          <w:szCs w:val="28"/>
+        </w:rPr>
+      </w:pPr>
+      <w:r>
+        <w:rPr>
+          <w:rFonts w:ascii="Times New Roman" w:hAnsi="Times New Roman" w:cs="Times New Roman"/>
+          <w:sz w:val="28"/>
+          <w:szCs w:val="28"/>
+        </w:rPr>
+        <w:t xml:space="preserve">В </w:t>
+      </w:r>
+      <w:r>
+        <w:rPr>
+          <w:rFonts w:ascii="Times New Roman" w:hAnsi="Times New Roman" w:cs="Times New Roman"/>
+          <w:sz w:val="28"/>
+          <w:szCs w:val="28"/>
+          <w:lang w:val="en-US"/>
+        </w:rPr>
+        <w:t>Altium</w:t>
+      </w:r>
+      <w:r>
+        <w:rPr>
+          <w:rFonts w:ascii="Times New Roman" w:hAnsi="Times New Roman" w:cs="Times New Roman"/>
+          <w:sz w:val="28"/>
+          <w:szCs w:val="28"/>
+        </w:rPr>
+        <w:t xml:space="preserve"> </w:t>
+      </w:r>
+      <w:r>
+        <w:rPr>
+          <w:rFonts w:ascii="Times New Roman" w:hAnsi="Times New Roman" w:cs="Times New Roman"/>
+          <w:sz w:val="28"/>
+          <w:szCs w:val="28"/>
+          <w:lang w:val="en-US"/>
+        </w:rPr>
+        <w:t>Designer</w:t>
+      </w:r>
+      <w:r>
+        <w:rPr>
+          <w:rFonts w:ascii="Times New Roman" w:hAnsi="Times New Roman" w:cs="Times New Roman"/>
+          <w:sz w:val="28"/>
+          <w:szCs w:val="28"/>
+        </w:rPr>
+        <w:t xml:space="preserve"> предусмотрена функция сохранения настроек свойств отверстий, например: мы </w:t>
+      </w:r>
+      <w:proofErr w:type="gramStart"/>
+      <w:r>
+        <w:rPr>
+          <w:rFonts w:ascii="Times New Roman" w:hAnsi="Times New Roman" w:cs="Times New Roman"/>
+          <w:sz w:val="28"/>
+          <w:szCs w:val="28"/>
+        </w:rPr>
+        <w:t>настроили три отверстия так чтобы они были</w:t>
+      </w:r>
+      <w:proofErr w:type="gramEnd"/>
+      <w:r>
+        <w:rPr>
+          <w:rFonts w:ascii="Times New Roman" w:hAnsi="Times New Roman" w:cs="Times New Roman"/>
+          <w:sz w:val="28"/>
+          <w:szCs w:val="28"/>
+        </w:rPr>
+        <w:t xml:space="preserve"> </w:t>
+      </w:r>
+      <w:r>
+        <w:rPr>
+          <w:rFonts w:ascii="Times New Roman" w:hAnsi="Times New Roman" w:cs="Times New Roman"/>
+          <w:sz w:val="28"/>
+          <w:szCs w:val="28"/>
+        </w:rPr>
+        <w:t>не м</w:t>
+      </w:r>
+      <w:r>
+        <w:rPr>
+          <w:rFonts w:ascii="Times New Roman" w:hAnsi="Times New Roman" w:cs="Times New Roman"/>
+          <w:sz w:val="28"/>
+          <w:szCs w:val="28"/>
+        </w:rPr>
+        <w:t>еталлизированные</w:t>
+      </w:r>
+      <w:r>
+        <w:rPr>
+          <w:rFonts w:ascii="Times New Roman" w:hAnsi="Times New Roman" w:cs="Times New Roman"/>
+          <w:sz w:val="28"/>
+          <w:szCs w:val="28"/>
+        </w:rPr>
+        <w:t xml:space="preserve">, а остальное сделали </w:t>
+      </w:r>
+      <w:r>
+        <w:rPr>
+          <w:rFonts w:ascii="Times New Roman" w:hAnsi="Times New Roman" w:cs="Times New Roman"/>
+          <w:sz w:val="28"/>
+          <w:szCs w:val="28"/>
+        </w:rPr>
+        <w:t>металлизированным,</w:t>
+      </w:r>
+      <w:r>
+        <w:rPr>
+          <w:rFonts w:ascii="Times New Roman" w:hAnsi="Times New Roman" w:cs="Times New Roman"/>
+          <w:sz w:val="28"/>
+          <w:szCs w:val="28"/>
+        </w:rPr>
+        <w:t xml:space="preserve"> чтобы каждый раз не изменять настройки каждого отверстия при похожем контуре и компоновке платы предусмотрена такая функция</w:t>
+      </w:r>
+      <w:r>
+        <w:rPr>
+          <w:rFonts w:ascii="Times New Roman" w:hAnsi="Times New Roman" w:cs="Times New Roman"/>
+          <w:sz w:val="28"/>
+          <w:szCs w:val="28"/>
+        </w:rPr>
+        <w:t xml:space="preserve"> (Рис. 10). Автоматической расстановки координат по контуру или шаблону нет.</w:t>
+      </w:r>
+    </w:p>
+    <w:p>
+      <w:pPr>
+        <w:pStyle w:val="a7"/>
+        <w:jc w:val="center"/>
+        <w:rPr>
+          <w:rFonts w:ascii="Times New Roman" w:hAnsi="Times New Roman" w:cs="Times New Roman"/>
+          <w:b w:val="0"/>
+          <w:i/>
+          <w:color w:val="0D0D0D" w:themeColor="text1" w:themeTint="F2"/>
+          <w:sz w:val="24"/>
+          <w:szCs w:val="24"/>
+        </w:rPr>
+      </w:pPr>
+      <w:r>
+        <w:rPr>
+          <w:rFonts w:ascii="Times New Roman" w:hAnsi="Times New Roman" w:cs="Times New Roman"/>
+          <w:b w:val="0"/>
+          <w:i/>
+          <w:noProof/>
+          <w:color w:val="0D0D0D" w:themeColor="text1" w:themeTint="F2"/>
+          <w:sz w:val="24"/>
+          <w:szCs w:val="24"/>
+          <w:lang w:eastAsia="ru-RU"/>
+        </w:rPr>
+        <w:drawing>
+          <wp:inline distT="0" distB="0" distL="0" distR="0" wp14:anchorId="0349C215" wp14:editId="3FA75B7F">
             <wp:extent cx="5940425" cy="3341370"/>
             <wp:effectExtent l="0" t="0" r="3175" b="0"/>
-            <wp:docPr id="8" name="Рисунок 8"/>
+            <wp:docPr id="9" name="Рисунок 9"/>
             <wp:cNvGraphicFramePr>
               <a:graphicFrameLocks xmlns:a="http://schemas.openxmlformats.org/drawingml/2006/main" noChangeAspect="1"/>
             </wp:cNvGraphicFramePr>
@@ -5381,7 +7493,7 @@
                     <pic:cNvPicPr/>
                   </pic:nvPicPr>
                   <pic:blipFill>
-                    <a:blip r:embed="rId14"/>
+                    <a:blip r:embed="rId16"/>
                     <a:stretch>
                       <a:fillRect/>
                     </a:stretch>
@@ -5405,44 +7517,180 @@
     <w:p>
       <w:pPr>
         <w:pStyle w:val="a7"/>
-        <w:rPr>
-          <w:lang w:val="en-US"/>
-        </w:rPr>
-      </w:pPr>
-      <w:r>
+        <w:jc w:val="center"/>
+        <w:rPr>
+          <w:rFonts w:ascii="Times New Roman" w:hAnsi="Times New Roman" w:cs="Times New Roman"/>
+          <w:b w:val="0"/>
+          <w:i/>
+          <w:color w:val="0D0D0D" w:themeColor="text1" w:themeTint="F2"/>
+          <w:sz w:val="24"/>
+          <w:szCs w:val="24"/>
+        </w:rPr>
+      </w:pPr>
+      <w:r>
+        <w:rPr>
+          <w:rFonts w:ascii="Times New Roman" w:hAnsi="Times New Roman" w:cs="Times New Roman"/>
+          <w:b w:val="0"/>
+          <w:i/>
+          <w:color w:val="0D0D0D" w:themeColor="text1" w:themeTint="F2"/>
+          <w:sz w:val="24"/>
+          <w:szCs w:val="24"/>
+        </w:rPr>
         <w:t xml:space="preserve">Рисунок </w:t>
       </w:r>
-      <w:fldSimple w:instr=" SEQ Рисунок \* ARABIC ">
-        <w:r>
-          <w:rPr>
-            <w:noProof/>
-          </w:rPr>
-          <w:t>9</w:t>
-        </w:r>
-      </w:fldSimple>
-      <w:r>
-        <w:t xml:space="preserve"> свойства </w:t>
-      </w:r>
-      <w:proofErr w:type="spellStart"/>
-      <w:r>
-        <w:t>отвертия</w:t>
-      </w:r>
-      <w:proofErr w:type="spellEnd"/>
+      <w:r>
+        <w:rPr>
+          <w:rFonts w:ascii="Times New Roman" w:hAnsi="Times New Roman" w:cs="Times New Roman"/>
+          <w:b w:val="0"/>
+          <w:i/>
+          <w:color w:val="0D0D0D" w:themeColor="text1" w:themeTint="F2"/>
+          <w:sz w:val="24"/>
+          <w:szCs w:val="24"/>
+        </w:rPr>
+        <w:fldChar w:fldCharType="begin"/>
+      </w:r>
+      <w:r>
+        <w:rPr>
+          <w:rFonts w:ascii="Times New Roman" w:hAnsi="Times New Roman" w:cs="Times New Roman"/>
+          <w:b w:val="0"/>
+          <w:i/>
+          <w:color w:val="0D0D0D" w:themeColor="text1" w:themeTint="F2"/>
+          <w:sz w:val="24"/>
+          <w:szCs w:val="24"/>
+        </w:rPr>
+        <w:instrText xml:space="preserve"> SEQ Рисунок \* ARABIC </w:instrText>
+      </w:r>
+      <w:r>
+        <w:rPr>
+          <w:rFonts w:ascii="Times New Roman" w:hAnsi="Times New Roman" w:cs="Times New Roman"/>
+          <w:b w:val="0"/>
+          <w:i/>
+          <w:color w:val="0D0D0D" w:themeColor="text1" w:themeTint="F2"/>
+          <w:sz w:val="24"/>
+          <w:szCs w:val="24"/>
+        </w:rPr>
+        <w:fldChar w:fldCharType="separate"/>
+      </w:r>
+      <w:r>
+        <w:rPr>
+          <w:rFonts w:ascii="Times New Roman" w:hAnsi="Times New Roman" w:cs="Times New Roman"/>
+          <w:b w:val="0"/>
+          <w:i/>
+          <w:noProof/>
+          <w:color w:val="0D0D0D" w:themeColor="text1" w:themeTint="F2"/>
+          <w:sz w:val="24"/>
+          <w:szCs w:val="24"/>
+        </w:rPr>
+        <w:t>10</w:t>
+      </w:r>
+      <w:r>
+        <w:rPr>
+          <w:rFonts w:ascii="Times New Roman" w:hAnsi="Times New Roman" w:cs="Times New Roman"/>
+          <w:b w:val="0"/>
+          <w:i/>
+          <w:color w:val="0D0D0D" w:themeColor="text1" w:themeTint="F2"/>
+          <w:sz w:val="24"/>
+          <w:szCs w:val="24"/>
+        </w:rPr>
+        <w:fldChar w:fldCharType="end"/>
+      </w:r>
+      <w:r>
+        <w:rPr>
+          <w:rFonts w:ascii="Times New Roman" w:hAnsi="Times New Roman" w:cs="Times New Roman"/>
+          <w:b w:val="0"/>
+          <w:i/>
+          <w:color w:val="0D0D0D" w:themeColor="text1" w:themeTint="F2"/>
+          <w:sz w:val="24"/>
+          <w:szCs w:val="24"/>
+        </w:rPr>
+        <w:t xml:space="preserve"> шаблоны</w:t>
+      </w:r>
     </w:p>
     <w:p>
       <w:pPr>
+        <w:rPr>
+          <w:rFonts w:ascii="Times New Roman" w:hAnsi="Times New Roman" w:cs="Times New Roman"/>
+          <w:sz w:val="28"/>
+          <w:szCs w:val="28"/>
+        </w:rPr>
+      </w:pPr>
+      <w:r>
+        <w:rPr>
+          <w:rFonts w:ascii="Times New Roman" w:hAnsi="Times New Roman" w:cs="Times New Roman"/>
+          <w:sz w:val="28"/>
+          <w:szCs w:val="28"/>
+        </w:rPr>
+        <w:lastRenderedPageBreak/>
+        <w:t xml:space="preserve">Визуализация </w:t>
+      </w:r>
+    </w:p>
+    <w:p>
+      <w:pPr>
+        <w:rPr>
+          <w:rFonts w:ascii="Times New Roman" w:hAnsi="Times New Roman" w:cs="Times New Roman"/>
+          <w:sz w:val="28"/>
+          <w:szCs w:val="28"/>
+        </w:rPr>
+      </w:pPr>
+      <w:r>
+        <w:rPr>
+          <w:rFonts w:ascii="Times New Roman" w:hAnsi="Times New Roman" w:cs="Times New Roman"/>
+          <w:sz w:val="28"/>
+          <w:szCs w:val="28"/>
+        </w:rPr>
+        <w:t>полноценный редактор</w:t>
+      </w:r>
+      <w:r>
+        <w:rPr>
+          <w:rFonts w:ascii="Times New Roman" w:hAnsi="Times New Roman" w:cs="Times New Roman"/>
+          <w:sz w:val="28"/>
+          <w:szCs w:val="28"/>
+        </w:rPr>
+        <w:t xml:space="preserve"> с</w:t>
+      </w:r>
+      <w:r>
+        <w:rPr>
+          <w:rFonts w:ascii="Times New Roman" w:hAnsi="Times New Roman" w:cs="Times New Roman"/>
+          <w:sz w:val="28"/>
+          <w:szCs w:val="28"/>
+        </w:rPr>
+        <w:t xml:space="preserve"> отображение всех слоев, а также возможность отображения  3-Д модели платы</w:t>
+      </w:r>
+      <w:r>
+        <w:rPr>
+          <w:rFonts w:ascii="Times New Roman" w:hAnsi="Times New Roman" w:cs="Times New Roman"/>
+          <w:sz w:val="28"/>
+          <w:szCs w:val="28"/>
+        </w:rPr>
+        <w:t xml:space="preserve"> (рис. 11) </w:t>
+      </w:r>
+      <w:r>
+        <w:rPr>
+          <w:rFonts w:ascii="Times New Roman" w:hAnsi="Times New Roman" w:cs="Times New Roman"/>
+          <w:sz w:val="28"/>
+          <w:szCs w:val="28"/>
+        </w:rPr>
+        <w:t>[7]</w:t>
+      </w:r>
+    </w:p>
+    <w:p>
+      <w:pPr>
         <w:keepNext/>
-      </w:pPr>
-      <w:r>
-        <w:rPr>
-          <w:lang w:val="en-US"/>
-        </w:rPr>
-        <w:lastRenderedPageBreak/>
+        <w:jc w:val="center"/>
+      </w:pPr>
+      <w:r>
+        <w:rPr>
+          <w:rFonts w:ascii="Times New Roman" w:hAnsi="Times New Roman" w:cs="Times New Roman"/>
+          <w:noProof/>
+          <w:sz w:val="28"/>
+          <w:szCs w:val="28"/>
+          <w:lang w:eastAsia="ru-RU"/>
+        </w:rPr>
         <w:drawing>
-          <wp:inline distT="0" distB="0" distL="0" distR="0" wp14:anchorId="17E6F3C8" wp14:editId="1222F349">
-            <wp:extent cx="5940425" cy="3341370"/>
-            <wp:effectExtent l="0" t="0" r="3175" b="0"/>
-            <wp:docPr id="9" name="Рисунок 9"/>
+          <wp:inline distT="0" distB="0" distL="0" distR="0" wp14:anchorId="126DF600" wp14:editId="1F8326D5">
+            <wp:extent cx="3792772" cy="2125189"/>
+            <wp:effectExtent l="0" t="0" r="0" b="8890"/>
+            <wp:docPr id="13" name="Рисунок 13"/>
             <wp:cNvGraphicFramePr>
               <a:graphicFrameLocks xmlns:a="http://schemas.openxmlformats.org/drawingml/2006/main" noChangeAspect="1"/>
             </wp:cNvGraphicFramePr>
@@ -5450,11 +7698,11 @@
               <a:graphicData uri="http://schemas.openxmlformats.org/drawingml/2006/picture">
                 <pic:pic xmlns:pic="http://schemas.openxmlformats.org/drawingml/2006/picture">
                   <pic:nvPicPr>
-                    <pic:cNvPr id="1" name=""/>
+                    <pic:cNvPr id="0" name=""/>
                     <pic:cNvPicPr/>
                   </pic:nvPicPr>
                   <pic:blipFill>
-                    <a:blip r:embed="rId15"/>
+                    <a:blip r:embed="rId17"/>
                     <a:stretch>
                       <a:fillRect/>
                     </a:stretch>
@@ -5462,7 +7710,7 @@
                   <pic:spPr>
                     <a:xfrm>
                       <a:off x="0" y="0"/>
-                      <a:ext cx="5940425" cy="3341370"/>
+                      <a:ext cx="3798398" cy="2128341"/>
                     </a:xfrm>
                     <a:prstGeom prst="rect">
                       <a:avLst/>
@@ -5478,43 +7726,566 @@
     <w:p>
       <w:pPr>
         <w:pStyle w:val="a7"/>
-        <w:rPr>
-          <w:lang w:val="en-US"/>
-        </w:rPr>
-      </w:pPr>
-      <w:r>
+        <w:jc w:val="center"/>
+        <w:rPr>
+          <w:rFonts w:ascii="Times New Roman" w:hAnsi="Times New Roman" w:cs="Times New Roman"/>
+          <w:b w:val="0"/>
+          <w:i/>
+          <w:color w:val="0D0D0D" w:themeColor="text1" w:themeTint="F2"/>
+          <w:sz w:val="24"/>
+          <w:szCs w:val="24"/>
+        </w:rPr>
+      </w:pPr>
+      <w:r>
+        <w:rPr>
+          <w:rFonts w:ascii="Times New Roman" w:hAnsi="Times New Roman" w:cs="Times New Roman"/>
+          <w:b w:val="0"/>
+          <w:i/>
+          <w:color w:val="0D0D0D" w:themeColor="text1" w:themeTint="F2"/>
+          <w:sz w:val="24"/>
+          <w:szCs w:val="24"/>
+        </w:rPr>
         <w:t xml:space="preserve">Рисунок </w:t>
       </w:r>
-      <w:fldSimple w:instr=" SEQ Рисунок \* ARABIC ">
-        <w:r>
-          <w:rPr>
-            <w:noProof/>
-          </w:rPr>
-          <w:t>10</w:t>
-        </w:r>
-      </w:fldSimple>
-      <w:r>
-        <w:rPr>
-          <w:lang w:val="en-US"/>
-        </w:rPr>
-        <w:t xml:space="preserve"> </w:t>
-      </w:r>
-      <w:r>
-        <w:t>шаблоны</w:t>
+      <w:r>
+        <w:rPr>
+          <w:rFonts w:ascii="Times New Roman" w:hAnsi="Times New Roman" w:cs="Times New Roman"/>
+          <w:b w:val="0"/>
+          <w:i/>
+          <w:color w:val="0D0D0D" w:themeColor="text1" w:themeTint="F2"/>
+          <w:sz w:val="24"/>
+          <w:szCs w:val="24"/>
+        </w:rPr>
+        <w:fldChar w:fldCharType="begin"/>
+      </w:r>
+      <w:r>
+        <w:rPr>
+          <w:rFonts w:ascii="Times New Roman" w:hAnsi="Times New Roman" w:cs="Times New Roman"/>
+          <w:b w:val="0"/>
+          <w:i/>
+          <w:color w:val="0D0D0D" w:themeColor="text1" w:themeTint="F2"/>
+          <w:sz w:val="24"/>
+          <w:szCs w:val="24"/>
+        </w:rPr>
+        <w:instrText xml:space="preserve"> SEQ Рисунок \* ARABIC </w:instrText>
+      </w:r>
+      <w:r>
+        <w:rPr>
+          <w:rFonts w:ascii="Times New Roman" w:hAnsi="Times New Roman" w:cs="Times New Roman"/>
+          <w:b w:val="0"/>
+          <w:i/>
+          <w:color w:val="0D0D0D" w:themeColor="text1" w:themeTint="F2"/>
+          <w:sz w:val="24"/>
+          <w:szCs w:val="24"/>
+        </w:rPr>
+        <w:fldChar w:fldCharType="separate"/>
+      </w:r>
+      <w:r>
+        <w:rPr>
+          <w:rFonts w:ascii="Times New Roman" w:hAnsi="Times New Roman" w:cs="Times New Roman"/>
+          <w:b w:val="0"/>
+          <w:i/>
+          <w:color w:val="0D0D0D" w:themeColor="text1" w:themeTint="F2"/>
+          <w:sz w:val="24"/>
+          <w:szCs w:val="24"/>
+        </w:rPr>
+        <w:t>11</w:t>
+      </w:r>
+      <w:r>
+        <w:rPr>
+          <w:rFonts w:ascii="Times New Roman" w:hAnsi="Times New Roman" w:cs="Times New Roman"/>
+          <w:b w:val="0"/>
+          <w:i/>
+          <w:color w:val="0D0D0D" w:themeColor="text1" w:themeTint="F2"/>
+          <w:sz w:val="24"/>
+          <w:szCs w:val="24"/>
+        </w:rPr>
+        <w:fldChar w:fldCharType="end"/>
+      </w:r>
+      <w:r>
+        <w:rPr>
+          <w:rFonts w:ascii="Times New Roman" w:hAnsi="Times New Roman" w:cs="Times New Roman"/>
+          <w:b w:val="0"/>
+          <w:i/>
+          <w:color w:val="0D0D0D" w:themeColor="text1" w:themeTint="F2"/>
+          <w:sz w:val="24"/>
+          <w:szCs w:val="24"/>
+        </w:rPr>
+        <w:t xml:space="preserve"> 3Д-визуализация</w:t>
       </w:r>
     </w:p>
     <w:p>
       <w:pPr>
         <w:rPr>
+          <w:rFonts w:ascii="Times New Roman" w:hAnsi="Times New Roman" w:cs="Times New Roman"/>
+          <w:sz w:val="28"/>
+          <w:szCs w:val="28"/>
+        </w:rPr>
+      </w:pPr>
+      <w:r>
+        <w:rPr>
+          <w:rFonts w:ascii="Times New Roman" w:hAnsi="Times New Roman" w:cs="Times New Roman"/>
+          <w:sz w:val="28"/>
+          <w:szCs w:val="28"/>
+        </w:rPr>
+        <w:t xml:space="preserve">Работа с </w:t>
+      </w:r>
+      <w:proofErr w:type="gramStart"/>
+      <w:r>
+        <w:rPr>
+          <w:rFonts w:ascii="Times New Roman" w:hAnsi="Times New Roman" w:cs="Times New Roman"/>
+          <w:sz w:val="28"/>
+          <w:szCs w:val="28"/>
+        </w:rPr>
+        <w:t>готовыми</w:t>
+      </w:r>
+      <w:proofErr w:type="gramEnd"/>
+      <w:r>
+        <w:rPr>
+          <w:rFonts w:ascii="Times New Roman" w:hAnsi="Times New Roman" w:cs="Times New Roman"/>
+          <w:sz w:val="28"/>
+          <w:szCs w:val="28"/>
+        </w:rPr>
+        <w:t xml:space="preserve"> </w:t>
+      </w:r>
+      <w:r>
+        <w:rPr>
+          <w:rFonts w:ascii="Times New Roman" w:hAnsi="Times New Roman" w:cs="Times New Roman"/>
+          <w:sz w:val="28"/>
+          <w:szCs w:val="28"/>
           <w:lang w:val="en-US"/>
         </w:rPr>
-      </w:pPr>
+        <w:t>Gerber</w:t>
+      </w:r>
+      <w:r>
+        <w:rPr>
+          <w:rFonts w:ascii="Times New Roman" w:hAnsi="Times New Roman" w:cs="Times New Roman"/>
+          <w:sz w:val="28"/>
+          <w:szCs w:val="28"/>
+        </w:rPr>
+        <w:t xml:space="preserve"> без исходного проекта сильно ограничена, существует возможность только просмотра или импортирования с потерей интеллектуальных данных</w:t>
+      </w:r>
+      <w:r>
+        <w:rPr>
+          <w:rFonts w:ascii="Times New Roman" w:hAnsi="Times New Roman" w:cs="Times New Roman"/>
+          <w:sz w:val="28"/>
+          <w:szCs w:val="28"/>
+        </w:rPr>
+        <w:t>. Размещать отверстия нужно внутри проекта</w:t>
+      </w:r>
     </w:p>
     <w:p>
       <w:pPr>
         <w:rPr>
+          <w:rFonts w:ascii="Times New Roman" w:hAnsi="Times New Roman" w:cs="Times New Roman"/>
+          <w:sz w:val="28"/>
+          <w:szCs w:val="28"/>
+        </w:rPr>
+      </w:pPr>
+      <w:r>
+        <w:rPr>
+          <w:rFonts w:ascii="Times New Roman" w:hAnsi="Times New Roman" w:cs="Times New Roman"/>
+          <w:sz w:val="28"/>
+          <w:szCs w:val="28"/>
+        </w:rPr>
+        <w:t>Основные преимущества и не</w:t>
+      </w:r>
+      <w:r>
+        <w:rPr>
+          <w:rFonts w:ascii="Times New Roman" w:hAnsi="Times New Roman" w:cs="Times New Roman"/>
+          <w:sz w:val="28"/>
+          <w:szCs w:val="28"/>
+        </w:rPr>
+        <w:t>достатки</w:t>
+      </w:r>
+      <w:r>
+        <w:rPr>
+          <w:rFonts w:ascii="Times New Roman" w:hAnsi="Times New Roman" w:cs="Times New Roman"/>
+          <w:sz w:val="28"/>
+          <w:szCs w:val="28"/>
+        </w:rPr>
+        <w:t xml:space="preserve"> </w:t>
+      </w:r>
+      <w:r>
+        <w:rPr>
+          <w:rFonts w:ascii="Times New Roman" w:hAnsi="Times New Roman" w:cs="Times New Roman"/>
+          <w:sz w:val="28"/>
+          <w:szCs w:val="28"/>
           <w:lang w:val="en-US"/>
         </w:rPr>
+        <w:t>Altium</w:t>
+      </w:r>
+      <w:r>
+        <w:rPr>
+          <w:rFonts w:ascii="Times New Roman" w:hAnsi="Times New Roman" w:cs="Times New Roman"/>
+          <w:sz w:val="28"/>
+          <w:szCs w:val="28"/>
+        </w:rPr>
+        <w:t xml:space="preserve"> </w:t>
+      </w:r>
+      <w:r>
+        <w:rPr>
+          <w:rFonts w:ascii="Times New Roman" w:hAnsi="Times New Roman" w:cs="Times New Roman"/>
+          <w:sz w:val="28"/>
+          <w:szCs w:val="28"/>
+          <w:lang w:val="en-US"/>
+        </w:rPr>
+        <w:t>Designer</w:t>
+      </w:r>
+      <w:r>
+        <w:rPr>
+          <w:rFonts w:ascii="Times New Roman" w:hAnsi="Times New Roman" w:cs="Times New Roman"/>
+          <w:sz w:val="28"/>
+          <w:szCs w:val="28"/>
+        </w:rPr>
+        <w:t xml:space="preserve"> </w:t>
+      </w:r>
+      <w:r>
+        <w:rPr>
+          <w:rFonts w:ascii="Times New Roman" w:hAnsi="Times New Roman" w:cs="Times New Roman"/>
+          <w:sz w:val="28"/>
+          <w:szCs w:val="28"/>
+        </w:rPr>
+        <w:t xml:space="preserve"> представлены в табл. </w:t>
+      </w:r>
+      <w:r>
+        <w:rPr>
+          <w:rFonts w:ascii="Times New Roman" w:hAnsi="Times New Roman" w:cs="Times New Roman"/>
+          <w:sz w:val="28"/>
+          <w:szCs w:val="28"/>
+        </w:rPr>
+        <w:t>3</w:t>
+      </w:r>
+    </w:p>
+    <w:p>
+      <w:pPr>
+        <w:pStyle w:val="a7"/>
+        <w:keepNext/>
+        <w:jc w:val="right"/>
+        <w:rPr>
+          <w:rFonts w:ascii="Times New Roman" w:hAnsi="Times New Roman" w:cs="Times New Roman"/>
+          <w:b w:val="0"/>
+          <w:i/>
+          <w:color w:val="0D0D0D" w:themeColor="text1" w:themeTint="F2"/>
+          <w:sz w:val="24"/>
+          <w:szCs w:val="24"/>
+        </w:rPr>
+      </w:pPr>
+      <w:r>
+        <w:rPr>
+          <w:rFonts w:ascii="Times New Roman" w:hAnsi="Times New Roman" w:cs="Times New Roman"/>
+          <w:b w:val="0"/>
+          <w:i/>
+          <w:color w:val="0D0D0D" w:themeColor="text1" w:themeTint="F2"/>
+          <w:sz w:val="24"/>
+          <w:szCs w:val="24"/>
+        </w:rPr>
+        <w:t xml:space="preserve">Таблица </w:t>
+      </w:r>
+      <w:r>
+        <w:rPr>
+          <w:rFonts w:ascii="Times New Roman" w:hAnsi="Times New Roman" w:cs="Times New Roman"/>
+          <w:b w:val="0"/>
+          <w:i/>
+          <w:color w:val="0D0D0D" w:themeColor="text1" w:themeTint="F2"/>
+          <w:sz w:val="24"/>
+          <w:szCs w:val="24"/>
+        </w:rPr>
+        <w:fldChar w:fldCharType="begin"/>
+      </w:r>
+      <w:r>
+        <w:rPr>
+          <w:rFonts w:ascii="Times New Roman" w:hAnsi="Times New Roman" w:cs="Times New Roman"/>
+          <w:b w:val="0"/>
+          <w:i/>
+          <w:color w:val="0D0D0D" w:themeColor="text1" w:themeTint="F2"/>
+          <w:sz w:val="24"/>
+          <w:szCs w:val="24"/>
+        </w:rPr>
+        <w:instrText xml:space="preserve"> SEQ Таблица \* ARABIC </w:instrText>
+      </w:r>
+      <w:r>
+        <w:rPr>
+          <w:rFonts w:ascii="Times New Roman" w:hAnsi="Times New Roman" w:cs="Times New Roman"/>
+          <w:b w:val="0"/>
+          <w:i/>
+          <w:color w:val="0D0D0D" w:themeColor="text1" w:themeTint="F2"/>
+          <w:sz w:val="24"/>
+          <w:szCs w:val="24"/>
+        </w:rPr>
+        <w:fldChar w:fldCharType="separate"/>
+      </w:r>
+      <w:r>
+        <w:rPr>
+          <w:rFonts w:ascii="Times New Roman" w:hAnsi="Times New Roman" w:cs="Times New Roman"/>
+          <w:b w:val="0"/>
+          <w:i/>
+          <w:noProof/>
+          <w:color w:val="0D0D0D" w:themeColor="text1" w:themeTint="F2"/>
+          <w:sz w:val="24"/>
+          <w:szCs w:val="24"/>
+        </w:rPr>
+        <w:t>3</w:t>
+      </w:r>
+      <w:r>
+        <w:rPr>
+          <w:rFonts w:ascii="Times New Roman" w:hAnsi="Times New Roman" w:cs="Times New Roman"/>
+          <w:b w:val="0"/>
+          <w:i/>
+          <w:color w:val="0D0D0D" w:themeColor="text1" w:themeTint="F2"/>
+          <w:sz w:val="24"/>
+          <w:szCs w:val="24"/>
+        </w:rPr>
+        <w:fldChar w:fldCharType="end"/>
+      </w:r>
+      <w:r>
+        <w:rPr>
+          <w:rFonts w:ascii="Times New Roman" w:hAnsi="Times New Roman" w:cs="Times New Roman"/>
+          <w:b w:val="0"/>
+          <w:i/>
+          <w:color w:val="0D0D0D" w:themeColor="text1" w:themeTint="F2"/>
+          <w:sz w:val="24"/>
+          <w:szCs w:val="24"/>
+        </w:rPr>
+        <w:t xml:space="preserve"> Основные преимущества и недостатки </w:t>
+      </w:r>
+      <w:r>
+        <w:rPr>
+          <w:rFonts w:ascii="Times New Roman" w:hAnsi="Times New Roman" w:cs="Times New Roman"/>
+          <w:b w:val="0"/>
+          <w:i/>
+          <w:color w:val="0D0D0D" w:themeColor="text1" w:themeTint="F2"/>
+          <w:sz w:val="24"/>
+          <w:szCs w:val="24"/>
+          <w:lang w:val="en-US"/>
+        </w:rPr>
+        <w:t>Altium</w:t>
+      </w:r>
+      <w:r>
+        <w:rPr>
+          <w:rFonts w:ascii="Times New Roman" w:hAnsi="Times New Roman" w:cs="Times New Roman"/>
+          <w:b w:val="0"/>
+          <w:i/>
+          <w:color w:val="0D0D0D" w:themeColor="text1" w:themeTint="F2"/>
+          <w:sz w:val="24"/>
+          <w:szCs w:val="24"/>
+        </w:rPr>
+        <w:t xml:space="preserve"> </w:t>
+      </w:r>
+      <w:r>
+        <w:rPr>
+          <w:rFonts w:ascii="Times New Roman" w:hAnsi="Times New Roman" w:cs="Times New Roman"/>
+          <w:b w:val="0"/>
+          <w:i/>
+          <w:color w:val="0D0D0D" w:themeColor="text1" w:themeTint="F2"/>
+          <w:sz w:val="24"/>
+          <w:szCs w:val="24"/>
+          <w:lang w:val="en-US"/>
+        </w:rPr>
+        <w:t>Designer</w:t>
+      </w:r>
+    </w:p>
+    <w:tbl>
+      <w:tblPr>
+        <w:tblStyle w:val="ab"/>
+        <w:tblW w:w="0" w:type="auto"/>
+        <w:tblLook w:val="04A0" w:firstRow="1" w:lastRow="0" w:firstColumn="1" w:lastColumn="0" w:noHBand="0" w:noVBand="1"/>
+      </w:tblPr>
+      <w:tblGrid>
+        <w:gridCol w:w="4785"/>
+        <w:gridCol w:w="4786"/>
+      </w:tblGrid>
+      <w:tr>
+        <w:tc>
+          <w:tcPr>
+            <w:tcW w:w="4785" w:type="dxa"/>
+          </w:tcPr>
+          <w:p>
+            <w:pPr>
+              <w:jc w:val="center"/>
+              <w:rPr>
+                <w:rFonts w:ascii="Times New Roman" w:hAnsi="Times New Roman" w:cs="Times New Roman"/>
+                <w:sz w:val="28"/>
+                <w:szCs w:val="28"/>
+              </w:rPr>
+            </w:pPr>
+            <w:r>
+              <w:rPr>
+                <w:rFonts w:ascii="Times New Roman" w:hAnsi="Times New Roman" w:cs="Times New Roman"/>
+                <w:sz w:val="28"/>
+                <w:szCs w:val="28"/>
+              </w:rPr>
+              <w:t>Преимущества</w:t>
+            </w:r>
+          </w:p>
+        </w:tc>
+        <w:tc>
+          <w:tcPr>
+            <w:tcW w:w="4786" w:type="dxa"/>
+          </w:tcPr>
+          <w:p>
+            <w:pPr>
+              <w:jc w:val="center"/>
+              <w:rPr>
+                <w:rFonts w:ascii="Times New Roman" w:hAnsi="Times New Roman" w:cs="Times New Roman"/>
+                <w:sz w:val="28"/>
+                <w:szCs w:val="28"/>
+              </w:rPr>
+            </w:pPr>
+            <w:r>
+              <w:rPr>
+                <w:rFonts w:ascii="Times New Roman" w:hAnsi="Times New Roman" w:cs="Times New Roman"/>
+                <w:sz w:val="28"/>
+                <w:szCs w:val="28"/>
+              </w:rPr>
+              <w:t>Недостаток</w:t>
+            </w:r>
+          </w:p>
+        </w:tc>
+      </w:tr>
+      <w:tr>
+        <w:tc>
+          <w:tcPr>
+            <w:tcW w:w="4785" w:type="dxa"/>
+          </w:tcPr>
+          <w:p>
+            <w:pPr>
+              <w:rPr>
+                <w:rFonts w:ascii="Times New Roman" w:hAnsi="Times New Roman" w:cs="Times New Roman"/>
+                <w:sz w:val="28"/>
+                <w:szCs w:val="28"/>
+              </w:rPr>
+            </w:pPr>
+            <w:r>
+              <w:rPr>
+                <w:rFonts w:ascii="Times New Roman" w:hAnsi="Times New Roman" w:cs="Times New Roman"/>
+                <w:sz w:val="28"/>
+                <w:szCs w:val="28"/>
+              </w:rPr>
+              <w:t>Проработанные шаблоны сохранения свойств</w:t>
+            </w:r>
+          </w:p>
+        </w:tc>
+        <w:tc>
+          <w:tcPr>
+            <w:tcW w:w="4786" w:type="dxa"/>
+          </w:tcPr>
+          <w:p>
+            <w:pPr>
+              <w:rPr>
+                <w:rFonts w:ascii="Times New Roman" w:hAnsi="Times New Roman" w:cs="Times New Roman"/>
+                <w:sz w:val="28"/>
+                <w:szCs w:val="28"/>
+              </w:rPr>
+            </w:pPr>
+            <w:r>
+              <w:rPr>
+                <w:rFonts w:ascii="Times New Roman" w:hAnsi="Times New Roman" w:cs="Times New Roman"/>
+                <w:sz w:val="28"/>
+                <w:szCs w:val="28"/>
+              </w:rPr>
+              <w:t>Требует лицензии</w:t>
+            </w:r>
+          </w:p>
+        </w:tc>
+      </w:tr>
+      <w:tr>
+        <w:tc>
+          <w:tcPr>
+            <w:tcW w:w="4785" w:type="dxa"/>
+          </w:tcPr>
+          <w:p>
+            <w:pPr>
+              <w:rPr>
+                <w:rFonts w:ascii="Times New Roman" w:hAnsi="Times New Roman" w:cs="Times New Roman"/>
+                <w:sz w:val="28"/>
+                <w:szCs w:val="28"/>
+              </w:rPr>
+            </w:pPr>
+            <w:r>
+              <w:rPr>
+                <w:rFonts w:ascii="Times New Roman" w:hAnsi="Times New Roman" w:cs="Times New Roman"/>
+                <w:sz w:val="28"/>
+                <w:szCs w:val="28"/>
+              </w:rPr>
+              <w:t>Полный контроль свойств отверстий</w:t>
+            </w:r>
+          </w:p>
+        </w:tc>
+        <w:tc>
+          <w:tcPr>
+            <w:tcW w:w="4786" w:type="dxa"/>
+          </w:tcPr>
+          <w:p>
+            <w:pPr>
+              <w:rPr>
+                <w:rFonts w:ascii="Times New Roman" w:hAnsi="Times New Roman" w:cs="Times New Roman"/>
+                <w:sz w:val="28"/>
+                <w:szCs w:val="28"/>
+              </w:rPr>
+            </w:pPr>
+            <w:r>
+              <w:rPr>
+                <w:rFonts w:ascii="Times New Roman" w:hAnsi="Times New Roman" w:cs="Times New Roman"/>
+                <w:sz w:val="28"/>
+                <w:szCs w:val="28"/>
+              </w:rPr>
+              <w:t>Размещать отверстия нужно внутри проекта</w:t>
+            </w:r>
+          </w:p>
+        </w:tc>
+      </w:tr>
+      <w:tr>
+        <w:tc>
+          <w:tcPr>
+            <w:tcW w:w="4785" w:type="dxa"/>
+          </w:tcPr>
+          <w:p>
+            <w:pPr>
+              <w:rPr>
+                <w:rFonts w:ascii="Times New Roman" w:hAnsi="Times New Roman" w:cs="Times New Roman"/>
+                <w:sz w:val="28"/>
+                <w:szCs w:val="28"/>
+              </w:rPr>
+            </w:pPr>
+          </w:p>
+        </w:tc>
+        <w:tc>
+          <w:tcPr>
+            <w:tcW w:w="4786" w:type="dxa"/>
+          </w:tcPr>
+          <w:p>
+            <w:pPr>
+              <w:rPr>
+                <w:rFonts w:ascii="Times New Roman" w:hAnsi="Times New Roman" w:cs="Times New Roman"/>
+                <w:sz w:val="28"/>
+                <w:szCs w:val="28"/>
+              </w:rPr>
+            </w:pPr>
+            <w:r>
+              <w:rPr>
+                <w:rFonts w:ascii="Times New Roman" w:hAnsi="Times New Roman" w:cs="Times New Roman"/>
+                <w:sz w:val="28"/>
+                <w:szCs w:val="28"/>
+              </w:rPr>
+              <w:t>Нет автоматической расстановки отверстий по контуру</w:t>
+            </w:r>
+          </w:p>
+        </w:tc>
+      </w:tr>
+    </w:tbl>
+    <w:p>
+      <w:pPr>
+        <w:rPr>
+          <w:rFonts w:ascii="Times New Roman" w:hAnsi="Times New Roman" w:cs="Times New Roman"/>
+          <w:sz w:val="28"/>
+          <w:szCs w:val="28"/>
+        </w:rPr>
+      </w:pPr>
+    </w:p>
+    <w:p/>
+    <w:p>
+      <w:pPr>
         <w:sectPr>
           <w:pgSz w:w="11906" w:h="16838"/>
           <w:pgMar w:top="1134" w:right="850" w:bottom="1134" w:left="1701" w:header="708" w:footer="708" w:gutter="0"/>
@@ -5532,6 +8303,7 @@
           <w:color w:val="000000" w:themeColor="text1"/>
         </w:rPr>
       </w:pPr>
+      <w:bookmarkStart w:id="7" w:name="_Toc241659078"/>
       <w:r>
         <w:rPr>
           <w:rFonts w:ascii="Times New Roman" w:hAnsi="Times New Roman" w:cs="Times New Roman"/>
@@ -5541,6 +8313,7 @@
         <w:lastRenderedPageBreak/>
         <w:t>Список источников:</w:t>
       </w:r>
+      <w:bookmarkEnd w:id="7"/>
     </w:p>
     <w:p>
       <w:pPr>
@@ -5555,7 +8328,7 @@
           <w:szCs w:val="28"/>
         </w:rPr>
       </w:pPr>
-      <w:bookmarkStart w:id="1" w:name="BIB_1"/>
+      <w:bookmarkStart w:id="8" w:name="BIB_1"/>
       <w:r>
         <w:rPr>
           <w:rFonts w:ascii="Times New Roman" w:hAnsi="Times New Roman" w:cs="Times New Roman"/>
@@ -5594,7 +8367,7 @@
           <w:sz w:val="28"/>
           <w:szCs w:val="28"/>
         </w:rPr>
-        <w:t xml:space="preserve">). – </w:t>
+        <w:t>). – Текст</w:t>
       </w:r>
       <w:proofErr w:type="gramStart"/>
       <w:r>
@@ -5603,7 +8376,7 @@
           <w:sz w:val="28"/>
           <w:szCs w:val="28"/>
         </w:rPr>
-        <w:t>Текст :</w:t>
+        <w:t xml:space="preserve"> :</w:t>
       </w:r>
       <w:proofErr w:type="gramEnd"/>
       <w:r>
@@ -5629,8 +8402,8 @@
           <w:lang w:val="en-US"/>
         </w:rPr>
       </w:pPr>
-      <w:bookmarkStart w:id="2" w:name="BIB_2"/>
-      <w:bookmarkEnd w:id="1"/>
+      <w:bookmarkStart w:id="9" w:name="BIB_2"/>
+      <w:bookmarkEnd w:id="8"/>
       <w:r>
         <w:rPr>
           <w:rFonts w:ascii="Times New Roman" w:hAnsi="Times New Roman" w:cs="Times New Roman"/>
@@ -5845,7 +8618,7 @@
           <w:sz w:val="28"/>
           <w:szCs w:val="28"/>
         </w:rPr>
-        <w:t>at-gerber-rs-274-x, свободный. -</w:t>
+        <w:t xml:space="preserve">at-gerber-rs-274-x, свободный. </w:t>
       </w:r>
       <w:proofErr w:type="gramStart"/>
       <w:r>
@@ -5854,7 +8627,7 @@
           <w:sz w:val="28"/>
           <w:szCs w:val="28"/>
         </w:rPr>
-        <w:t>Текст :</w:t>
+        <w:t>-Т</w:t>
       </w:r>
       <w:proofErr w:type="gramEnd"/>
       <w:r>
@@ -5863,7 +8636,7 @@
           <w:sz w:val="28"/>
           <w:szCs w:val="28"/>
         </w:rPr>
-        <w:t xml:space="preserve"> электронный. -</w:t>
+        <w:t>екст : электронный. -</w:t>
       </w:r>
       <w:r>
         <w:rPr>
@@ -6095,6 +8868,23 @@
         </w:rPr>
         <w:t>-</w:t>
       </w:r>
+      <w:r>
+        <w:rPr>
+          <w:rFonts w:ascii="Times New Roman" w:hAnsi="Times New Roman" w:cs="Times New Roman"/>
+          <w:sz w:val="28"/>
+          <w:szCs w:val="28"/>
+          <w:lang w:val="en-US"/>
+        </w:rPr>
+        <w:t>i</w:t>
+      </w:r>
+      <w:r>
+        <w:rPr>
+          <w:rFonts w:ascii="Times New Roman" w:hAnsi="Times New Roman" w:cs="Times New Roman"/>
+          <w:sz w:val="28"/>
+          <w:szCs w:val="28"/>
+        </w:rPr>
+        <w:t>-</w:t>
+      </w:r>
       <w:proofErr w:type="spellStart"/>
       <w:r>
         <w:rPr>
@@ -6103,7 +8893,7 @@
           <w:szCs w:val="28"/>
           <w:lang w:val="en-US"/>
         </w:rPr>
-        <w:t>i</w:t>
+        <w:t>kak</w:t>
       </w:r>
       <w:proofErr w:type="spellEnd"/>
       <w:r>
@@ -6122,7 +8912,7 @@
           <w:szCs w:val="28"/>
           <w:lang w:val="en-US"/>
         </w:rPr>
-        <w:t>kak</w:t>
+        <w:t>proverit</w:t>
       </w:r>
       <w:proofErr w:type="spellEnd"/>
       <w:r>
@@ -6139,9 +8929,8 @@
           <w:rFonts w:ascii="Times New Roman" w:hAnsi="Times New Roman" w:cs="Times New Roman"/>
           <w:sz w:val="28"/>
           <w:szCs w:val="28"/>
-          <w:lang w:val="en-US"/>
-        </w:rPr>
-        <w:t>proverit</w:t>
+        </w:rPr>
+        <w:t>pered</w:t>
       </w:r>
       <w:proofErr w:type="spellEnd"/>
       <w:r>
@@ -6159,7 +8948,7 @@
           <w:sz w:val="28"/>
           <w:szCs w:val="28"/>
         </w:rPr>
-        <w:t>pered</w:t>
+        <w:t>otpravkoi</w:t>
       </w:r>
       <w:proofErr w:type="spellEnd"/>
       <w:r>
@@ -6168,7 +8957,7 @@
           <w:sz w:val="28"/>
           <w:szCs w:val="28"/>
         </w:rPr>
-        <w:t>-</w:t>
+        <w:t>-v-</w:t>
       </w:r>
       <w:proofErr w:type="spellStart"/>
       <w:r>
@@ -6177,7 +8966,7 @@
           <w:sz w:val="28"/>
           <w:szCs w:val="28"/>
         </w:rPr>
-        <w:t>otpravkoi</w:t>
+        <w:t>proizvodstvo</w:t>
       </w:r>
       <w:proofErr w:type="spellEnd"/>
       <w:r>
@@ -6186,24 +8975,6 @@
           <w:sz w:val="28"/>
           <w:szCs w:val="28"/>
         </w:rPr>
-        <w:t>-v-</w:t>
-      </w:r>
-      <w:proofErr w:type="spellStart"/>
-      <w:r>
-        <w:rPr>
-          <w:rFonts w:ascii="Times New Roman" w:hAnsi="Times New Roman" w:cs="Times New Roman"/>
-          <w:sz w:val="28"/>
-          <w:szCs w:val="28"/>
-        </w:rPr>
-        <w:t>proizvodstvo</w:t>
-      </w:r>
-      <w:proofErr w:type="spellEnd"/>
-      <w:r>
-        <w:rPr>
-          <w:rFonts w:ascii="Times New Roman" w:hAnsi="Times New Roman" w:cs="Times New Roman"/>
-          <w:sz w:val="28"/>
-          <w:szCs w:val="28"/>
-        </w:rPr>
         <w:t>, сво</w:t>
       </w:r>
       <w:r>
@@ -6212,7 +8983,7 @@
           <w:sz w:val="28"/>
           <w:szCs w:val="28"/>
         </w:rPr>
-        <w:t xml:space="preserve">бодный. – </w:t>
+        <w:t>бодный. – Текст</w:t>
       </w:r>
       <w:proofErr w:type="gramStart"/>
       <w:r>
@@ -6221,7 +8992,7 @@
           <w:sz w:val="28"/>
           <w:szCs w:val="28"/>
         </w:rPr>
-        <w:t>Текст :</w:t>
+        <w:t xml:space="preserve"> :</w:t>
       </w:r>
       <w:proofErr w:type="gramEnd"/>
       <w:r>
@@ -6244,14 +9015,522 @@
     <w:p>
       <w:pPr>
         <w:pStyle w:val="aa"/>
-        <w:rPr>
-          <w:rFonts w:ascii="Times New Roman" w:hAnsi="Times New Roman" w:cs="Times New Roman"/>
-          <w:sz w:val="28"/>
-          <w:szCs w:val="28"/>
-        </w:rPr>
-      </w:pPr>
+        <w:numPr>
+          <w:ilvl w:val="0"/>
+          <w:numId w:val="10"/>
+        </w:numPr>
+        <w:rPr>
+          <w:rFonts w:ascii="Times New Roman" w:hAnsi="Times New Roman" w:cs="Times New Roman"/>
+          <w:sz w:val="28"/>
+          <w:szCs w:val="28"/>
+        </w:rPr>
+      </w:pPr>
+      <w:proofErr w:type="spellStart"/>
+      <w:r>
+        <w:rPr>
+          <w:rFonts w:ascii="Times New Roman" w:hAnsi="Times New Roman" w:cs="Times New Roman"/>
+          <w:sz w:val="28"/>
+          <w:szCs w:val="28"/>
+        </w:rPr>
+        <w:t>Altium</w:t>
+      </w:r>
+      <w:proofErr w:type="spellEnd"/>
+      <w:r>
+        <w:rPr>
+          <w:rFonts w:ascii="Times New Roman" w:hAnsi="Times New Roman" w:cs="Times New Roman"/>
+          <w:sz w:val="28"/>
+          <w:szCs w:val="28"/>
+        </w:rPr>
+        <w:t xml:space="preserve"> </w:t>
+      </w:r>
+      <w:proofErr w:type="spellStart"/>
+      <w:r>
+        <w:rPr>
+          <w:rFonts w:ascii="Times New Roman" w:hAnsi="Times New Roman" w:cs="Times New Roman"/>
+          <w:sz w:val="28"/>
+          <w:szCs w:val="28"/>
+        </w:rPr>
+        <w:t>Designer</w:t>
+      </w:r>
+      <w:proofErr w:type="spellEnd"/>
+      <w:r>
+        <w:rPr>
+          <w:rFonts w:ascii="Times New Roman" w:hAnsi="Times New Roman" w:cs="Times New Roman"/>
+          <w:sz w:val="28"/>
+          <w:szCs w:val="28"/>
+        </w:rPr>
+        <w:t>: варианты лицензий и цены (страница поставщика СНАБСОФТ)</w:t>
+      </w:r>
+      <w:r>
+        <w:rPr>
+          <w:rFonts w:ascii="Times New Roman" w:hAnsi="Times New Roman" w:cs="Times New Roman"/>
+          <w:sz w:val="28"/>
+          <w:szCs w:val="28"/>
+        </w:rPr>
+        <w:t xml:space="preserve"> </w:t>
+      </w:r>
+      <w:r>
+        <w:rPr>
+          <w:rFonts w:ascii="Times New Roman" w:hAnsi="Times New Roman" w:cs="Times New Roman"/>
+          <w:sz w:val="28"/>
+          <w:szCs w:val="28"/>
+        </w:rPr>
+        <w:t>[</w:t>
+      </w:r>
+      <w:r>
+        <w:rPr>
+          <w:rFonts w:ascii="Times New Roman" w:hAnsi="Times New Roman" w:cs="Times New Roman"/>
+          <w:sz w:val="28"/>
+          <w:szCs w:val="28"/>
+        </w:rPr>
+        <w:t>Электронный</w:t>
+      </w:r>
+      <w:r>
+        <w:rPr>
+          <w:rFonts w:ascii="Times New Roman" w:hAnsi="Times New Roman" w:cs="Times New Roman"/>
+          <w:sz w:val="28"/>
+          <w:szCs w:val="28"/>
+        </w:rPr>
+        <w:t xml:space="preserve"> </w:t>
+      </w:r>
+      <w:r>
+        <w:rPr>
+          <w:rFonts w:ascii="Times New Roman" w:hAnsi="Times New Roman" w:cs="Times New Roman"/>
+          <w:sz w:val="28"/>
+          <w:szCs w:val="28"/>
+        </w:rPr>
+        <w:t>ресурс</w:t>
+      </w:r>
+      <w:r>
+        <w:rPr>
+          <w:rFonts w:ascii="Times New Roman" w:hAnsi="Times New Roman" w:cs="Times New Roman"/>
+          <w:sz w:val="28"/>
+          <w:szCs w:val="28"/>
+        </w:rPr>
+        <w:t xml:space="preserve">]. - </w:t>
+      </w:r>
+      <w:r>
+        <w:rPr>
+          <w:rFonts w:ascii="Times New Roman" w:hAnsi="Times New Roman" w:cs="Times New Roman"/>
+          <w:sz w:val="28"/>
+          <w:szCs w:val="28"/>
+          <w:lang w:val="en-US"/>
+        </w:rPr>
+        <w:t>URL</w:t>
+      </w:r>
+      <w:r>
+        <w:rPr>
+          <w:rFonts w:ascii="Times New Roman" w:hAnsi="Times New Roman" w:cs="Times New Roman"/>
+          <w:sz w:val="28"/>
+          <w:szCs w:val="28"/>
+        </w:rPr>
+        <w:t>:</w:t>
+      </w:r>
+      <w:r>
+        <w:rPr>
+          <w:rFonts w:ascii="Times New Roman" w:hAnsi="Times New Roman" w:cs="Times New Roman"/>
+          <w:sz w:val="28"/>
+          <w:szCs w:val="28"/>
+        </w:rPr>
+        <w:t xml:space="preserve"> </w:t>
+      </w:r>
+      <w:hyperlink r:id="rId18" w:history="1">
+        <w:r>
+          <w:rPr>
+            <w:rStyle w:val="a8"/>
+            <w:rFonts w:ascii="Times New Roman" w:hAnsi="Times New Roman" w:cs="Times New Roman"/>
+            <w:sz w:val="28"/>
+            <w:szCs w:val="28"/>
+          </w:rPr>
+          <w:t>https://snabsoft.ru/catal</w:t>
+        </w:r>
+        <w:r>
+          <w:rPr>
+            <w:rStyle w:val="a8"/>
+            <w:rFonts w:ascii="Times New Roman" w:hAnsi="Times New Roman" w:cs="Times New Roman"/>
+            <w:sz w:val="28"/>
+            <w:szCs w:val="28"/>
+          </w:rPr>
+          <w:t>o</w:t>
+        </w:r>
+        <w:r>
+          <w:rPr>
+            <w:rStyle w:val="a8"/>
+            <w:rFonts w:ascii="Times New Roman" w:hAnsi="Times New Roman" w:cs="Times New Roman"/>
+            <w:sz w:val="28"/>
+            <w:szCs w:val="28"/>
+          </w:rPr>
+          <w:t>g/altium/altiumdesigner</w:t>
+        </w:r>
+      </w:hyperlink>
+      <w:r>
+        <w:rPr>
+          <w:rFonts w:ascii="Times New Roman" w:hAnsi="Times New Roman" w:cs="Times New Roman"/>
+          <w:sz w:val="28"/>
+          <w:szCs w:val="28"/>
+        </w:rPr>
+        <w:t xml:space="preserve"> </w:t>
+      </w:r>
+      <w:r>
+        <w:rPr>
+          <w:rFonts w:ascii="Times New Roman" w:hAnsi="Times New Roman" w:cs="Times New Roman"/>
+          <w:sz w:val="28"/>
+          <w:szCs w:val="28"/>
+        </w:rPr>
+        <w:t>свободный. - Текст</w:t>
+      </w:r>
+      <w:proofErr w:type="gramStart"/>
+      <w:r>
+        <w:rPr>
+          <w:rFonts w:ascii="Times New Roman" w:hAnsi="Times New Roman" w:cs="Times New Roman"/>
+          <w:sz w:val="28"/>
+          <w:szCs w:val="28"/>
+        </w:rPr>
+        <w:t xml:space="preserve"> :</w:t>
+      </w:r>
+      <w:proofErr w:type="gramEnd"/>
+      <w:r>
+        <w:rPr>
+          <w:rFonts w:ascii="Times New Roman" w:hAnsi="Times New Roman" w:cs="Times New Roman"/>
+          <w:sz w:val="28"/>
+          <w:szCs w:val="28"/>
+        </w:rPr>
+        <w:t xml:space="preserve"> электронный. - Дата обращения: 30.09.2026.</w:t>
+      </w:r>
     </w:p>
-    <w:bookmarkEnd w:id="2"/>
+    <w:p>
+      <w:pPr>
+        <w:pStyle w:val="aa"/>
+        <w:numPr>
+          <w:ilvl w:val="0"/>
+          <w:numId w:val="10"/>
+        </w:numPr>
+        <w:rPr>
+          <w:rFonts w:ascii="Times New Roman" w:hAnsi="Times New Roman" w:cs="Times New Roman"/>
+          <w:sz w:val="28"/>
+          <w:szCs w:val="28"/>
+        </w:rPr>
+      </w:pPr>
+      <w:r>
+        <w:rPr>
+          <w:rFonts w:ascii="Times New Roman" w:hAnsi="Times New Roman" w:cs="Times New Roman"/>
+          <w:sz w:val="28"/>
+          <w:szCs w:val="28"/>
+        </w:rPr>
+        <w:t xml:space="preserve">Библиотеки шаблонов контактных площадок и переходных отверстий в </w:t>
+      </w:r>
+      <w:proofErr w:type="spellStart"/>
+      <w:r>
+        <w:rPr>
+          <w:rFonts w:ascii="Times New Roman" w:hAnsi="Times New Roman" w:cs="Times New Roman"/>
+          <w:sz w:val="28"/>
+          <w:szCs w:val="28"/>
+        </w:rPr>
+        <w:t>Altium</w:t>
+      </w:r>
+      <w:proofErr w:type="spellEnd"/>
+      <w:r>
+        <w:rPr>
+          <w:rFonts w:ascii="Times New Roman" w:hAnsi="Times New Roman" w:cs="Times New Roman"/>
+          <w:sz w:val="28"/>
+          <w:szCs w:val="28"/>
+        </w:rPr>
+        <w:t xml:space="preserve"> </w:t>
+      </w:r>
+      <w:proofErr w:type="spellStart"/>
+      <w:r>
+        <w:rPr>
+          <w:rFonts w:ascii="Times New Roman" w:hAnsi="Times New Roman" w:cs="Times New Roman"/>
+          <w:sz w:val="28"/>
+          <w:szCs w:val="28"/>
+        </w:rPr>
+        <w:t>Designer</w:t>
+      </w:r>
+      <w:proofErr w:type="spellEnd"/>
+      <w:r>
+        <w:rPr>
+          <w:rFonts w:ascii="Times New Roman" w:hAnsi="Times New Roman" w:cs="Times New Roman"/>
+          <w:sz w:val="28"/>
+          <w:szCs w:val="28"/>
+        </w:rPr>
+        <w:t xml:space="preserve"> [Электронный ресурс]</w:t>
+      </w:r>
+      <w:proofErr w:type="gramStart"/>
+      <w:r>
+        <w:rPr>
+          <w:rFonts w:ascii="Times New Roman" w:hAnsi="Times New Roman" w:cs="Times New Roman"/>
+          <w:sz w:val="28"/>
+          <w:szCs w:val="28"/>
+        </w:rPr>
+        <w:t xml:space="preserve"> :</w:t>
+      </w:r>
+      <w:proofErr w:type="gramEnd"/>
+      <w:r>
+        <w:rPr>
+          <w:rFonts w:ascii="Times New Roman" w:hAnsi="Times New Roman" w:cs="Times New Roman"/>
+          <w:sz w:val="28"/>
+          <w:szCs w:val="28"/>
+        </w:rPr>
+        <w:t xml:space="preserve"> видеоролик / канал </w:t>
+      </w:r>
+      <w:proofErr w:type="spellStart"/>
+      <w:r>
+        <w:rPr>
+          <w:rFonts w:ascii="Times New Roman" w:hAnsi="Times New Roman" w:cs="Times New Roman"/>
+          <w:sz w:val="28"/>
+          <w:szCs w:val="28"/>
+        </w:rPr>
+        <w:t>Altium</w:t>
+      </w:r>
+      <w:proofErr w:type="spellEnd"/>
+      <w:r>
+        <w:rPr>
+          <w:rFonts w:ascii="Times New Roman" w:hAnsi="Times New Roman" w:cs="Times New Roman"/>
+          <w:sz w:val="28"/>
+          <w:szCs w:val="28"/>
+        </w:rPr>
+        <w:t xml:space="preserve"> </w:t>
+      </w:r>
+      <w:proofErr w:type="spellStart"/>
+      <w:r>
+        <w:rPr>
+          <w:rFonts w:ascii="Times New Roman" w:hAnsi="Times New Roman" w:cs="Times New Roman"/>
+          <w:sz w:val="28"/>
+          <w:szCs w:val="28"/>
+        </w:rPr>
+        <w:t>Russia</w:t>
+      </w:r>
+      <w:proofErr w:type="spellEnd"/>
+      <w:r>
+        <w:rPr>
+          <w:rFonts w:ascii="Times New Roman" w:hAnsi="Times New Roman" w:cs="Times New Roman"/>
+          <w:sz w:val="28"/>
+          <w:szCs w:val="28"/>
+        </w:rPr>
+        <w:t xml:space="preserve">. – URL: </w:t>
+      </w:r>
+      <w:hyperlink r:id="rId19" w:history="1">
+        <w:r>
+          <w:rPr>
+            <w:rStyle w:val="a8"/>
+            <w:rFonts w:ascii="Times New Roman" w:hAnsi="Times New Roman" w:cs="Times New Roman"/>
+            <w:sz w:val="28"/>
+            <w:szCs w:val="28"/>
+          </w:rPr>
+          <w:t>htt</w:t>
+        </w:r>
+        <w:bookmarkStart w:id="10" w:name="_GoBack"/>
+        <w:bookmarkEnd w:id="10"/>
+        <w:r>
+          <w:rPr>
+            <w:rStyle w:val="a8"/>
+            <w:rFonts w:ascii="Times New Roman" w:hAnsi="Times New Roman" w:cs="Times New Roman"/>
+            <w:sz w:val="28"/>
+            <w:szCs w:val="28"/>
+          </w:rPr>
+          <w:t>p</w:t>
+        </w:r>
+        <w:r>
+          <w:rPr>
+            <w:rStyle w:val="a8"/>
+            <w:rFonts w:ascii="Times New Roman" w:hAnsi="Times New Roman" w:cs="Times New Roman"/>
+            <w:sz w:val="28"/>
+            <w:szCs w:val="28"/>
+          </w:rPr>
+          <w:t>s://youtu.be/5hIUeyjyGAg</w:t>
+        </w:r>
+      </w:hyperlink>
+      <w:r>
+        <w:rPr>
+          <w:rFonts w:ascii="Times New Roman" w:hAnsi="Times New Roman" w:cs="Times New Roman"/>
+          <w:sz w:val="28"/>
+          <w:szCs w:val="28"/>
+        </w:rPr>
+        <w:t xml:space="preserve"> (дата обращения: 30.09.2026). – Текст</w:t>
+      </w:r>
+      <w:proofErr w:type="gramStart"/>
+      <w:r>
+        <w:rPr>
+          <w:rFonts w:ascii="Times New Roman" w:hAnsi="Times New Roman" w:cs="Times New Roman"/>
+          <w:sz w:val="28"/>
+          <w:szCs w:val="28"/>
+        </w:rPr>
+        <w:t xml:space="preserve"> :</w:t>
+      </w:r>
+      <w:proofErr w:type="gramEnd"/>
+      <w:r>
+        <w:rPr>
+          <w:rFonts w:ascii="Times New Roman" w:hAnsi="Times New Roman" w:cs="Times New Roman"/>
+          <w:sz w:val="28"/>
+          <w:szCs w:val="28"/>
+        </w:rPr>
+        <w:t xml:space="preserve"> электронный. – Видео.</w:t>
+      </w:r>
+    </w:p>
+    <w:p>
+      <w:pPr>
+        <w:pStyle w:val="aa"/>
+        <w:numPr>
+          <w:ilvl w:val="0"/>
+          <w:numId w:val="10"/>
+        </w:numPr>
+        <w:rPr>
+          <w:rFonts w:ascii="Times New Roman" w:hAnsi="Times New Roman" w:cs="Times New Roman"/>
+          <w:sz w:val="28"/>
+          <w:szCs w:val="28"/>
+        </w:rPr>
+      </w:pPr>
+      <w:r>
+        <w:rPr>
+          <w:rFonts w:ascii="Times New Roman" w:hAnsi="Times New Roman" w:cs="Times New Roman"/>
+          <w:sz w:val="28"/>
+          <w:szCs w:val="28"/>
+        </w:rPr>
+        <w:t xml:space="preserve">Разработка одноплатного компьютера. Пособие для </w:t>
+      </w:r>
+      <w:proofErr w:type="gramStart"/>
+      <w:r>
+        <w:rPr>
+          <w:rFonts w:ascii="Times New Roman" w:hAnsi="Times New Roman" w:cs="Times New Roman"/>
+          <w:sz w:val="28"/>
+          <w:szCs w:val="28"/>
+        </w:rPr>
+        <w:t>продвинутых</w:t>
+      </w:r>
+      <w:proofErr w:type="gramEnd"/>
+      <w:r>
+        <w:rPr>
+          <w:rFonts w:ascii="Times New Roman" w:hAnsi="Times New Roman" w:cs="Times New Roman"/>
+          <w:sz w:val="28"/>
+          <w:szCs w:val="28"/>
+        </w:rPr>
+        <w:t xml:space="preserve"> //</w:t>
+      </w:r>
+      <w:r>
+        <w:rPr>
+          <w:rFonts w:ascii="Times New Roman" w:hAnsi="Times New Roman" w:cs="Times New Roman"/>
+          <w:sz w:val="28"/>
+          <w:szCs w:val="28"/>
+        </w:rPr>
+        <w:t xml:space="preserve"> </w:t>
+      </w:r>
+      <w:r>
+        <w:rPr>
+          <w:rFonts w:ascii="Times New Roman" w:hAnsi="Times New Roman" w:cs="Times New Roman"/>
+          <w:sz w:val="28"/>
+          <w:szCs w:val="28"/>
+        </w:rPr>
+        <w:t>PVSM.</w:t>
+      </w:r>
+      <w:r>
+        <w:rPr>
+          <w:rFonts w:ascii="Times New Roman" w:hAnsi="Times New Roman" w:cs="Times New Roman"/>
+          <w:sz w:val="28"/>
+          <w:szCs w:val="28"/>
+        </w:rPr>
+        <w:t xml:space="preserve">RU [Электронный ресурс]. – URL: </w:t>
+      </w:r>
+      <w:hyperlink r:id="rId20" w:history="1">
+        <w:r>
+          <w:rPr>
+            <w:rStyle w:val="a8"/>
+            <w:rFonts w:ascii="Times New Roman" w:hAnsi="Times New Roman" w:cs="Times New Roman"/>
+            <w:sz w:val="28"/>
+            <w:szCs w:val="28"/>
+          </w:rPr>
+          <w:t>https://www.pv</w:t>
+        </w:r>
+        <w:r>
+          <w:rPr>
+            <w:rStyle w:val="a8"/>
+            <w:rFonts w:ascii="Times New Roman" w:hAnsi="Times New Roman" w:cs="Times New Roman"/>
+            <w:sz w:val="28"/>
+            <w:szCs w:val="28"/>
+          </w:rPr>
+          <w:t>s</w:t>
+        </w:r>
+        <w:r>
+          <w:rPr>
+            <w:rStyle w:val="a8"/>
+            <w:rFonts w:ascii="Times New Roman" w:hAnsi="Times New Roman" w:cs="Times New Roman"/>
+            <w:sz w:val="28"/>
+            <w:szCs w:val="28"/>
+          </w:rPr>
+          <w:t>m.ru/cat/al</w:t>
+        </w:r>
+        <w:r>
+          <w:rPr>
+            <w:rStyle w:val="a8"/>
+            <w:rFonts w:ascii="Times New Roman" w:hAnsi="Times New Roman" w:cs="Times New Roman"/>
+            <w:sz w:val="28"/>
+            <w:szCs w:val="28"/>
+          </w:rPr>
+          <w:t>t</w:t>
+        </w:r>
+        <w:r>
+          <w:rPr>
+            <w:rStyle w:val="a8"/>
+            <w:rFonts w:ascii="Times New Roman" w:hAnsi="Times New Roman" w:cs="Times New Roman"/>
+            <w:sz w:val="28"/>
+            <w:szCs w:val="28"/>
+          </w:rPr>
+          <w:t>ium</w:t>
+        </w:r>
+      </w:hyperlink>
+      <w:r>
+        <w:rPr>
+          <w:rFonts w:ascii="Times New Roman" w:hAnsi="Times New Roman" w:cs="Times New Roman"/>
+          <w:sz w:val="28"/>
+          <w:szCs w:val="28"/>
+        </w:rPr>
+        <w:t>,</w:t>
+      </w:r>
+      <w:r>
+        <w:rPr>
+          <w:rFonts w:ascii="Times New Roman" w:hAnsi="Times New Roman" w:cs="Times New Roman"/>
+          <w:sz w:val="28"/>
+          <w:szCs w:val="28"/>
+        </w:rPr>
+        <w:t xml:space="preserve"> </w:t>
+      </w:r>
+      <w:r>
+        <w:rPr>
+          <w:rFonts w:ascii="Times New Roman" w:hAnsi="Times New Roman" w:cs="Times New Roman"/>
+          <w:sz w:val="28"/>
+          <w:szCs w:val="28"/>
+        </w:rPr>
+        <w:t>свободный. – Текст</w:t>
+      </w:r>
+      <w:proofErr w:type="gramStart"/>
+      <w:r>
+        <w:rPr>
+          <w:rFonts w:ascii="Times New Roman" w:hAnsi="Times New Roman" w:cs="Times New Roman"/>
+          <w:sz w:val="28"/>
+          <w:szCs w:val="28"/>
+        </w:rPr>
+        <w:t xml:space="preserve"> :</w:t>
+      </w:r>
+      <w:proofErr w:type="gramEnd"/>
+      <w:r>
+        <w:rPr>
+          <w:rFonts w:ascii="Times New Roman" w:hAnsi="Times New Roman" w:cs="Times New Roman"/>
+          <w:sz w:val="28"/>
+          <w:szCs w:val="28"/>
+        </w:rPr>
+        <w:t xml:space="preserve"> электронный. – Дата обращения: 30.09.2026.</w:t>
+      </w:r>
+    </w:p>
+    <w:p>
+      <w:pPr>
+        <w:pStyle w:val="aa"/>
+        <w:rPr>
+          <w:rFonts w:ascii="Times New Roman" w:hAnsi="Times New Roman" w:cs="Times New Roman"/>
+          <w:sz w:val="28"/>
+          <w:szCs w:val="28"/>
+        </w:rPr>
+      </w:pPr>
+    </w:p>
+    <w:bookmarkEnd w:id="9"/>
     <w:p>
       <w:pPr>
         <w:rPr>
@@ -6307,8 +9586,8 @@
 </file>
 
 <file path=word/numbering.xml><?xml version="1.0" encoding="utf-8"?>
-<w:numbering xmlns:wpc="http://schemas.microsoft.com/office/word/2010/wordprocessingCanvas" xmlns:cx="http://schemas.microsoft.com/office/drawing/2014/chartex" xmlns:mc="http://schemas.openxmlformats.org/markup-compatibility/2006" xmlns:o="urn:schemas-microsoft-com:office:office" xmlns:r="http://schemas.openxmlformats.org/officeDocument/2006/relationships" xmlns:m="http://schemas.openxmlformats.org/officeDocument/2006/math" xmlns:v="urn:schemas-microsoft-com:vml" xmlns:wp14="http://schemas.microsoft.com/office/word/2010/wordprocessingDrawing" xmlns:wp="http://schemas.openxmlformats.org/drawingml/2006/wordprocessingDrawing" xmlns:w10="urn:schemas-microsoft-com:office:word" xmlns:w="http://schemas.openxmlformats.org/wordprocessingml/2006/main" xmlns:w14="http://schemas.microsoft.com/office/word/2010/wordml" xmlns:w15="http://schemas.microsoft.com/office/word/2012/wordml" xmlns:w16se="http://schemas.microsoft.com/office/word/2015/wordml/symex" xmlns:wpg="http://schemas.microsoft.com/office/word/2010/wordprocessingGroup" xmlns:wpi="http://schemas.microsoft.com/office/word/2010/wordprocessingInk" xmlns:wne="http://schemas.microsoft.com/office/word/2006/wordml" xmlns:wps="http://schemas.microsoft.com/office/word/2010/wordprocessingShape" mc:Ignorable="w14 w15 w16se wp14">
-  <w:abstractNum w:abstractNumId="0" w15:restartNumberingAfterBreak="0">
+<w:numbering xmlns:wpc="http://schemas.microsoft.com/office/word/2010/wordprocessingCanvas" xmlns:mc="http://schemas.openxmlformats.org/markup-compatibility/2006" xmlns:o="urn:schemas-microsoft-com:office:office" xmlns:r="http://schemas.openxmlformats.org/officeDocument/2006/relationships" xmlns:m="http://schemas.openxmlformats.org/officeDocument/2006/math" xmlns:v="urn:schemas-microsoft-com:vml" xmlns:wp14="http://schemas.microsoft.com/office/word/2010/wordprocessingDrawing" xmlns:wp="http://schemas.openxmlformats.org/drawingml/2006/wordprocessingDrawing" xmlns:w10="urn:schemas-microsoft-com:office:word" xmlns:w="http://schemas.openxmlformats.org/wordprocessingml/2006/main" xmlns:w14="http://schemas.microsoft.com/office/word/2010/wordml" xmlns:wpg="http://schemas.microsoft.com/office/word/2010/wordprocessingGroup" xmlns:wpi="http://schemas.microsoft.com/office/word/2010/wordprocessingInk" xmlns:wne="http://schemas.microsoft.com/office/word/2006/wordml" xmlns:wps="http://schemas.microsoft.com/office/word/2010/wordprocessingShape" mc:Ignorable="w14 wp14">
+  <w:abstractNum w:abstractNumId="0">
     <w:nsid w:val="02856399"/>
     <w:multiLevelType w:val="hybridMultilevel"/>
     <w:tmpl w:val="DFDEF05C"/>
@@ -6397,7 +9676,7 @@
       </w:pPr>
     </w:lvl>
   </w:abstractNum>
-  <w:abstractNum w:abstractNumId="1" w15:restartNumberingAfterBreak="0">
+  <w:abstractNum w:abstractNumId="1">
     <w:nsid w:val="0FA71A50"/>
     <w:multiLevelType w:val="hybridMultilevel"/>
     <w:tmpl w:val="372AA896"/>
@@ -6510,7 +9789,7 @@
       </w:rPr>
     </w:lvl>
   </w:abstractNum>
-  <w:abstractNum w:abstractNumId="2" w15:restartNumberingAfterBreak="0">
+  <w:abstractNum w:abstractNumId="2">
     <w:nsid w:val="0FD2141F"/>
     <w:multiLevelType w:val="hybridMultilevel"/>
     <w:tmpl w:val="4BC8973A"/>
@@ -6596,7 +9875,7 @@
       </w:pPr>
     </w:lvl>
   </w:abstractNum>
-  <w:abstractNum w:abstractNumId="3" w15:restartNumberingAfterBreak="0">
+  <w:abstractNum w:abstractNumId="3">
     <w:nsid w:val="23E1175F"/>
     <w:multiLevelType w:val="hybridMultilevel"/>
     <w:tmpl w:val="9E5EEECE"/>
@@ -6682,7 +9961,7 @@
       </w:pPr>
     </w:lvl>
   </w:abstractNum>
-  <w:abstractNum w:abstractNumId="4" w15:restartNumberingAfterBreak="0">
+  <w:abstractNum w:abstractNumId="4">
     <w:nsid w:val="26985B51"/>
     <w:multiLevelType w:val="multilevel"/>
     <w:tmpl w:val="F5320AC2"/>
@@ -6831,7 +10110,7 @@
       </w:rPr>
     </w:lvl>
   </w:abstractNum>
-  <w:abstractNum w:abstractNumId="5" w15:restartNumberingAfterBreak="0">
+  <w:abstractNum w:abstractNumId="5">
     <w:nsid w:val="40583F6E"/>
     <w:multiLevelType w:val="hybridMultilevel"/>
     <w:tmpl w:val="BB8A36BA"/>
@@ -6920,7 +10199,7 @@
       </w:pPr>
     </w:lvl>
   </w:abstractNum>
-  <w:abstractNum w:abstractNumId="6" w15:restartNumberingAfterBreak="0">
+  <w:abstractNum w:abstractNumId="6">
     <w:nsid w:val="66180092"/>
     <w:multiLevelType w:val="multilevel"/>
     <w:tmpl w:val="14509618"/>
@@ -7069,7 +10348,7 @@
       </w:rPr>
     </w:lvl>
   </w:abstractNum>
-  <w:abstractNum w:abstractNumId="7" w15:restartNumberingAfterBreak="0">
+  <w:abstractNum w:abstractNumId="7">
     <w:nsid w:val="678C309C"/>
     <w:multiLevelType w:val="multilevel"/>
     <w:tmpl w:val="1DBAD0C2"/>
@@ -7182,7 +10461,7 @@
       </w:pPr>
     </w:lvl>
   </w:abstractNum>
-  <w:abstractNum w:abstractNumId="8" w15:restartNumberingAfterBreak="0">
+  <w:abstractNum w:abstractNumId="8">
     <w:nsid w:val="6D204171"/>
     <w:multiLevelType w:val="multilevel"/>
     <w:tmpl w:val="79006AA4"/>
@@ -7295,7 +10574,7 @@
       </w:rPr>
     </w:lvl>
   </w:abstractNum>
-  <w:abstractNum w:abstractNumId="9" w15:restartNumberingAfterBreak="0">
+  <w:abstractNum w:abstractNumId="9">
     <w:nsid w:val="6E091B2D"/>
     <w:multiLevelType w:val="multilevel"/>
     <w:tmpl w:val="9B881906"/>
@@ -7444,7 +10723,7 @@
       </w:rPr>
     </w:lvl>
   </w:abstractNum>
-  <w:abstractNum w:abstractNumId="10" w15:restartNumberingAfterBreak="0">
+  <w:abstractNum w:abstractNumId="10">
     <w:nsid w:val="7CA933C8"/>
     <w:multiLevelType w:val="hybridMultilevel"/>
     <w:tmpl w:val="7EA29404"/>
@@ -7594,7 +10873,7 @@
 </file>
 
 <file path=word/styles.xml><?xml version="1.0" encoding="utf-8"?>
-<w:styles xmlns:mc="http://schemas.openxmlformats.org/markup-compatibility/2006" xmlns:r="http://schemas.openxmlformats.org/officeDocument/2006/relationships" xmlns:w="http://schemas.openxmlformats.org/wordprocessingml/2006/main" xmlns:w14="http://schemas.microsoft.com/office/word/2010/wordml" xmlns:w15="http://schemas.microsoft.com/office/word/2012/wordml" xmlns:w16se="http://schemas.microsoft.com/office/word/2015/wordml/symex" mc:Ignorable="w14 w15 w16se">
+<w:styles xmlns:mc="http://schemas.openxmlformats.org/markup-compatibility/2006" xmlns:r="http://schemas.openxmlformats.org/officeDocument/2006/relationships" xmlns:w="http://schemas.openxmlformats.org/wordprocessingml/2006/main" xmlns:w14="http://schemas.microsoft.com/office/word/2010/wordml" mc:Ignorable="w14">
   <w:docDefaults>
     <w:rPrDefault>
       <w:rPr>
@@ -7610,378 +10889,144 @@
       </w:pPr>
     </w:pPrDefault>
   </w:docDefaults>
-  <w:latentStyles w:defLockedState="0" w:defUIPriority="99" w:defSemiHidden="0" w:defUnhideWhenUsed="0" w:defQFormat="0" w:count="371">
-    <w:lsdException w:name="Normal" w:uiPriority="0" w:qFormat="1"/>
-    <w:lsdException w:name="heading 1" w:uiPriority="9" w:qFormat="1"/>
-    <w:lsdException w:name="heading 2" w:semiHidden="1" w:uiPriority="9" w:unhideWhenUsed="1" w:qFormat="1"/>
-    <w:lsdException w:name="heading 3" w:semiHidden="1" w:uiPriority="9" w:unhideWhenUsed="1" w:qFormat="1"/>
-    <w:lsdException w:name="heading 4" w:semiHidden="1" w:uiPriority="9" w:unhideWhenUsed="1" w:qFormat="1"/>
-    <w:lsdException w:name="heading 5" w:semiHidden="1" w:uiPriority="9" w:unhideWhenUsed="1" w:qFormat="1"/>
-    <w:lsdException w:name="heading 6" w:semiHidden="1" w:uiPriority="9" w:unhideWhenUsed="1" w:qFormat="1"/>
-    <w:lsdException w:name="heading 7" w:semiHidden="1" w:uiPriority="9" w:unhideWhenUsed="1" w:qFormat="1"/>
-    <w:lsdException w:name="heading 8" w:semiHidden="1" w:uiPriority="9" w:unhideWhenUsed="1" w:qFormat="1"/>
-    <w:lsdException w:name="heading 9" w:semiHidden="1" w:uiPriority="9" w:unhideWhenUsed="1" w:qFormat="1"/>
-    <w:lsdException w:name="index 1" w:semiHidden="1" w:unhideWhenUsed="1"/>
-    <w:lsdException w:name="index 2" w:semiHidden="1" w:unhideWhenUsed="1"/>
-    <w:lsdException w:name="index 3" w:semiHidden="1" w:unhideWhenUsed="1"/>
-    <w:lsdException w:name="index 4" w:semiHidden="1" w:unhideWhenUsed="1"/>
-    <w:lsdException w:name="index 5" w:semiHidden="1" w:unhideWhenUsed="1"/>
-    <w:lsdException w:name="index 6" w:semiHidden="1" w:unhideWhenUsed="1"/>
-    <w:lsdException w:name="index 7" w:semiHidden="1" w:unhideWhenUsed="1"/>
-    <w:lsdException w:name="index 8" w:semiHidden="1" w:unhideWhenUsed="1"/>
-    <w:lsdException w:name="index 9" w:semiHidden="1" w:unhideWhenUsed="1"/>
-    <w:lsdException w:name="toc 1" w:semiHidden="1" w:uiPriority="39" w:unhideWhenUsed="1"/>
-    <w:lsdException w:name="toc 2" w:semiHidden="1" w:uiPriority="39" w:unhideWhenUsed="1"/>
-    <w:lsdException w:name="toc 3" w:semiHidden="1" w:uiPriority="39" w:unhideWhenUsed="1"/>
-    <w:lsdException w:name="toc 4" w:semiHidden="1" w:uiPriority="39" w:unhideWhenUsed="1"/>
-    <w:lsdException w:name="toc 5" w:semiHidden="1" w:uiPriority="39" w:unhideWhenUsed="1"/>
-    <w:lsdException w:name="toc 6" w:semiHidden="1" w:uiPriority="39" w:unhideWhenUsed="1"/>
-    <w:lsdException w:name="toc 7" w:semiHidden="1" w:uiPriority="39" w:unhideWhenUsed="1"/>
-    <w:lsdException w:name="toc 8" w:semiHidden="1" w:uiPriority="39" w:unhideWhenUsed="1"/>
-    <w:lsdException w:name="toc 9" w:semiHidden="1" w:uiPriority="39" w:unhideWhenUsed="1"/>
-    <w:lsdException w:name="Normal Indent" w:semiHidden="1" w:unhideWhenUsed="1"/>
-    <w:lsdException w:name="footnote text" w:semiHidden="1" w:unhideWhenUsed="1"/>
-    <w:lsdException w:name="annotation text" w:semiHidden="1" w:unhideWhenUsed="1"/>
-    <w:lsdException w:name="header" w:semiHidden="1" w:unhideWhenUsed="1"/>
-    <w:lsdException w:name="footer" w:semiHidden="1" w:unhideWhenUsed="1"/>
-    <w:lsdException w:name="index heading" w:semiHidden="1" w:unhideWhenUsed="1"/>
-    <w:lsdException w:name="caption" w:semiHidden="1" w:uiPriority="35" w:unhideWhenUsed="1" w:qFormat="1"/>
-    <w:lsdException w:name="table of figures" w:semiHidden="1" w:unhideWhenUsed="1"/>
-    <w:lsdException w:name="envelope address" w:semiHidden="1" w:unhideWhenUsed="1"/>
-    <w:lsdException w:name="envelope return" w:semiHidden="1" w:unhideWhenUsed="1"/>
-    <w:lsdException w:name="footnote reference" w:semiHidden="1" w:unhideWhenUsed="1"/>
-    <w:lsdException w:name="annotation reference" w:semiHidden="1" w:unhideWhenUsed="1"/>
-    <w:lsdException w:name="line number" w:semiHidden="1" w:unhideWhenUsed="1"/>
-    <w:lsdException w:name="page number" w:semiHidden="1" w:unhideWhenUsed="1"/>
-    <w:lsdException w:name="endnote reference" w:semiHidden="1" w:unhideWhenUsed="1"/>
-    <w:lsdException w:name="endnote text" w:semiHidden="1" w:unhideWhenUsed="1"/>
-    <w:lsdException w:name="table of authorities" w:semiHidden="1" w:unhideWhenUsed="1"/>
-    <w:lsdException w:name="macro" w:semiHidden="1" w:unhideWhenUsed="1"/>
-    <w:lsdException w:name="toa heading" w:semiHidden="1" w:unhideWhenUsed="1"/>
-    <w:lsdException w:name="List" w:semiHidden="1" w:unhideWhenUsed="1"/>
-    <w:lsdException w:name="List Bullet" w:semiHidden="1" w:unhideWhenUsed="1"/>
-    <w:lsdException w:name="List Number" w:semiHidden="1" w:unhideWhenUsed="1"/>
-    <w:lsdException w:name="List 2" w:semiHidden="1" w:unhideWhenUsed="1"/>
-    <w:lsdException w:name="List 3" w:semiHidden="1" w:unhideWhenUsed="1"/>
-    <w:lsdException w:name="List 4" w:semiHidden="1" w:unhideWhenUsed="1"/>
-    <w:lsdException w:name="List 5" w:semiHidden="1" w:unhideWhenUsed="1"/>
-    <w:lsdException w:name="List Bullet 2" w:semiHidden="1" w:unhideWhenUsed="1"/>
-    <w:lsdException w:name="List Bullet 3" w:semiHidden="1" w:unhideWhenUsed="1"/>
-    <w:lsdException w:name="List Bullet 4" w:semiHidden="1" w:unhideWhenUsed="1"/>
-    <w:lsdException w:name="List Bullet 5" w:semiHidden="1" w:unhideWhenUsed="1"/>
-    <w:lsdException w:name="List Number 2" w:semiHidden="1" w:unhideWhenUsed="1"/>
-    <w:lsdException w:name="List Number 3" w:semiHidden="1" w:unhideWhenUsed="1"/>
-    <w:lsdException w:name="List Number 4" w:semiHidden="1" w:unhideWhenUsed="1"/>
-    <w:lsdException w:name="List Number 5" w:semiHidden="1" w:unhideWhenUsed="1"/>
-    <w:lsdException w:name="Title" w:uiPriority="10" w:qFormat="1"/>
-    <w:lsdException w:name="Closing" w:semiHidden="1" w:unhideWhenUsed="1"/>
-    <w:lsdException w:name="Signature" w:semiHidden="1" w:unhideWhenUsed="1"/>
-    <w:lsdException w:name="Default Paragraph Font" w:semiHidden="1" w:uiPriority="1" w:unhideWhenUsed="1"/>
-    <w:lsdException w:name="Body Text" w:semiHidden="1" w:unhideWhenUsed="1"/>
-    <w:lsdException w:name="Body Text Indent" w:semiHidden="1" w:unhideWhenUsed="1"/>
-    <w:lsdException w:name="List Continue" w:semiHidden="1" w:unhideWhenUsed="1"/>
-    <w:lsdException w:name="List Continue 2" w:semiHidden="1" w:unhideWhenUsed="1"/>
-    <w:lsdException w:name="List Continue 3" w:semiHidden="1" w:unhideWhenUsed="1"/>
-    <w:lsdException w:name="List Continue 4" w:semiHidden="1" w:unhideWhenUsed="1"/>
-    <w:lsdException w:name="List Continue 5" w:semiHidden="1" w:unhideWhenUsed="1"/>
-    <w:lsdException w:name="Message Header" w:semiHidden="1" w:unhideWhenUsed="1"/>
-    <w:lsdException w:name="Subtitle" w:uiPriority="11" w:qFormat="1"/>
-    <w:lsdException w:name="Salutation" w:semiHidden="1" w:unhideWhenUsed="1"/>
-    <w:lsdException w:name="Date" w:semiHidden="1" w:unhideWhenUsed="1"/>
-    <w:lsdException w:name="Body Text First Indent" w:semiHidden="1" w:unhideWhenUsed="1"/>
-    <w:lsdException w:name="Body Text First Indent 2" w:semiHidden="1" w:unhideWhenUsed="1"/>
-    <w:lsdException w:name="Note Heading" w:semiHidden="1" w:unhideWhenUsed="1"/>
-    <w:lsdException w:name="Body Text 2" w:semiHidden="1" w:unhideWhenUsed="1"/>
-    <w:lsdException w:name="Body Text 3" w:semiHidden="1" w:unhideWhenUsed="1"/>
-    <w:lsdException w:name="Body Text Indent 2" w:semiHidden="1" w:unhideWhenUsed="1"/>
-    <w:lsdException w:name="Body Text Indent 3" w:semiHidden="1" w:unhideWhenUsed="1"/>
-    <w:lsdException w:name="Block Text" w:semiHidden="1" w:unhideWhenUsed="1"/>
-    <w:lsdException w:name="Hyperlink" w:semiHidden="1" w:unhideWhenUsed="1"/>
-    <w:lsdException w:name="FollowedHyperlink" w:semiHidden="1" w:unhideWhenUsed="1"/>
-    <w:lsdException w:name="Strong" w:uiPriority="22" w:qFormat="1"/>
-    <w:lsdException w:name="Emphasis" w:uiPriority="20" w:qFormat="1"/>
-    <w:lsdException w:name="Document Map" w:semiHidden="1" w:unhideWhenUsed="1"/>
-    <w:lsdException w:name="Plain Text" w:semiHidden="1" w:unhideWhenUsed="1"/>
-    <w:lsdException w:name="E-mail Signature" w:semiHidden="1" w:unhideWhenUsed="1"/>
-    <w:lsdException w:name="HTML Top of Form" w:semiHidden="1" w:unhideWhenUsed="1"/>
-    <w:lsdException w:name="HTML Bottom of Form" w:semiHidden="1" w:unhideWhenUsed="1"/>
-    <w:lsdException w:name="Normal (Web)" w:semiHidden="1" w:unhideWhenUsed="1"/>
-    <w:lsdException w:name="HTML Acronym" w:semiHidden="1" w:unhideWhenUsed="1"/>
-    <w:lsdException w:name="HTML Address" w:semiHidden="1" w:unhideWhenUsed="1"/>
-    <w:lsdException w:name="HTML Cite" w:semiHidden="1" w:unhideWhenUsed="1"/>
-    <w:lsdException w:name="HTML Code" w:semiHidden="1" w:unhideWhenUsed="1"/>
-    <w:lsdException w:name="HTML Definition" w:semiHidden="1" w:unhideWhenUsed="1"/>
-    <w:lsdException w:name="HTML Keyboard" w:semiHidden="1" w:unhideWhenUsed="1"/>
-    <w:lsdException w:name="HTML Preformatted" w:semiHidden="1" w:unhideWhenUsed="1"/>
-    <w:lsdException w:name="HTML Sample" w:semiHidden="1" w:unhideWhenUsed="1"/>
-    <w:lsdException w:name="HTML Typewriter" w:semiHidden="1" w:unhideWhenUsed="1"/>
-    <w:lsdException w:name="HTML Variable" w:semiHidden="1" w:unhideWhenUsed="1"/>
-    <w:lsdException w:name="Normal Table" w:semiHidden="1" w:unhideWhenUsed="1"/>
-    <w:lsdException w:name="annotation subject" w:semiHidden="1" w:unhideWhenUsed="1"/>
-    <w:lsdException w:name="No List" w:semiHidden="1" w:unhideWhenUsed="1"/>
-    <w:lsdException w:name="Outline List 1" w:semiHidden="1" w:unhideWhenUsed="1"/>
-    <w:lsdException w:name="Outline List 2" w:semiHidden="1" w:unhideWhenUsed="1"/>
-    <w:lsdException w:name="Outline List 3" w:semiHidden="1" w:unhideWhenUsed="1"/>
-    <w:lsdException w:name="Table Simple 1" w:semiHidden="1" w:unhideWhenUsed="1"/>
-    <w:lsdException w:name="Table Simple 2" w:semiHidden="1" w:unhideWhenUsed="1"/>
-    <w:lsdException w:name="Table Simple 3" w:semiHidden="1" w:unhideWhenUsed="1"/>
-    <w:lsdException w:name="Table Classic 1" w:semiHidden="1" w:unhideWhenUsed="1"/>
-    <w:lsdException w:name="Table Classic 2" w:semiHidden="1" w:unhideWhenUsed="1"/>
-    <w:lsdException w:name="Table Classic 3" w:semiHidden="1" w:unhideWhenUsed="1"/>
-    <w:lsdException w:name="Table Classic 4" w:semiHidden="1" w:unhideWhenUsed="1"/>
-    <w:lsdException w:name="Table Colorful 1" w:semiHidden="1" w:unhideWhenUsed="1"/>
-    <w:lsdException w:name="Table Colorful 2" w:semiHidden="1" w:unhideWhenUsed="1"/>
-    <w:lsdException w:name="Table Colorful 3" w:semiHidden="1" w:unhideWhenUsed="1"/>
-    <w:lsdException w:name="Table Columns 1" w:semiHidden="1" w:unhideWhenUsed="1"/>
-    <w:lsdException w:name="Table Columns 2" w:semiHidden="1" w:unhideWhenUsed="1"/>
-    <w:lsdException w:name="Table Columns 3" w:semiHidden="1" w:unhideWhenUsed="1"/>
-    <w:lsdException w:name="Table Columns 4" w:semiHidden="1" w:unhideWhenUsed="1"/>
-    <w:lsdException w:name="Table Columns 5" w:semiHidden="1" w:unhideWhenUsed="1"/>
-    <w:lsdException w:name="Table Grid 1" w:semiHidden="1" w:unhideWhenUsed="1"/>
-    <w:lsdException w:name="Table Grid 2" w:semiHidden="1" w:unhideWhenUsed="1"/>
-    <w:lsdException w:name="Table Grid 3" w:semiHidden="1" w:unhideWhenUsed="1"/>
-    <w:lsdException w:name="Table Grid 4" w:semiHidden="1" w:unhideWhenUsed="1"/>
-    <w:lsdException w:name="Table Grid 5" w:semiHidden="1" w:unhideWhenUsed="1"/>
-    <w:lsdException w:name="Table Grid 6" w:semiHidden="1" w:unhideWhenUsed="1"/>
-    <w:lsdException w:name="Table Grid 7" w:semiHidden="1" w:unhideWhenUsed="1"/>
-    <w:lsdException w:name="Table Grid 8" w:semiHidden="1" w:unhideWhenUsed="1"/>
-    <w:lsdException w:name="Table List 1" w:semiHidden="1" w:unhideWhenUsed="1"/>
-    <w:lsdException w:name="Table List 2" w:semiHidden="1" w:unhideWhenUsed="1"/>
-    <w:lsdException w:name="Table List 3" w:semiHidden="1" w:unhideWhenUsed="1"/>
-    <w:lsdException w:name="Table List 4" w:semiHidden="1" w:unhideWhenUsed="1"/>
-    <w:lsdException w:name="Table List 5" w:semiHidden="1" w:unhideWhenUsed="1"/>
-    <w:lsdException w:name="Table List 6" w:semiHidden="1" w:unhideWhenUsed="1"/>
-    <w:lsdException w:name="Table List 7" w:semiHidden="1" w:unhideWhenUsed="1"/>
-    <w:lsdException w:name="Table List 8" w:semiHidden="1" w:unhideWhenUsed="1"/>
-    <w:lsdException w:name="Table 3D effects 1" w:semiHidden="1" w:unhideWhenUsed="1"/>
-    <w:lsdException w:name="Table 3D effects 2" w:semiHidden="1" w:unhideWhenUsed="1"/>
-    <w:lsdException w:name="Table 3D effects 3" w:semiHidden="1" w:unhideWhenUsed="1"/>
-    <w:lsdException w:name="Table Contemporary" w:semiHidden="1" w:unhideWhenUsed="1"/>
-    <w:lsdException w:name="Table Elegant" w:semiHidden="1" w:unhideWhenUsed="1"/>
-    <w:lsdException w:name="Table Professional" w:semiHidden="1" w:unhideWhenUsed="1"/>
-    <w:lsdException w:name="Table Subtle 1" w:semiHidden="1" w:unhideWhenUsed="1"/>
-    <w:lsdException w:name="Table Subtle 2" w:semiHidden="1" w:unhideWhenUsed="1"/>
-    <w:lsdException w:name="Table Web 1" w:semiHidden="1" w:unhideWhenUsed="1"/>
-    <w:lsdException w:name="Table Web 2" w:semiHidden="1" w:unhideWhenUsed="1"/>
-    <w:lsdException w:name="Table Web 3" w:semiHidden="1" w:unhideWhenUsed="1"/>
-    <w:lsdException w:name="Balloon Text" w:semiHidden="1" w:unhideWhenUsed="1"/>
-    <w:lsdException w:name="Table Grid" w:uiPriority="59"/>
-    <w:lsdException w:name="Table Theme" w:semiHidden="1" w:unhideWhenUsed="1"/>
-    <w:lsdException w:name="Placeholder Text" w:semiHidden="1"/>
-    <w:lsdException w:name="No Spacing" w:uiPriority="1" w:qFormat="1"/>
-    <w:lsdException w:name="Light Shading" w:uiPriority="60"/>
-    <w:lsdException w:name="Light List" w:uiPriority="61"/>
-    <w:lsdException w:name="Light Grid" w:uiPriority="62"/>
-    <w:lsdException w:name="Medium Shading 1" w:uiPriority="63"/>
-    <w:lsdException w:name="Medium Shading 2" w:uiPriority="64"/>
-    <w:lsdException w:name="Medium List 1" w:uiPriority="65"/>
-    <w:lsdException w:name="Medium List 2" w:uiPriority="66"/>
-    <w:lsdException w:name="Medium Grid 1" w:uiPriority="67"/>
-    <w:lsdException w:name="Medium Grid 2" w:uiPriority="68"/>
-    <w:lsdException w:name="Medium Grid 3" w:uiPriority="69"/>
-    <w:lsdException w:name="Dark List" w:uiPriority="70"/>
-    <w:lsdException w:name="Colorful Shading" w:uiPriority="71"/>
-    <w:lsdException w:name="Colorful List" w:uiPriority="72"/>
-    <w:lsdException w:name="Colorful Grid" w:uiPriority="73"/>
-    <w:lsdException w:name="Light Shading Accent 1" w:uiPriority="60"/>
-    <w:lsdException w:name="Light List Accent 1" w:uiPriority="61"/>
-    <w:lsdException w:name="Light Grid Accent 1" w:uiPriority="62"/>
-    <w:lsdException w:name="Medium Shading 1 Accent 1" w:uiPriority="63"/>
-    <w:lsdException w:name="Medium Shading 2 Accent 1" w:uiPriority="64"/>
-    <w:lsdException w:name="Medium List 1 Accent 1" w:uiPriority="65"/>
-    <w:lsdException w:name="Revision" w:semiHidden="1"/>
-    <w:lsdException w:name="List Paragraph" w:uiPriority="34" w:qFormat="1"/>
-    <w:lsdException w:name="Quote" w:uiPriority="29" w:qFormat="1"/>
-    <w:lsdException w:name="Intense Quote" w:uiPriority="30" w:qFormat="1"/>
-    <w:lsdException w:name="Medium List 2 Accent 1" w:uiPriority="66"/>
-    <w:lsdException w:name="Medium Grid 1 Accent 1" w:uiPriority="67"/>
-    <w:lsdException w:name="Medium Grid 2 Accent 1" w:uiPriority="68"/>
-    <w:lsdException w:name="Medium Grid 3 Accent 1" w:uiPriority="69"/>
-    <w:lsdException w:name="Dark List Accent 1" w:uiPriority="70"/>
-    <w:lsdException w:name="Colorful Shading Accent 1" w:uiPriority="71"/>
-    <w:lsdException w:name="Colorful List Accent 1" w:uiPriority="72"/>
-    <w:lsdException w:name="Colorful Grid Accent 1" w:uiPriority="73"/>
-    <w:lsdException w:name="Light Shading Accent 2" w:uiPriority="60"/>
-    <w:lsdException w:name="Light List Accent 2" w:uiPriority="61"/>
-    <w:lsdException w:name="Light Grid Accent 2" w:uiPriority="62"/>
-    <w:lsdException w:name="Medium Shading 1 Accent 2" w:uiPriority="63"/>
-    <w:lsdException w:name="Medium Shading 2 Accent 2" w:uiPriority="64"/>
-    <w:lsdException w:name="Medium List 1 Accent 2" w:uiPriority="65"/>
-    <w:lsdException w:name="Medium List 2 Accent 2" w:uiPriority="66"/>
-    <w:lsdException w:name="Medium Grid 1 Accent 2" w:uiPriority="67"/>
-    <w:lsdException w:name="Medium Grid 2 Accent 2" w:uiPriority="68"/>
-    <w:lsdException w:name="Medium Grid 3 Accent 2" w:uiPriority="69"/>
-    <w:lsdException w:name="Dark List Accent 2" w:uiPriority="70"/>
-    <w:lsdException w:name="Colorful Shading Accent 2" w:uiPriority="71"/>
-    <w:lsdException w:name="Colorful List Accent 2" w:uiPriority="72"/>
-    <w:lsdException w:name="Colorful Grid Accent 2" w:uiPriority="73"/>
-    <w:lsdException w:name="Light Shading Accent 3" w:uiPriority="60"/>
-    <w:lsdException w:name="Light List Accent 3" w:uiPriority="61"/>
-    <w:lsdException w:name="Light Grid Accent 3" w:uiPriority="62"/>
-    <w:lsdException w:name="Medium Shading 1 Accent 3" w:uiPriority="63"/>
-    <w:lsdException w:name="Medium Shading 2 Accent 3" w:uiPriority="64"/>
-    <w:lsdException w:name="Medium List 1 Accent 3" w:uiPriority="65"/>
-    <w:lsdException w:name="Medium List 2 Accent 3" w:uiPriority="66"/>
-    <w:lsdException w:name="Medium Grid 1 Accent 3" w:uiPriority="67"/>
-    <w:lsdException w:name="Medium Grid 2 Accent 3" w:uiPriority="68"/>
-    <w:lsdException w:name="Medium Grid 3 Accent 3" w:uiPriority="69"/>
-    <w:lsdException w:name="Dark List Accent 3" w:uiPriority="70"/>
-    <w:lsdException w:name="Colorful Shading Accent 3" w:uiPriority="71"/>
-    <w:lsdException w:name="Colorful List Accent 3" w:uiPriority="72"/>
-    <w:lsdException w:name="Colorful Grid Accent 3" w:uiPriority="73"/>
-    <w:lsdException w:name="Light Shading Accent 4" w:uiPriority="60"/>
-    <w:lsdException w:name="Light List Accent 4" w:uiPriority="61"/>
-    <w:lsdException w:name="Light Grid Accent 4" w:uiPriority="62"/>
-    <w:lsdException w:name="Medium Shading 1 Accent 4" w:uiPriority="63"/>
-    <w:lsdException w:name="Medium Shading 2 Accent 4" w:uiPriority="64"/>
-    <w:lsdException w:name="Medium List 1 Accent 4" w:uiPriority="65"/>
-    <w:lsdException w:name="Medium List 2 Accent 4" w:uiPriority="66"/>
-    <w:lsdException w:name="Medium Grid 1 Accent 4" w:uiPriority="67"/>
-    <w:lsdException w:name="Medium Grid 2 Accent 4" w:uiPriority="68"/>
-    <w:lsdException w:name="Medium Grid 3 Accent 4" w:uiPriority="69"/>
-    <w:lsdException w:name="Dark List Accent 4" w:uiPriority="70"/>
-    <w:lsdException w:name="Colorful Shading Accent 4" w:uiPriority="71"/>
-    <w:lsdException w:name="Colorful List Accent 4" w:uiPriority="72"/>
-    <w:lsdException w:name="Colorful Grid Accent 4" w:uiPriority="73"/>
-    <w:lsdException w:name="Light Shading Accent 5" w:uiPriority="60"/>
-    <w:lsdException w:name="Light List Accent 5" w:uiPriority="61"/>
-    <w:lsdException w:name="Light Grid Accent 5" w:uiPriority="62"/>
-    <w:lsdException w:name="Medium Shading 1 Accent 5" w:uiPriority="63"/>
-    <w:lsdException w:name="Medium Shading 2 Accent 5" w:uiPriority="64"/>
-    <w:lsdException w:name="Medium List 1 Accent 5" w:uiPriority="65"/>
-    <w:lsdException w:name="Medium List 2 Accent 5" w:uiPriority="66"/>
-    <w:lsdException w:name="Medium Grid 1 Accent 5" w:uiPriority="67"/>
-    <w:lsdException w:name="Medium Grid 2 Accent 5" w:uiPriority="68"/>
-    <w:lsdException w:name="Medium Grid 3 Accent 5" w:uiPriority="69"/>
-    <w:lsdException w:name="Dark List Accent 5" w:uiPriority="70"/>
-    <w:lsdException w:name="Colorful Shading Accent 5" w:uiPriority="71"/>
-    <w:lsdException w:name="Colorful List Accent 5" w:uiPriority="72"/>
-    <w:lsdException w:name="Colorful Grid Accent 5" w:uiPriority="73"/>
-    <w:lsdException w:name="Light Shading Accent 6" w:uiPriority="60"/>
-    <w:lsdException w:name="Light List Accent 6" w:uiPriority="61"/>
-    <w:lsdException w:name="Light Grid Accent 6" w:uiPriority="62"/>
-    <w:lsdException w:name="Medium Shading 1 Accent 6" w:uiPriority="63"/>
-    <w:lsdException w:name="Medium Shading 2 Accent 6" w:uiPriority="64"/>
-    <w:lsdException w:name="Medium List 1 Accent 6" w:uiPriority="65"/>
-    <w:lsdException w:name="Medium List 2 Accent 6" w:uiPriority="66"/>
-    <w:lsdException w:name="Medium Grid 1 Accent 6" w:uiPriority="67"/>
-    <w:lsdException w:name="Medium Grid 2 Accent 6" w:uiPriority="68"/>
-    <w:lsdException w:name="Medium Grid 3 Accent 6" w:uiPriority="69"/>
-    <w:lsdException w:name="Dark List Accent 6" w:uiPriority="70"/>
-    <w:lsdException w:name="Colorful Shading Accent 6" w:uiPriority="71"/>
-    <w:lsdException w:name="Colorful List Accent 6" w:uiPriority="72"/>
-    <w:lsdException w:name="Colorful Grid Accent 6" w:uiPriority="73"/>
-    <w:lsdException w:name="Subtle Emphasis" w:uiPriority="19" w:qFormat="1"/>
-    <w:lsdException w:name="Intense Emphasis" w:uiPriority="21" w:qFormat="1"/>
-    <w:lsdException w:name="Subtle Reference" w:uiPriority="31" w:qFormat="1"/>
-    <w:lsdException w:name="Intense Reference" w:uiPriority="32" w:qFormat="1"/>
-    <w:lsdException w:name="Book Title" w:uiPriority="33" w:qFormat="1"/>
-    <w:lsdException w:name="Bibliography" w:semiHidden="1" w:uiPriority="37" w:unhideWhenUsed="1"/>
-    <w:lsdException w:name="TOC Heading" w:semiHidden="1" w:uiPriority="39" w:unhideWhenUsed="1" w:qFormat="1"/>
-    <w:lsdException w:name="Plain Table 1" w:uiPriority="41"/>
-    <w:lsdException w:name="Plain Table 2" w:uiPriority="42"/>
-    <w:lsdException w:name="Plain Table 3" w:uiPriority="43"/>
-    <w:lsdException w:name="Plain Table 4" w:uiPriority="44"/>
-    <w:lsdException w:name="Plain Table 5" w:uiPriority="45"/>
-    <w:lsdException w:name="Grid Table Light" w:uiPriority="40"/>
-    <w:lsdException w:name="Grid Table 1 Light" w:uiPriority="46"/>
-    <w:lsdException w:name="Grid Table 2" w:uiPriority="47"/>
-    <w:lsdException w:name="Grid Table 3" w:uiPriority="48"/>
-    <w:lsdException w:name="Grid Table 4" w:uiPriority="49"/>
-    <w:lsdException w:name="Grid Table 5 Dark" w:uiPriority="50"/>
-    <w:lsdException w:name="Grid Table 6 Colorful" w:uiPriority="51"/>
-    <w:lsdException w:name="Grid Table 7 Colorful" w:uiPriority="52"/>
-    <w:lsdException w:name="Grid Table 1 Light Accent 1" w:uiPriority="46"/>
-    <w:lsdException w:name="Grid Table 2 Accent 1" w:uiPriority="47"/>
-    <w:lsdException w:name="Grid Table 3 Accent 1" w:uiPriority="48"/>
-    <w:lsdException w:name="Grid Table 4 Accent 1" w:uiPriority="49"/>
-    <w:lsdException w:name="Grid Table 5 Dark Accent 1" w:uiPriority="50"/>
-    <w:lsdException w:name="Grid Table 6 Colorful Accent 1" w:uiPriority="51"/>
-    <w:lsdException w:name="Grid Table 7 Colorful Accent 1" w:uiPriority="52"/>
-    <w:lsdException w:name="Grid Table 1 Light Accent 2" w:uiPriority="46"/>
-    <w:lsdException w:name="Grid Table 2 Accent 2" w:uiPriority="47"/>
-    <w:lsdException w:name="Grid Table 3 Accent 2" w:uiPriority="48"/>
-    <w:lsdException w:name="Grid Table 4 Accent 2" w:uiPriority="49"/>
-    <w:lsdException w:name="Grid Table 5 Dark Accent 2" w:uiPriority="50"/>
-    <w:lsdException w:name="Grid Table 6 Colorful Accent 2" w:uiPriority="51"/>
-    <w:lsdException w:name="Grid Table 7 Colorful Accent 2" w:uiPriority="52"/>
-    <w:lsdException w:name="Grid Table 1 Light Accent 3" w:uiPriority="46"/>
-    <w:lsdException w:name="Grid Table 2 Accent 3" w:uiPriority="47"/>
-    <w:lsdException w:name="Grid Table 3 Accent 3" w:uiPriority="48"/>
-    <w:lsdException w:name="Grid Table 4 Accent 3" w:uiPriority="49"/>
-    <w:lsdException w:name="Grid Table 5 Dark Accent 3" w:uiPriority="50"/>
-    <w:lsdException w:name="Grid Table 6 Colorful Accent 3" w:uiPriority="51"/>
-    <w:lsdException w:name="Grid Table 7 Colorful Accent 3" w:uiPriority="52"/>
-    <w:lsdException w:name="Grid Table 1 Light Accent 4" w:uiPriority="46"/>
-    <w:lsdException w:name="Grid Table 2 Accent 4" w:uiPriority="47"/>
-    <w:lsdException w:name="Grid Table 3 Accent 4" w:uiPriority="48"/>
-    <w:lsdException w:name="Grid Table 4 Accent 4" w:uiPriority="49"/>
-    <w:lsdException w:name="Grid Table 5 Dark Accent 4" w:uiPriority="50"/>
-    <w:lsdException w:name="Grid Table 6 Colorful Accent 4" w:uiPriority="51"/>
-    <w:lsdException w:name="Grid Table 7 Colorful Accent 4" w:uiPriority="52"/>
-    <w:lsdException w:name="Grid Table 1 Light Accent 5" w:uiPriority="46"/>
-    <w:lsdException w:name="Grid Table 2 Accent 5" w:uiPriority="47"/>
-    <w:lsdException w:name="Grid Table 3 Accent 5" w:uiPriority="48"/>
-    <w:lsdException w:name="Grid Table 4 Accent 5" w:uiPriority="49"/>
-    <w:lsdException w:name="Grid Table 5 Dark Accent 5" w:uiPriority="50"/>
-    <w:lsdException w:name="Grid Table 6 Colorful Accent 5" w:uiPriority="51"/>
-    <w:lsdException w:name="Grid Table 7 Colorful Accent 5" w:uiPriority="52"/>
-    <w:lsdException w:name="Grid Table 1 Light Accent 6" w:uiPriority="46"/>
-    <w:lsdException w:name="Grid Table 2 Accent 6" w:uiPriority="47"/>
-    <w:lsdException w:name="Grid Table 3 Accent 6" w:uiPriority="48"/>
-    <w:lsdException w:name="Grid Table 4 Accent 6" w:uiPriority="49"/>
-    <w:lsdException w:name="Grid Table 5 Dark Accent 6" w:uiPriority="50"/>
-    <w:lsdException w:name="Grid Table 6 Colorful Accent 6" w:uiPriority="51"/>
-    <w:lsdException w:name="Grid Table 7 Colorful Accent 6" w:uiPriority="52"/>
-    <w:lsdException w:name="List Table 1 Light" w:uiPriority="46"/>
-    <w:lsdException w:name="List Table 2" w:uiPriority="47"/>
-    <w:lsdException w:name="List Table 3" w:uiPriority="48"/>
-    <w:lsdException w:name="List Table 4" w:uiPriority="49"/>
-    <w:lsdException w:name="List Table 5 Dark" w:uiPriority="50"/>
-    <w:lsdException w:name="List Table 6 Colorful" w:uiPriority="51"/>
-    <w:lsdException w:name="List Table 7 Colorful" w:uiPriority="52"/>
-    <w:lsdException w:name="List Table 1 Light Accent 1" w:uiPriority="46"/>
-    <w:lsdException w:name="List Table 2 Accent 1" w:uiPriority="47"/>
-    <w:lsdException w:name="List Table 3 Accent 1" w:uiPriority="48"/>
-    <w:lsdException w:name="List Table 4 Accent 1" w:uiPriority="49"/>
-    <w:lsdException w:name="List Table 5 Dark Accent 1" w:uiPriority="50"/>
-    <w:lsdException w:name="List Table 6 Colorful Accent 1" w:uiPriority="51"/>
-    <w:lsdException w:name="List Table 7 Colorful Accent 1" w:uiPriority="52"/>
-    <w:lsdException w:name="List Table 1 Light Accent 2" w:uiPriority="46"/>
-    <w:lsdException w:name="List Table 2 Accent 2" w:uiPriority="47"/>
-    <w:lsdException w:name="List Table 3 Accent 2" w:uiPriority="48"/>
-    <w:lsdException w:name="List Table 4 Accent 2" w:uiPriority="49"/>
-    <w:lsdException w:name="List Table 5 Dark Accent 2" w:uiPriority="50"/>
-    <w:lsdException w:name="List Table 6 Colorful Accent 2" w:uiPriority="51"/>
-    <w:lsdException w:name="List Table 7 Colorful Accent 2" w:uiPriority="52"/>
-    <w:lsdException w:name="List Table 1 Light Accent 3" w:uiPriority="46"/>
-    <w:lsdException w:name="List Table 2 Accent 3" w:uiPriority="47"/>
-    <w:lsdException w:name="List Table 3 Accent 3" w:uiPriority="48"/>
-    <w:lsdException w:name="List Table 4 Accent 3" w:uiPriority="49"/>
-    <w:lsdException w:name="List Table 5 Dark Accent 3" w:uiPriority="50"/>
-    <w:lsdException w:name="List Table 6 Colorful Accent 3" w:uiPriority="51"/>
-    <w:lsdException w:name="List Table 7 Colorful Accent 3" w:uiPriority="52"/>
-    <w:lsdException w:name="List Table 1 Light Accent 4" w:uiPriority="46"/>
-    <w:lsdException w:name="List Table 2 Accent 4" w:uiPriority="47"/>
-    <w:lsdException w:name="List Table 3 Accent 4" w:uiPriority="48"/>
-    <w:lsdException w:name="List Table 4 Accent 4" w:uiPriority="49"/>
-    <w:lsdException w:name="List Table 5 Dark Accent 4" w:uiPriority="50"/>
-    <w:lsdException w:name="List Table 6 Colorful Accent 4" w:uiPriority="51"/>
-    <w:lsdException w:name="List Table 7 Colorful Accent 4" w:uiPriority="52"/>
-    <w:lsdException w:name="List Table 1 Light Accent 5" w:uiPriority="46"/>
-    <w:lsdException w:name="List Table 2 Accent 5" w:uiPriority="47"/>
-    <w:lsdException w:name="List Table 3 Accent 5" w:uiPriority="48"/>
-    <w:lsdException w:name="List Table 4 Accent 5" w:uiPriority="49"/>
-    <w:lsdException w:name="List Table 5 Dark Accent 5" w:uiPriority="50"/>
-    <w:lsdException w:name="List Table 6 Colorful Accent 5" w:uiPriority="51"/>
-    <w:lsdException w:name="List Table 7 Colorful Accent 5" w:uiPriority="52"/>
-    <w:lsdException w:name="List Table 1 Light Accent 6" w:uiPriority="46"/>
-    <w:lsdException w:name="List Table 2 Accent 6" w:uiPriority="47"/>
-    <w:lsdException w:name="List Table 3 Accent 6" w:uiPriority="48"/>
-    <w:lsdException w:name="List Table 4 Accent 6" w:uiPriority="49"/>
-    <w:lsdException w:name="List Table 5 Dark Accent 6" w:uiPriority="50"/>
-    <w:lsdException w:name="List Table 6 Colorful Accent 6" w:uiPriority="51"/>
-    <w:lsdException w:name="List Table 7 Colorful Accent 6" w:uiPriority="52"/>
+  <w:latentStyles w:defLockedState="0" w:defUIPriority="99" w:defSemiHidden="1" w:defUnhideWhenUsed="1" w:defQFormat="0" w:count="267">
+    <w:lsdException w:name="Normal" w:semiHidden="0" w:uiPriority="0" w:unhideWhenUsed="0" w:qFormat="1"/>
+    <w:lsdException w:name="heading 1" w:semiHidden="0" w:uiPriority="9" w:unhideWhenUsed="0" w:qFormat="1"/>
+    <w:lsdException w:name="heading 2" w:uiPriority="9" w:qFormat="1"/>
+    <w:lsdException w:name="heading 3" w:uiPriority="9" w:qFormat="1"/>
+    <w:lsdException w:name="heading 4" w:uiPriority="9" w:qFormat="1"/>
+    <w:lsdException w:name="heading 5" w:uiPriority="9" w:qFormat="1"/>
+    <w:lsdException w:name="heading 6" w:uiPriority="9" w:qFormat="1"/>
+    <w:lsdException w:name="heading 7" w:uiPriority="9" w:qFormat="1"/>
+    <w:lsdException w:name="heading 8" w:uiPriority="9" w:qFormat="1"/>
+    <w:lsdException w:name="heading 9" w:uiPriority="9" w:qFormat="1"/>
+    <w:lsdException w:name="toc 1" w:uiPriority="39"/>
+    <w:lsdException w:name="toc 2" w:uiPriority="39"/>
+    <w:lsdException w:name="toc 3" w:uiPriority="39"/>
+    <w:lsdException w:name="toc 4" w:uiPriority="39"/>
+    <w:lsdException w:name="toc 5" w:uiPriority="39"/>
+    <w:lsdException w:name="toc 6" w:uiPriority="39"/>
+    <w:lsdException w:name="toc 7" w:uiPriority="39"/>
+    <w:lsdException w:name="toc 8" w:uiPriority="39"/>
+    <w:lsdException w:name="toc 9" w:uiPriority="39"/>
+    <w:lsdException w:name="caption" w:uiPriority="35" w:qFormat="1"/>
+    <w:lsdException w:name="Title" w:semiHidden="0" w:uiPriority="10" w:unhideWhenUsed="0" w:qFormat="1"/>
+    <w:lsdException w:name="Default Paragraph Font" w:uiPriority="1"/>
+    <w:lsdException w:name="Subtitle" w:semiHidden="0" w:uiPriority="11" w:unhideWhenUsed="0" w:qFormat="1"/>
+    <w:lsdException w:name="Strong" w:semiHidden="0" w:uiPriority="22" w:unhideWhenUsed="0" w:qFormat="1"/>
+    <w:lsdException w:name="Emphasis" w:semiHidden="0" w:uiPriority="20" w:unhideWhenUsed="0" w:qFormat="1"/>
+    <w:lsdException w:name="Table Grid" w:semiHidden="0" w:uiPriority="59" w:unhideWhenUsed="0"/>
+    <w:lsdException w:name="Placeholder Text" w:unhideWhenUsed="0"/>
+    <w:lsdException w:name="No Spacing" w:semiHidden="0" w:uiPriority="1" w:unhideWhenUsed="0" w:qFormat="1"/>
+    <w:lsdException w:name="Light Shading" w:semiHidden="0" w:uiPriority="60" w:unhideWhenUsed="0"/>
+    <w:lsdException w:name="Light List" w:semiHidden="0" w:uiPriority="61" w:unhideWhenUsed="0"/>
+    <w:lsdException w:name="Light Grid" w:semiHidden="0" w:uiPriority="62" w:unhideWhenUsed="0"/>
+    <w:lsdException w:name="Medium Shading 1" w:semiHidden="0" w:uiPriority="63" w:unhideWhenUsed="0"/>
+    <w:lsdException w:name="Medium Shading 2" w:semiHidden="0" w:uiPriority="64" w:unhideWhenUsed="0"/>
+    <w:lsdException w:name="Medium List 1" w:semiHidden="0" w:uiPriority="65" w:unhideWhenUsed="0"/>
+    <w:lsdException w:name="Medium List 2" w:semiHidden="0" w:uiPriority="66" w:unhideWhenUsed="0"/>
+    <w:lsdException w:name="Medium Grid 1" w:semiHidden="0" w:uiPriority="67" w:unhideWhenUsed="0"/>
+    <w:lsdException w:name="Medium Grid 2" w:semiHidden="0" w:uiPriority="68" w:unhideWhenUsed="0"/>
+    <w:lsdException w:name="Medium Grid 3" w:semiHidden="0" w:uiPriority="69" w:unhideWhenUsed="0"/>
+    <w:lsdException w:name="Dark List" w:semiHidden="0" w:uiPriority="70" w:unhideWhenUsed="0"/>
+    <w:lsdException w:name="Colorful Shading" w:semiHidden="0" w:uiPriority="71" w:unhideWhenUsed="0"/>
+    <w:lsdException w:name="Colorful List" w:semiHidden="0" w:uiPriority="72" w:unhideWhenUsed="0"/>
+    <w:lsdException w:name="Colorful Grid" w:semiHidden="0" w:uiPriority="73" w:unhideWhenUsed="0"/>
+    <w:lsdException w:name="Light Shading Accent 1" w:semiHidden="0" w:uiPriority="60" w:unhideWhenUsed="0"/>
+    <w:lsdException w:name="Light List Accent 1" w:semiHidden="0" w:uiPriority="61" w:unhideWhenUsed="0"/>
+    <w:lsdException w:name="Light Grid Accent 1" w:semiHidden="0" w:uiPriority="62" w:unhideWhenUsed="0"/>
+    <w:lsdException w:name="Medium Shading 1 Accent 1" w:semiHidden="0" w:uiPriority="63" w:unhideWhenUsed="0"/>
+    <w:lsdException w:name="Medium Shading 2 Accent 1" w:semiHidden="0" w:uiPriority="64" w:unhideWhenUsed="0"/>
+    <w:lsdException w:name="Medium List 1 Accent 1" w:semiHidden="0" w:uiPriority="65" w:unhideWhenUsed="0"/>
+    <w:lsdException w:name="Revision" w:unhideWhenUsed="0"/>
+    <w:lsdException w:name="List Paragraph" w:semiHidden="0" w:uiPriority="34" w:unhideWhenUsed="0" w:qFormat="1"/>
+    <w:lsdException w:name="Quote" w:semiHidden="0" w:uiPriority="29" w:unhideWhenUsed="0" w:qFormat="1"/>
+    <w:lsdException w:name="Intense Quote" w:semiHidden="0" w:uiPriority="30" w:unhideWhenUsed="0" w:qFormat="1"/>
+    <w:lsdException w:name="Medium List 2 Accent 1" w:semiHidden="0" w:uiPriority="66" w:unhideWhenUsed="0"/>
+    <w:lsdException w:name="Medium Grid 1 Accent 1" w:semiHidden="0" w:uiPriority="67" w:unhideWhenUsed="0"/>
+    <w:lsdException w:name="Medium Grid 2 Accent 1" w:semiHidden="0" w:uiPriority="68" w:unhideWhenUsed="0"/>
+    <w:lsdException w:name="Medium Grid 3 Accent 1" w:semiHidden="0" w:uiPriority="69" w:unhideWhenUsed="0"/>
+    <w:lsdException w:name="Dark List Accent 1" w:semiHidden="0" w:uiPriority="70" w:unhideWhenUsed="0"/>
+    <w:lsdException w:name="Colorful Shading Accent 1" w:semiHidden="0" w:uiPriority="71" w:unhideWhenUsed="0"/>
+    <w:lsdException w:name="Colorful List Accent 1" w:semiHidden="0" w:uiPriority="72" w:unhideWhenUsed="0"/>
+    <w:lsdException w:name="Colorful Grid Accent 1" w:semiHidden="0" w:uiPriority="73" w:unhideWhenUsed="0"/>
+    <w:lsdException w:name="Light Shading Accent 2" w:semiHidden="0" w:uiPriority="60" w:unhideWhenUsed="0"/>
+    <w:lsdException w:name="Light List Accent 2" w:semiHidden="0" w:uiPriority="61" w:unhideWhenUsed="0"/>
+    <w:lsdException w:name="Light Grid Accent 2" w:semiHidden="0" w:uiPriority="62" w:unhideWhenUsed="0"/>
+    <w:lsdException w:name="Medium Shading 1 Accent 2" w:semiHidden="0" w:uiPriority="63" w:unhideWhenUsed="0"/>
+    <w:lsdException w:name="Medium Shading 2 Accent 2" w:semiHidden="0" w:uiPriority="64" w:unhideWhenUsed="0"/>
+    <w:lsdException w:name="Medium List 1 Accent 2" w:semiHidden="0" w:uiPriority="65" w:unhideWhenUsed="0"/>
+    <w:lsdException w:name="Medium List 2 Accent 2" w:semiHidden="0" w:uiPriority="66" w:unhideWhenUsed="0"/>
+    <w:lsdException w:name="Medium Grid 1 Accent 2" w:semiHidden="0" w:uiPriority="67" w:unhideWhenUsed="0"/>
+    <w:lsdException w:name="Medium Grid 2 Accent 2" w:semiHidden="0" w:uiPriority="68" w:unhideWhenUsed="0"/>
+    <w:lsdException w:name="Medium Grid 3 Accent 2" w:semiHidden="0" w:uiPriority="69" w:unhideWhenUsed="0"/>
+    <w:lsdException w:name="Dark List Accent 2" w:semiHidden="0" w:uiPriority="70" w:unhideWhenUsed="0"/>
+    <w:lsdException w:name="Colorful Shading Accent 2" w:semiHidden="0" w:uiPriority="71" w:unhideWhenUsed="0"/>
+    <w:lsdException w:name="Colorful List Accent 2" w:semiHidden="0" w:uiPriority="72" w:unhideWhenUsed="0"/>
+    <w:lsdException w:name="Colorful Grid Accent 2" w:semiHidden="0" w:uiPriority="73" w:unhideWhenUsed="0"/>
+    <w:lsdException w:name="Light Shading Accent 3" w:semiHidden="0" w:uiPriority="60" w:unhideWhenUsed="0"/>
+    <w:lsdException w:name="Light List Accent 3" w:semiHidden="0" w:uiPriority="61" w:unhideWhenUsed="0"/>
+    <w:lsdException w:name="Light Grid Accent 3" w:semiHidden="0" w:uiPriority="62" w:unhideWhenUsed="0"/>
+    <w:lsdException w:name="Medium Shading 1 Accent 3" w:semiHidden="0" w:uiPriority="63" w:unhideWhenUsed="0"/>
+    <w:lsdException w:name="Medium Shading 2 Accent 3" w:semiHidden="0" w:uiPriority="64" w:unhideWhenUsed="0"/>
+    <w:lsdException w:name="Medium List 1 Accent 3" w:semiHidden="0" w:uiPriority="65" w:unhideWhenUsed="0"/>
+    <w:lsdException w:name="Medium List 2 Accent 3" w:semiHidden="0" w:uiPriority="66" w:unhideWhenUsed="0"/>
+    <w:lsdException w:name="Medium Grid 1 Accent 3" w:semiHidden="0" w:uiPriority="67" w:unhideWhenUsed="0"/>
+    <w:lsdException w:name="Medium Grid 2 Accent 3" w:semiHidden="0" w:uiPriority="68" w:unhideWhenUsed="0"/>
+    <w:lsdException w:name="Medium Grid 3 Accent 3" w:semiHidden="0" w:uiPriority="69" w:unhideWhenUsed="0"/>
+    <w:lsdException w:name="Dark List Accent 3" w:semiHidden="0" w:uiPriority="70" w:unhideWhenUsed="0"/>
+    <w:lsdException w:name="Colorful Shading Accent 3" w:semiHidden="0" w:uiPriority="71" w:unhideWhenUsed="0"/>
+    <w:lsdException w:name="Colorful List Accent 3" w:semiHidden="0" w:uiPriority="72" w:unhideWhenUsed="0"/>
+    <w:lsdException w:name="Colorful Grid Accent 3" w:semiHidden="0" w:uiPriority="73" w:unhideWhenUsed="0"/>
+    <w:lsdException w:name="Light Shading Accent 4" w:semiHidden="0" w:uiPriority="60" w:unhideWhenUsed="0"/>
+    <w:lsdException w:name="Light List Accent 4" w:semiHidden="0" w:uiPriority="61" w:unhideWhenUsed="0"/>
+    <w:lsdException w:name="Light Grid Accent 4" w:semiHidden="0" w:uiPriority="62" w:unhideWhenUsed="0"/>
+    <w:lsdException w:name="Medium Shading 1 Accent 4" w:semiHidden="0" w:uiPriority="63" w:unhideWhenUsed="0"/>
+    <w:lsdException w:name="Medium Shading 2 Accent 4" w:semiHidden="0" w:uiPriority="64" w:unhideWhenUsed="0"/>
+    <w:lsdException w:name="Medium List 1 Accent 4" w:semiHidden="0" w:uiPriority="65" w:unhideWhenUsed="0"/>
+    <w:lsdException w:name="Medium List 2 Accent 4" w:semiHidden="0" w:uiPriority="66" w:unhideWhenUsed="0"/>
+    <w:lsdException w:name="Medium Grid 1 Accent 4" w:semiHidden="0" w:uiPriority="67" w:unhideWhenUsed="0"/>
+    <w:lsdException w:name="Medium Grid 2 Accent 4" w:semiHidden="0" w:uiPriority="68" w:unhideWhenUsed="0"/>
+    <w:lsdException w:name="Medium Grid 3 Accent 4" w:semiHidden="0" w:uiPriority="69" w:unhideWhenUsed="0"/>
+    <w:lsdException w:name="Dark List Accent 4" w:semiHidden="0" w:uiPriority="70" w:unhideWhenUsed="0"/>
+    <w:lsdException w:name="Colorful Shading Accent 4" w:semiHidden="0" w:uiPriority="71" w:unhideWhenUsed="0"/>
+    <w:lsdException w:name="Colorful List Accent 4" w:semiHidden="0" w:uiPriority="72" w:unhideWhenUsed="0"/>
+    <w:lsdException w:name="Colorful Grid Accent 4" w:semiHidden="0" w:uiPriority="73" w:unhideWhenUsed="0"/>
+    <w:lsdException w:name="Light Shading Accent 5" w:semiHidden="0" w:uiPriority="60" w:unhideWhenUsed="0"/>
+    <w:lsdException w:name="Light List Accent 5" w:semiHidden="0" w:uiPriority="61" w:unhideWhenUsed="0"/>
+    <w:lsdException w:name="Light Grid Accent 5" w:semiHidden="0" w:uiPriority="62" w:unhideWhenUsed="0"/>
+    <w:lsdException w:name="Medium Shading 1 Accent 5" w:semiHidden="0" w:uiPriority="63" w:unhideWhenUsed="0"/>
+    <w:lsdException w:name="Medium Shading 2 Accent 5" w:semiHidden="0" w:uiPriority="64" w:unhideWhenUsed="0"/>
+    <w:lsdException w:name="Medium List 1 Accent 5" w:semiHidden="0" w:uiPriority="65" w:unhideWhenUsed="0"/>
+    <w:lsdException w:name="Medium List 2 Accent 5" w:semiHidden="0" w:uiPriority="66" w:unhideWhenUsed="0"/>
+    <w:lsdException w:name="Medium Grid 1 Accent 5" w:semiHidden="0" w:uiPriority="67" w:unhideWhenUsed="0"/>
+    <w:lsdException w:name="Medium Grid 2 Accent 5" w:semiHidden="0" w:uiPriority="68" w:unhideWhenUsed="0"/>
+    <w:lsdException w:name="Medium Grid 3 Accent 5" w:semiHidden="0" w:uiPriority="69" w:unhideWhenUsed="0"/>
+    <w:lsdException w:name="Dark List Accent 5" w:semiHidden="0" w:uiPriority="70" w:unhideWhenUsed="0"/>
+    <w:lsdException w:name="Colorful Shading Accent 5" w:semiHidden="0" w:uiPriority="71" w:unhideWhenUsed="0"/>
+    <w:lsdException w:name="Colorful List Accent 5" w:semiHidden="0" w:uiPriority="72" w:unhideWhenUsed="0"/>
+    <w:lsdException w:name="Colorful Grid Accent 5" w:semiHidden="0" w:uiPriority="73" w:unhideWhenUsed="0"/>
+    <w:lsdException w:name="Light Shading Accent 6" w:semiHidden="0" w:uiPriority="60" w:unhideWhenUsed="0"/>
+    <w:lsdException w:name="Light List Accent 6" w:semiHidden="0" w:uiPriority="61" w:unhideWhenUsed="0"/>
+    <w:lsdException w:name="Light Grid Accent 6" w:semiHidden="0" w:uiPriority="62" w:unhideWhenUsed="0"/>
+    <w:lsdException w:name="Medium Shading 1 Accent 6" w:semiHidden="0" w:uiPriority="63" w:unhideWhenUsed="0"/>
+    <w:lsdException w:name="Medium Shading 2 Accent 6" w:semiHidden="0" w:uiPriority="64" w:unhideWhenUsed="0"/>
+    <w:lsdException w:name="Medium List 1 Accent 6" w:semiHidden="0" w:uiPriority="65" w:unhideWhenUsed="0"/>
+    <w:lsdException w:name="Medium List 2 Accent 6" w:semiHidden="0" w:uiPriority="66" w:unhideWhenUsed="0"/>
+    <w:lsdException w:name="Medium Grid 1 Accent 6" w:semiHidden="0" w:uiPriority="67" w:unhideWhenUsed="0"/>
+    <w:lsdException w:name="Medium Grid 2 Accent 6" w:semiHidden="0" w:uiPriority="68" w:unhideWhenUsed="0"/>
+    <w:lsdException w:name="Medium Grid 3 Accent 6" w:semiHidden="0" w:uiPriority="69" w:unhideWhenUsed="0"/>
+    <w:lsdException w:name="Dark List Accent 6" w:semiHidden="0" w:uiPriority="70" w:unhideWhenUsed="0"/>
+    <w:lsdException w:name="Colorful Shading Accent 6" w:semiHidden="0" w:uiPriority="71" w:unhideWhenUsed="0"/>
+    <w:lsdException w:name="Colorful List Accent 6" w:semiHidden="0" w:uiPriority="72" w:unhideWhenUsed="0"/>
+    <w:lsdException w:name="Colorful Grid Accent 6" w:semiHidden="0" w:uiPriority="73" w:unhideWhenUsed="0"/>
+    <w:lsdException w:name="Subtle Emphasis" w:semiHidden="0" w:uiPriority="19" w:unhideWhenUsed="0" w:qFormat="1"/>
+    <w:lsdException w:name="Intense Emphasis" w:semiHidden="0" w:uiPriority="21" w:unhideWhenUsed="0" w:qFormat="1"/>
+    <w:lsdException w:name="Subtle Reference" w:semiHidden="0" w:uiPriority="31" w:unhideWhenUsed="0" w:qFormat="1"/>
+    <w:lsdException w:name="Intense Reference" w:semiHidden="0" w:uiPriority="32" w:unhideWhenUsed="0" w:qFormat="1"/>
+    <w:lsdException w:name="Book Title" w:semiHidden="0" w:uiPriority="33" w:unhideWhenUsed="0" w:qFormat="1"/>
+    <w:lsdException w:name="Bibliography" w:uiPriority="37"/>
+    <w:lsdException w:name="TOC Heading" w:uiPriority="39" w:qFormat="1"/>
   </w:latentStyles>
   <w:style w:type="paragraph" w:default="1" w:styleId="a">
     <w:name w:val="Normal"/>
@@ -8239,6 +11284,7 @@
       <w:spacing w:after="0" w:line="240" w:lineRule="auto"/>
     </w:pPr>
     <w:tblPr>
+      <w:tblInd w:w="0" w:type="dxa"/>
       <w:tblBorders>
         <w:top w:val="single" w:sz="4" w:space="0" w:color="auto"/>
         <w:left w:val="single" w:sz="4" w:space="0" w:color="auto"/>
@@ -8247,6 +11293,12 @@
         <w:insideH w:val="single" w:sz="4" w:space="0" w:color="auto"/>
         <w:insideV w:val="single" w:sz="4" w:space="0" w:color="auto"/>
       </w:tblBorders>
+      <w:tblCellMar>
+        <w:top w:w="0" w:type="dxa"/>
+        <w:left w:w="108" w:type="dxa"/>
+        <w:bottom w:w="0" w:type="dxa"/>
+        <w:right w:w="108" w:type="dxa"/>
+      </w:tblCellMar>
     </w:tblPr>
   </w:style>
   <w:style w:type="character" w:customStyle="1" w:styleId="30">
@@ -8262,6 +11314,586 @@
       <w:sz w:val="24"/>
       <w:szCs w:val="24"/>
     </w:rPr>
+  </w:style>
+  <w:style w:type="character" w:styleId="HTML">
+    <w:name w:val="HTML Code"/>
+    <w:basedOn w:val="a0"/>
+    <w:uiPriority w:val="99"/>
+    <w:semiHidden/>
+    <w:unhideWhenUsed/>
+    <w:rsid w:val="00E33E9B"/>
+    <w:rPr>
+      <w:rFonts w:ascii="Courier New" w:eastAsia="Times New Roman" w:hAnsi="Courier New" w:cs="Courier New"/>
+      <w:sz w:val="20"/>
+      <w:szCs w:val="20"/>
+    </w:rPr>
+  </w:style>
+  <w:style w:type="paragraph" w:styleId="ac">
+    <w:name w:val="TOC Heading"/>
+    <w:basedOn w:val="1"/>
+    <w:next w:val="a"/>
+    <w:uiPriority w:val="39"/>
+    <w:semiHidden/>
+    <w:unhideWhenUsed/>
+    <w:qFormat/>
+    <w:rsid w:val="008B0235"/>
+    <w:pPr>
+      <w:outlineLvl w:val="9"/>
+    </w:pPr>
+    <w:rPr>
+      <w:lang w:eastAsia="ru-RU"/>
+    </w:rPr>
+  </w:style>
+  <w:style w:type="paragraph" w:styleId="11">
+    <w:name w:val="toc 1"/>
+    <w:basedOn w:val="a"/>
+    <w:next w:val="a"/>
+    <w:autoRedefine/>
+    <w:uiPriority w:val="39"/>
+    <w:unhideWhenUsed/>
+    <w:rsid w:val="008B0235"/>
+    <w:pPr>
+      <w:spacing w:after="100"/>
+    </w:pPr>
+  </w:style>
+  <w:style w:type="paragraph" w:styleId="21">
+    <w:name w:val="toc 2"/>
+    <w:basedOn w:val="a"/>
+    <w:next w:val="a"/>
+    <w:autoRedefine/>
+    <w:uiPriority w:val="39"/>
+    <w:unhideWhenUsed/>
+    <w:rsid w:val="008B0235"/>
+    <w:pPr>
+      <w:spacing w:after="100"/>
+      <w:ind w:left="220"/>
+    </w:pPr>
+  </w:style>
+  <w:style w:type="paragraph" w:styleId="31">
+    <w:name w:val="toc 3"/>
+    <w:basedOn w:val="a"/>
+    <w:next w:val="a"/>
+    <w:autoRedefine/>
+    <w:uiPriority w:val="39"/>
+    <w:unhideWhenUsed/>
+    <w:rsid w:val="008B0235"/>
+    <w:pPr>
+      <w:spacing w:after="100"/>
+      <w:ind w:left="440"/>
+    </w:pPr>
+  </w:style>
+</w:styles>
+</file>
+
+<file path=word/stylesWithEffects.xml><?xml version="1.0" encoding="utf-8"?>
+<w:styles xmlns:wpc="http://schemas.microsoft.com/office/word/2010/wordprocessingCanvas" xmlns:mc="http://schemas.openxmlformats.org/markup-compatibility/2006" xmlns:o="urn:schemas-microsoft-com:office:office" xmlns:r="http://schemas.openxmlformats.org/officeDocument/2006/relationships" xmlns:m="http://schemas.openxmlformats.org/officeDocument/2006/math" xmlns:v="urn:schemas-microsoft-com:vml" xmlns:wp14="http://schemas.microsoft.com/office/word/2010/wordprocessingDrawing" xmlns:wp="http://schemas.openxmlformats.org/drawingml/2006/wordprocessingDrawing" xmlns:w10="urn:schemas-microsoft-com:office:word" xmlns:w="http://schemas.openxmlformats.org/wordprocessingml/2006/main" xmlns:w14="http://schemas.microsoft.com/office/word/2010/wordml" xmlns:wpg="http://schemas.microsoft.com/office/word/2010/wordprocessingGroup" xmlns:wpi="http://schemas.microsoft.com/office/word/2010/wordprocessingInk" xmlns:wne="http://schemas.microsoft.com/office/word/2006/wordml" xmlns:wps="http://schemas.microsoft.com/office/word/2010/wordprocessingShape" mc:Ignorable="w14 wp14">
+  <w:docDefaults>
+    <w:rPrDefault>
+      <w:rPr>
+        <w:rFonts w:asciiTheme="minorHAnsi" w:eastAsiaTheme="minorHAnsi" w:hAnsiTheme="minorHAnsi" w:cstheme="minorBidi"/>
+        <w:sz w:val="22"/>
+        <w:szCs w:val="22"/>
+        <w:lang w:val="ru-RU" w:eastAsia="en-US" w:bidi="ar-SA"/>
+      </w:rPr>
+    </w:rPrDefault>
+    <w:pPrDefault>
+      <w:pPr>
+        <w:spacing w:after="200" w:line="276" w:lineRule="auto"/>
+      </w:pPr>
+    </w:pPrDefault>
+  </w:docDefaults>
+  <w:latentStyles w:defLockedState="0" w:defUIPriority="99" w:defSemiHidden="1" w:defUnhideWhenUsed="1" w:defQFormat="0" w:count="267">
+    <w:lsdException w:name="Normal" w:semiHidden="0" w:uiPriority="0" w:unhideWhenUsed="0" w:qFormat="1"/>
+    <w:lsdException w:name="heading 1" w:semiHidden="0" w:uiPriority="9" w:unhideWhenUsed="0" w:qFormat="1"/>
+    <w:lsdException w:name="heading 2" w:uiPriority="9" w:qFormat="1"/>
+    <w:lsdException w:name="heading 3" w:uiPriority="9" w:qFormat="1"/>
+    <w:lsdException w:name="heading 4" w:uiPriority="9" w:qFormat="1"/>
+    <w:lsdException w:name="heading 5" w:uiPriority="9" w:qFormat="1"/>
+    <w:lsdException w:name="heading 6" w:uiPriority="9" w:qFormat="1"/>
+    <w:lsdException w:name="heading 7" w:uiPriority="9" w:qFormat="1"/>
+    <w:lsdException w:name="heading 8" w:uiPriority="9" w:qFormat="1"/>
+    <w:lsdException w:name="heading 9" w:uiPriority="9" w:qFormat="1"/>
+    <w:lsdException w:name="toc 1" w:uiPriority="39"/>
+    <w:lsdException w:name="toc 2" w:uiPriority="39"/>
+    <w:lsdException w:name="toc 3" w:uiPriority="39"/>
+    <w:lsdException w:name="toc 4" w:uiPriority="39"/>
+    <w:lsdException w:name="toc 5" w:uiPriority="39"/>
+    <w:lsdException w:name="toc 6" w:uiPriority="39"/>
+    <w:lsdException w:name="toc 7" w:uiPriority="39"/>
+    <w:lsdException w:name="toc 8" w:uiPriority="39"/>
+    <w:lsdException w:name="toc 9" w:uiPriority="39"/>
+    <w:lsdException w:name="caption" w:uiPriority="35" w:qFormat="1"/>
+    <w:lsdException w:name="Title" w:semiHidden="0" w:uiPriority="10" w:unhideWhenUsed="0" w:qFormat="1"/>
+    <w:lsdException w:name="Default Paragraph Font" w:uiPriority="1"/>
+    <w:lsdException w:name="Subtitle" w:semiHidden="0" w:uiPriority="11" w:unhideWhenUsed="0" w:qFormat="1"/>
+    <w:lsdException w:name="Strong" w:semiHidden="0" w:uiPriority="22" w:unhideWhenUsed="0" w:qFormat="1"/>
+    <w:lsdException w:name="Emphasis" w:semiHidden="0" w:uiPriority="20" w:unhideWhenUsed="0" w:qFormat="1"/>
+    <w:lsdException w:name="Table Grid" w:semiHidden="0" w:uiPriority="59" w:unhideWhenUsed="0"/>
+    <w:lsdException w:name="Placeholder Text" w:unhideWhenUsed="0"/>
+    <w:lsdException w:name="No Spacing" w:semiHidden="0" w:uiPriority="1" w:unhideWhenUsed="0" w:qFormat="1"/>
+    <w:lsdException w:name="Light Shading" w:semiHidden="0" w:uiPriority="60" w:unhideWhenUsed="0"/>
+    <w:lsdException w:name="Light List" w:semiHidden="0" w:uiPriority="61" w:unhideWhenUsed="0"/>
+    <w:lsdException w:name="Light Grid" w:semiHidden="0" w:uiPriority="62" w:unhideWhenUsed="0"/>
+    <w:lsdException w:name="Medium Shading 1" w:semiHidden="0" w:uiPriority="63" w:unhideWhenUsed="0"/>
+    <w:lsdException w:name="Medium Shading 2" w:semiHidden="0" w:uiPriority="64" w:unhideWhenUsed="0"/>
+    <w:lsdException w:name="Medium List 1" w:semiHidden="0" w:uiPriority="65" w:unhideWhenUsed="0"/>
+    <w:lsdException w:name="Medium List 2" w:semiHidden="0" w:uiPriority="66" w:unhideWhenUsed="0"/>
+    <w:lsdException w:name="Medium Grid 1" w:semiHidden="0" w:uiPriority="67" w:unhideWhenUsed="0"/>
+    <w:lsdException w:name="Medium Grid 2" w:semiHidden="0" w:uiPriority="68" w:unhideWhenUsed="0"/>
+    <w:lsdException w:name="Medium Grid 3" w:semiHidden="0" w:uiPriority="69" w:unhideWhenUsed="0"/>
+    <w:lsdException w:name="Dark List" w:semiHidden="0" w:uiPriority="70" w:unhideWhenUsed="0"/>
+    <w:lsdException w:name="Colorful Shading" w:semiHidden="0" w:uiPriority="71" w:unhideWhenUsed="0"/>
+    <w:lsdException w:name="Colorful List" w:semiHidden="0" w:uiPriority="72" w:unhideWhenUsed="0"/>
+    <w:lsdException w:name="Colorful Grid" w:semiHidden="0" w:uiPriority="73" w:unhideWhenUsed="0"/>
+    <w:lsdException w:name="Light Shading Accent 1" w:semiHidden="0" w:uiPriority="60" w:unhideWhenUsed="0"/>
+    <w:lsdException w:name="Light List Accent 1" w:semiHidden="0" w:uiPriority="61" w:unhideWhenUsed="0"/>
+    <w:lsdException w:name="Light Grid Accent 1" w:semiHidden="0" w:uiPriority="62" w:unhideWhenUsed="0"/>
+    <w:lsdException w:name="Medium Shading 1 Accent 1" w:semiHidden="0" w:uiPriority="63" w:unhideWhenUsed="0"/>
+    <w:lsdException w:name="Medium Shading 2 Accent 1" w:semiHidden="0" w:uiPriority="64" w:unhideWhenUsed="0"/>
+    <w:lsdException w:name="Medium List 1 Accent 1" w:semiHidden="0" w:uiPriority="65" w:unhideWhenUsed="0"/>
+    <w:lsdException w:name="Revision" w:unhideWhenUsed="0"/>
+    <w:lsdException w:name="List Paragraph" w:semiHidden="0" w:uiPriority="34" w:unhideWhenUsed="0" w:qFormat="1"/>
+    <w:lsdException w:name="Quote" w:semiHidden="0" w:uiPriority="29" w:unhideWhenUsed="0" w:qFormat="1"/>
+    <w:lsdException w:name="Intense Quote" w:semiHidden="0" w:uiPriority="30" w:unhideWhenUsed="0" w:qFormat="1"/>
+    <w:lsdException w:name="Medium List 2 Accent 1" w:semiHidden="0" w:uiPriority="66" w:unhideWhenUsed="0"/>
+    <w:lsdException w:name="Medium Grid 1 Accent 1" w:semiHidden="0" w:uiPriority="67" w:unhideWhenUsed="0"/>
+    <w:lsdException w:name="Medium Grid 2 Accent 1" w:semiHidden="0" w:uiPriority="68" w:unhideWhenUsed="0"/>
+    <w:lsdException w:name="Medium Grid 3 Accent 1" w:semiHidden="0" w:uiPriority="69" w:unhideWhenUsed="0"/>
+    <w:lsdException w:name="Dark List Accent 1" w:semiHidden="0" w:uiPriority="70" w:unhideWhenUsed="0"/>
+    <w:lsdException w:name="Colorful Shading Accent 1" w:semiHidden="0" w:uiPriority="71" w:unhideWhenUsed="0"/>
+    <w:lsdException w:name="Colorful List Accent 1" w:semiHidden="0" w:uiPriority="72" w:unhideWhenUsed="0"/>
+    <w:lsdException w:name="Colorful Grid Accent 1" w:semiHidden="0" w:uiPriority="73" w:unhideWhenUsed="0"/>
+    <w:lsdException w:name="Light Shading Accent 2" w:semiHidden="0" w:uiPriority="60" w:unhideWhenUsed="0"/>
+    <w:lsdException w:name="Light List Accent 2" w:semiHidden="0" w:uiPriority="61" w:unhideWhenUsed="0"/>
+    <w:lsdException w:name="Light Grid Accent 2" w:semiHidden="0" w:uiPriority="62" w:unhideWhenUsed="0"/>
+    <w:lsdException w:name="Medium Shading 1 Accent 2" w:semiHidden="0" w:uiPriority="63" w:unhideWhenUsed="0"/>
+    <w:lsdException w:name="Medium Shading 2 Accent 2" w:semiHidden="0" w:uiPriority="64" w:unhideWhenUsed="0"/>
+    <w:lsdException w:name="Medium List 1 Accent 2" w:semiHidden="0" w:uiPriority="65" w:unhideWhenUsed="0"/>
+    <w:lsdException w:name="Medium List 2 Accent 2" w:semiHidden="0" w:uiPriority="66" w:unhideWhenUsed="0"/>
+    <w:lsdException w:name="Medium Grid 1 Accent 2" w:semiHidden="0" w:uiPriority="67" w:unhideWhenUsed="0"/>
+    <w:lsdException w:name="Medium Grid 2 Accent 2" w:semiHidden="0" w:uiPriority="68" w:unhideWhenUsed="0"/>
+    <w:lsdException w:name="Medium Grid 3 Accent 2" w:semiHidden="0" w:uiPriority="69" w:unhideWhenUsed="0"/>
+    <w:lsdException w:name="Dark List Accent 2" w:semiHidden="0" w:uiPriority="70" w:unhideWhenUsed="0"/>
+    <w:lsdException w:name="Colorful Shading Accent 2" w:semiHidden="0" w:uiPriority="71" w:unhideWhenUsed="0"/>
+    <w:lsdException w:name="Colorful List Accent 2" w:semiHidden="0" w:uiPriority="72" w:unhideWhenUsed="0"/>
+    <w:lsdException w:name="Colorful Grid Accent 2" w:semiHidden="0" w:uiPriority="73" w:unhideWhenUsed="0"/>
+    <w:lsdException w:name="Light Shading Accent 3" w:semiHidden="0" w:uiPriority="60" w:unhideWhenUsed="0"/>
+    <w:lsdException w:name="Light List Accent 3" w:semiHidden="0" w:uiPriority="61" w:unhideWhenUsed="0"/>
+    <w:lsdException w:name="Light Grid Accent 3" w:semiHidden="0" w:uiPriority="62" w:unhideWhenUsed="0"/>
+    <w:lsdException w:name="Medium Shading 1 Accent 3" w:semiHidden="0" w:uiPriority="63" w:unhideWhenUsed="0"/>
+    <w:lsdException w:name="Medium Shading 2 Accent 3" w:semiHidden="0" w:uiPriority="64" w:unhideWhenUsed="0"/>
+    <w:lsdException w:name="Medium List 1 Accent 3" w:semiHidden="0" w:uiPriority="65" w:unhideWhenUsed="0"/>
+    <w:lsdException w:name="Medium List 2 Accent 3" w:semiHidden="0" w:uiPriority="66" w:unhideWhenUsed="0"/>
+    <w:lsdException w:name="Medium Grid 1 Accent 3" w:semiHidden="0" w:uiPriority="67" w:unhideWhenUsed="0"/>
+    <w:lsdException w:name="Medium Grid 2 Accent 3" w:semiHidden="0" w:uiPriority="68" w:unhideWhenUsed="0"/>
+    <w:lsdException w:name="Medium Grid 3 Accent 3" w:semiHidden="0" w:uiPriority="69" w:unhideWhenUsed="0"/>
+    <w:lsdException w:name="Dark List Accent 3" w:semiHidden="0" w:uiPriority="70" w:unhideWhenUsed="0"/>
+    <w:lsdException w:name="Colorful Shading Accent 3" w:semiHidden="0" w:uiPriority="71" w:unhideWhenUsed="0"/>
+    <w:lsdException w:name="Colorful List Accent 3" w:semiHidden="0" w:uiPriority="72" w:unhideWhenUsed="0"/>
+    <w:lsdException w:name="Colorful Grid Accent 3" w:semiHidden="0" w:uiPriority="73" w:unhideWhenUsed="0"/>
+    <w:lsdException w:name="Light Shading Accent 4" w:semiHidden="0" w:uiPriority="60" w:unhideWhenUsed="0"/>
+    <w:lsdException w:name="Light List Accent 4" w:semiHidden="0" w:uiPriority="61" w:unhideWhenUsed="0"/>
+    <w:lsdException w:name="Light Grid Accent 4" w:semiHidden="0" w:uiPriority="62" w:unhideWhenUsed="0"/>
+    <w:lsdException w:name="Medium Shading 1 Accent 4" w:semiHidden="0" w:uiPriority="63" w:unhideWhenUsed="0"/>
+    <w:lsdException w:name="Medium Shading 2 Accent 4" w:semiHidden="0" w:uiPriority="64" w:unhideWhenUsed="0"/>
+    <w:lsdException w:name="Medium List 1 Accent 4" w:semiHidden="0" w:uiPriority="65" w:unhideWhenUsed="0"/>
+    <w:lsdException w:name="Medium List 2 Accent 4" w:semiHidden="0" w:uiPriority="66" w:unhideWhenUsed="0"/>
+    <w:lsdException w:name="Medium Grid 1 Accent 4" w:semiHidden="0" w:uiPriority="67" w:unhideWhenUsed="0"/>
+    <w:lsdException w:name="Medium Grid 2 Accent 4" w:semiHidden="0" w:uiPriority="68" w:unhideWhenUsed="0"/>
+    <w:lsdException w:name="Medium Grid 3 Accent 4" w:semiHidden="0" w:uiPriority="69" w:unhideWhenUsed="0"/>
+    <w:lsdException w:name="Dark List Accent 4" w:semiHidden="0" w:uiPriority="70" w:unhideWhenUsed="0"/>
+    <w:lsdException w:name="Colorful Shading Accent 4" w:semiHidden="0" w:uiPriority="71" w:unhideWhenUsed="0"/>
+    <w:lsdException w:name="Colorful List Accent 4" w:semiHidden="0" w:uiPriority="72" w:unhideWhenUsed="0"/>
+    <w:lsdException w:name="Colorful Grid Accent 4" w:semiHidden="0" w:uiPriority="73" w:unhideWhenUsed="0"/>
+    <w:lsdException w:name="Light Shading Accent 5" w:semiHidden="0" w:uiPriority="60" w:unhideWhenUsed="0"/>
+    <w:lsdException w:name="Light List Accent 5" w:semiHidden="0" w:uiPriority="61" w:unhideWhenUsed="0"/>
+    <w:lsdException w:name="Light Grid Accent 5" w:semiHidden="0" w:uiPriority="62" w:unhideWhenUsed="0"/>
+    <w:lsdException w:name="Medium Shading 1 Accent 5" w:semiHidden="0" w:uiPriority="63" w:unhideWhenUsed="0"/>
+    <w:lsdException w:name="Medium Shading 2 Accent 5" w:semiHidden="0" w:uiPriority="64" w:unhideWhenUsed="0"/>
+    <w:lsdException w:name="Medium List 1 Accent 5" w:semiHidden="0" w:uiPriority="65" w:unhideWhenUsed="0"/>
+    <w:lsdException w:name="Medium List 2 Accent 5" w:semiHidden="0" w:uiPriority="66" w:unhideWhenUsed="0"/>
+    <w:lsdException w:name="Medium Grid 1 Accent 5" w:semiHidden="0" w:uiPriority="67" w:unhideWhenUsed="0"/>
+    <w:lsdException w:name="Medium Grid 2 Accent 5" w:semiHidden="0" w:uiPriority="68" w:unhideWhenUsed="0"/>
+    <w:lsdException w:name="Medium Grid 3 Accent 5" w:semiHidden="0" w:uiPriority="69" w:unhideWhenUsed="0"/>
+    <w:lsdException w:name="Dark List Accent 5" w:semiHidden="0" w:uiPriority="70" w:unhideWhenUsed="0"/>
+    <w:lsdException w:name="Colorful Shading Accent 5" w:semiHidden="0" w:uiPriority="71" w:unhideWhenUsed="0"/>
+    <w:lsdException w:name="Colorful List Accent 5" w:semiHidden="0" w:uiPriority="72" w:unhideWhenUsed="0"/>
+    <w:lsdException w:name="Colorful Grid Accent 5" w:semiHidden="0" w:uiPriority="73" w:unhideWhenUsed="0"/>
+    <w:lsdException w:name="Light Shading Accent 6" w:semiHidden="0" w:uiPriority="60" w:unhideWhenUsed="0"/>
+    <w:lsdException w:name="Light List Accent 6" w:semiHidden="0" w:uiPriority="61" w:unhideWhenUsed="0"/>
+    <w:lsdException w:name="Light Grid Accent 6" w:semiHidden="0" w:uiPriority="62" w:unhideWhenUsed="0"/>
+    <w:lsdException w:name="Medium Shading 1 Accent 6" w:semiHidden="0" w:uiPriority="63" w:unhideWhenUsed="0"/>
+    <w:lsdException w:name="Medium Shading 2 Accent 6" w:semiHidden="0" w:uiPriority="64" w:unhideWhenUsed="0"/>
+    <w:lsdException w:name="Medium List 1 Accent 6" w:semiHidden="0" w:uiPriority="65" w:unhideWhenUsed="0"/>
+    <w:lsdException w:name="Medium List 2 Accent 6" w:semiHidden="0" w:uiPriority="66" w:unhideWhenUsed="0"/>
+    <w:lsdException w:name="Medium Grid 1 Accent 6" w:semiHidden="0" w:uiPriority="67" w:unhideWhenUsed="0"/>
+    <w:lsdException w:name="Medium Grid 2 Accent 6" w:semiHidden="0" w:uiPriority="68" w:unhideWhenUsed="0"/>
+    <w:lsdException w:name="Medium Grid 3 Accent 6" w:semiHidden="0" w:uiPriority="69" w:unhideWhenUsed="0"/>
+    <w:lsdException w:name="Dark List Accent 6" w:semiHidden="0" w:uiPriority="70" w:unhideWhenUsed="0"/>
+    <w:lsdException w:name="Colorful Shading Accent 6" w:semiHidden="0" w:uiPriority="71" w:unhideWhenUsed="0"/>
+    <w:lsdException w:name="Colorful List Accent 6" w:semiHidden="0" w:uiPriority="72" w:unhideWhenUsed="0"/>
+    <w:lsdException w:name="Colorful Grid Accent 6" w:semiHidden="0" w:uiPriority="73" w:unhideWhenUsed="0"/>
+    <w:lsdException w:name="Subtle Emphasis" w:semiHidden="0" w:uiPriority="19" w:unhideWhenUsed="0" w:qFormat="1"/>
+    <w:lsdException w:name="Intense Emphasis" w:semiHidden="0" w:uiPriority="21" w:unhideWhenUsed="0" w:qFormat="1"/>
+    <w:lsdException w:name="Subtle Reference" w:semiHidden="0" w:uiPriority="31" w:unhideWhenUsed="0" w:qFormat="1"/>
+    <w:lsdException w:name="Intense Reference" w:semiHidden="0" w:uiPriority="32" w:unhideWhenUsed="0" w:qFormat="1"/>
+    <w:lsdException w:name="Book Title" w:semiHidden="0" w:uiPriority="33" w:unhideWhenUsed="0" w:qFormat="1"/>
+    <w:lsdException w:name="Bibliography" w:uiPriority="37"/>
+    <w:lsdException w:name="TOC Heading" w:uiPriority="39" w:qFormat="1"/>
+  </w:latentStyles>
+  <w:style w:type="paragraph" w:default="1" w:styleId="a">
+    <w:name w:val="Normal"/>
+    <w:qFormat/>
+  </w:style>
+  <w:style w:type="paragraph" w:styleId="1">
+    <w:name w:val="heading 1"/>
+    <w:basedOn w:val="a"/>
+    <w:next w:val="a"/>
+    <w:link w:val="10"/>
+    <w:uiPriority w:val="9"/>
+    <w:qFormat/>
+    <w:rsid w:val="000F0C04"/>
+    <w:pPr>
+      <w:keepNext/>
+      <w:keepLines/>
+      <w:spacing w:before="480" w:after="0"/>
+      <w:outlineLvl w:val="0"/>
+    </w:pPr>
+    <w:rPr>
+      <w:rFonts w:asciiTheme="majorHAnsi" w:eastAsiaTheme="majorEastAsia" w:hAnsiTheme="majorHAnsi" w:cstheme="majorBidi"/>
+      <w:b/>
+      <w:bCs/>
+      <w:color w:val="365F91" w:themeColor="accent1" w:themeShade="BF"/>
+      <w:sz w:val="28"/>
+      <w:szCs w:val="28"/>
+    </w:rPr>
+  </w:style>
+  <w:style w:type="paragraph" w:styleId="2">
+    <w:name w:val="heading 2"/>
+    <w:basedOn w:val="a"/>
+    <w:next w:val="a"/>
+    <w:link w:val="20"/>
+    <w:uiPriority w:val="9"/>
+    <w:semiHidden/>
+    <w:unhideWhenUsed/>
+    <w:qFormat/>
+    <w:rsid w:val="000F0C04"/>
+    <w:pPr>
+      <w:keepNext/>
+      <w:keepLines/>
+      <w:spacing w:before="200" w:after="0"/>
+      <w:outlineLvl w:val="1"/>
+    </w:pPr>
+    <w:rPr>
+      <w:rFonts w:asciiTheme="majorHAnsi" w:eastAsiaTheme="majorEastAsia" w:hAnsiTheme="majorHAnsi" w:cstheme="majorBidi"/>
+      <w:b/>
+      <w:bCs/>
+      <w:color w:val="4F81BD" w:themeColor="accent1"/>
+      <w:sz w:val="26"/>
+      <w:szCs w:val="26"/>
+    </w:rPr>
+  </w:style>
+  <w:style w:type="paragraph" w:styleId="3">
+    <w:name w:val="heading 3"/>
+    <w:basedOn w:val="a"/>
+    <w:next w:val="a"/>
+    <w:link w:val="30"/>
+    <w:uiPriority w:val="9"/>
+    <w:semiHidden/>
+    <w:unhideWhenUsed/>
+    <w:qFormat/>
+    <w:rsid w:val="00885ECA"/>
+    <w:pPr>
+      <w:keepNext/>
+      <w:keepLines/>
+      <w:spacing w:before="40" w:after="0"/>
+      <w:outlineLvl w:val="2"/>
+    </w:pPr>
+    <w:rPr>
+      <w:rFonts w:asciiTheme="majorHAnsi" w:eastAsiaTheme="majorEastAsia" w:hAnsiTheme="majorHAnsi" w:cstheme="majorBidi"/>
+      <w:color w:val="243F60" w:themeColor="accent1" w:themeShade="7F"/>
+      <w:sz w:val="24"/>
+      <w:szCs w:val="24"/>
+    </w:rPr>
+  </w:style>
+  <w:style w:type="character" w:default="1" w:styleId="a0">
+    <w:name w:val="Default Paragraph Font"/>
+    <w:uiPriority w:val="1"/>
+    <w:semiHidden/>
+    <w:unhideWhenUsed/>
+  </w:style>
+  <w:style w:type="table" w:default="1" w:styleId="a1">
+    <w:name w:val="Normal Table"/>
+    <w:uiPriority w:val="99"/>
+    <w:semiHidden/>
+    <w:unhideWhenUsed/>
+    <w:tblPr>
+      <w:tblInd w:w="0" w:type="dxa"/>
+      <w:tblCellMar>
+        <w:top w:w="0" w:type="dxa"/>
+        <w:left w:w="108" w:type="dxa"/>
+        <w:bottom w:w="0" w:type="dxa"/>
+        <w:right w:w="108" w:type="dxa"/>
+      </w:tblCellMar>
+    </w:tblPr>
+  </w:style>
+  <w:style w:type="numbering" w:default="1" w:styleId="a2">
+    <w:name w:val="No List"/>
+    <w:uiPriority w:val="99"/>
+    <w:semiHidden/>
+    <w:unhideWhenUsed/>
+  </w:style>
+  <w:style w:type="character" w:customStyle="1" w:styleId="10">
+    <w:name w:val="Заголовок 1 Знак"/>
+    <w:basedOn w:val="a0"/>
+    <w:link w:val="1"/>
+    <w:uiPriority w:val="9"/>
+    <w:rsid w:val="000F0C04"/>
+    <w:rPr>
+      <w:rFonts w:asciiTheme="majorHAnsi" w:eastAsiaTheme="majorEastAsia" w:hAnsiTheme="majorHAnsi" w:cstheme="majorBidi"/>
+      <w:b/>
+      <w:bCs/>
+      <w:color w:val="365F91" w:themeColor="accent1" w:themeShade="BF"/>
+      <w:sz w:val="28"/>
+      <w:szCs w:val="28"/>
+    </w:rPr>
+  </w:style>
+  <w:style w:type="character" w:customStyle="1" w:styleId="20">
+    <w:name w:val="Заголовок 2 Знак"/>
+    <w:basedOn w:val="a0"/>
+    <w:link w:val="2"/>
+    <w:uiPriority w:val="9"/>
+    <w:semiHidden/>
+    <w:rsid w:val="000F0C04"/>
+    <w:rPr>
+      <w:rFonts w:asciiTheme="majorHAnsi" w:eastAsiaTheme="majorEastAsia" w:hAnsiTheme="majorHAnsi" w:cstheme="majorBidi"/>
+      <w:b/>
+      <w:bCs/>
+      <w:color w:val="4F81BD" w:themeColor="accent1"/>
+      <w:sz w:val="26"/>
+      <w:szCs w:val="26"/>
+    </w:rPr>
+  </w:style>
+  <w:style w:type="character" w:styleId="a3">
+    <w:name w:val="Strong"/>
+    <w:basedOn w:val="a0"/>
+    <w:uiPriority w:val="22"/>
+    <w:qFormat/>
+    <w:rsid w:val="000F0C04"/>
+    <w:rPr>
+      <w:b/>
+      <w:bCs/>
+    </w:rPr>
+  </w:style>
+  <w:style w:type="character" w:styleId="a4">
+    <w:name w:val="Placeholder Text"/>
+    <w:basedOn w:val="a0"/>
+    <w:uiPriority w:val="99"/>
+    <w:semiHidden/>
+    <w:rsid w:val="000E0763"/>
+    <w:rPr>
+      <w:color w:val="808080"/>
+    </w:rPr>
+  </w:style>
+  <w:style w:type="paragraph" w:styleId="a5">
+    <w:name w:val="Balloon Text"/>
+    <w:basedOn w:val="a"/>
+    <w:link w:val="a6"/>
+    <w:uiPriority w:val="99"/>
+    <w:semiHidden/>
+    <w:unhideWhenUsed/>
+    <w:rsid w:val="000E0763"/>
+    <w:pPr>
+      <w:spacing w:after="0" w:line="240" w:lineRule="auto"/>
+    </w:pPr>
+    <w:rPr>
+      <w:rFonts w:ascii="Tahoma" w:hAnsi="Tahoma" w:cs="Tahoma"/>
+      <w:sz w:val="16"/>
+      <w:szCs w:val="16"/>
+    </w:rPr>
+  </w:style>
+  <w:style w:type="character" w:customStyle="1" w:styleId="a6">
+    <w:name w:val="Текст выноски Знак"/>
+    <w:basedOn w:val="a0"/>
+    <w:link w:val="a5"/>
+    <w:uiPriority w:val="99"/>
+    <w:semiHidden/>
+    <w:rsid w:val="000E0763"/>
+    <w:rPr>
+      <w:rFonts w:ascii="Tahoma" w:hAnsi="Tahoma" w:cs="Tahoma"/>
+      <w:sz w:val="16"/>
+      <w:szCs w:val="16"/>
+    </w:rPr>
+  </w:style>
+  <w:style w:type="paragraph" w:styleId="a7">
+    <w:name w:val="caption"/>
+    <w:basedOn w:val="a"/>
+    <w:next w:val="a"/>
+    <w:uiPriority w:val="35"/>
+    <w:unhideWhenUsed/>
+    <w:qFormat/>
+    <w:rsid w:val="000E0763"/>
+    <w:pPr>
+      <w:spacing w:line="240" w:lineRule="auto"/>
+    </w:pPr>
+    <w:rPr>
+      <w:b/>
+      <w:bCs/>
+      <w:color w:val="4F81BD" w:themeColor="accent1"/>
+      <w:sz w:val="18"/>
+      <w:szCs w:val="18"/>
+    </w:rPr>
+  </w:style>
+  <w:style w:type="character" w:styleId="a8">
+    <w:name w:val="Hyperlink"/>
+    <w:basedOn w:val="a0"/>
+    <w:uiPriority w:val="99"/>
+    <w:unhideWhenUsed/>
+    <w:rsid w:val="000E0763"/>
+    <w:rPr>
+      <w:color w:val="0000FF" w:themeColor="hyperlink"/>
+      <w:u w:val="single"/>
+    </w:rPr>
+  </w:style>
+  <w:style w:type="character" w:styleId="a9">
+    <w:name w:val="FollowedHyperlink"/>
+    <w:basedOn w:val="a0"/>
+    <w:uiPriority w:val="99"/>
+    <w:semiHidden/>
+    <w:unhideWhenUsed/>
+    <w:rsid w:val="000E0763"/>
+    <w:rPr>
+      <w:color w:val="800080" w:themeColor="followedHyperlink"/>
+      <w:u w:val="single"/>
+    </w:rPr>
+  </w:style>
+  <w:style w:type="paragraph" w:styleId="aa">
+    <w:name w:val="List Paragraph"/>
+    <w:basedOn w:val="a"/>
+    <w:uiPriority w:val="34"/>
+    <w:qFormat/>
+    <w:rsid w:val="00D77A64"/>
+    <w:pPr>
+      <w:ind w:left="720"/>
+      <w:contextualSpacing/>
+    </w:pPr>
+  </w:style>
+  <w:style w:type="character" w:customStyle="1" w:styleId="qwen-markdown-text">
+    <w:name w:val="qwen-markdown-text"/>
+    <w:basedOn w:val="a0"/>
+    <w:rsid w:val="0028371A"/>
+  </w:style>
+  <w:style w:type="character" w:customStyle="1" w:styleId="futurisfootnote-content">
+    <w:name w:val="futurisfootnote-content"/>
+    <w:basedOn w:val="a0"/>
+    <w:rsid w:val="00A2705F"/>
+  </w:style>
+  <w:style w:type="table" w:styleId="ab">
+    <w:name w:val="Table Grid"/>
+    <w:basedOn w:val="a1"/>
+    <w:uiPriority w:val="59"/>
+    <w:rsid w:val="009B469C"/>
+    <w:pPr>
+      <w:spacing w:after="0" w:line="240" w:lineRule="auto"/>
+    </w:pPr>
+    <w:tblPr>
+      <w:tblInd w:w="0" w:type="dxa"/>
+      <w:tblBorders>
+        <w:top w:val="single" w:sz="4" w:space="0" w:color="auto"/>
+        <w:left w:val="single" w:sz="4" w:space="0" w:color="auto"/>
+        <w:bottom w:val="single" w:sz="4" w:space="0" w:color="auto"/>
+        <w:right w:val="single" w:sz="4" w:space="0" w:color="auto"/>
+        <w:insideH w:val="single" w:sz="4" w:space="0" w:color="auto"/>
+        <w:insideV w:val="single" w:sz="4" w:space="0" w:color="auto"/>
+      </w:tblBorders>
+      <w:tblCellMar>
+        <w:top w:w="0" w:type="dxa"/>
+        <w:left w:w="108" w:type="dxa"/>
+        <w:bottom w:w="0" w:type="dxa"/>
+        <w:right w:w="108" w:type="dxa"/>
+      </w:tblCellMar>
+    </w:tblPr>
+  </w:style>
+  <w:style w:type="character" w:customStyle="1" w:styleId="30">
+    <w:name w:val="Заголовок 3 Знак"/>
+    <w:basedOn w:val="a0"/>
+    <w:link w:val="3"/>
+    <w:uiPriority w:val="9"/>
+    <w:semiHidden/>
+    <w:rsid w:val="00885ECA"/>
+    <w:rPr>
+      <w:rFonts w:asciiTheme="majorHAnsi" w:eastAsiaTheme="majorEastAsia" w:hAnsiTheme="majorHAnsi" w:cstheme="majorBidi"/>
+      <w:color w:val="243F60" w:themeColor="accent1" w:themeShade="7F"/>
+      <w:sz w:val="24"/>
+      <w:szCs w:val="24"/>
+    </w:rPr>
+  </w:style>
+  <w:style w:type="character" w:styleId="HTML">
+    <w:name w:val="HTML Code"/>
+    <w:basedOn w:val="a0"/>
+    <w:uiPriority w:val="99"/>
+    <w:semiHidden/>
+    <w:unhideWhenUsed/>
+    <w:rsid w:val="00E33E9B"/>
+    <w:rPr>
+      <w:rFonts w:ascii="Courier New" w:eastAsia="Times New Roman" w:hAnsi="Courier New" w:cs="Courier New"/>
+      <w:sz w:val="20"/>
+      <w:szCs w:val="20"/>
+    </w:rPr>
+  </w:style>
+  <w:style w:type="paragraph" w:styleId="ac">
+    <w:name w:val="TOC Heading"/>
+    <w:basedOn w:val="1"/>
+    <w:next w:val="a"/>
+    <w:uiPriority w:val="39"/>
+    <w:semiHidden/>
+    <w:unhideWhenUsed/>
+    <w:qFormat/>
+    <w:rsid w:val="008B0235"/>
+    <w:pPr>
+      <w:outlineLvl w:val="9"/>
+    </w:pPr>
+    <w:rPr>
+      <w:lang w:eastAsia="ru-RU"/>
+    </w:rPr>
+  </w:style>
+  <w:style w:type="paragraph" w:styleId="11">
+    <w:name w:val="toc 1"/>
+    <w:basedOn w:val="a"/>
+    <w:next w:val="a"/>
+    <w:autoRedefine/>
+    <w:uiPriority w:val="39"/>
+    <w:unhideWhenUsed/>
+    <w:rsid w:val="008B0235"/>
+    <w:pPr>
+      <w:spacing w:after="100"/>
+    </w:pPr>
+  </w:style>
+  <w:style w:type="paragraph" w:styleId="21">
+    <w:name w:val="toc 2"/>
+    <w:basedOn w:val="a"/>
+    <w:next w:val="a"/>
+    <w:autoRedefine/>
+    <w:uiPriority w:val="39"/>
+    <w:unhideWhenUsed/>
+    <w:rsid w:val="008B0235"/>
+    <w:pPr>
+      <w:spacing w:after="100"/>
+      <w:ind w:left="220"/>
+    </w:pPr>
+  </w:style>
+  <w:style w:type="paragraph" w:styleId="31">
+    <w:name w:val="toc 3"/>
+    <w:basedOn w:val="a"/>
+    <w:next w:val="a"/>
+    <w:autoRedefine/>
+    <w:uiPriority w:val="39"/>
+    <w:unhideWhenUsed/>
+    <w:rsid w:val="008B0235"/>
+    <w:pPr>
+      <w:spacing w:after="100"/>
+      <w:ind w:left="440"/>
+    </w:pPr>
   </w:style>
 </w:styles>
 </file>
@@ -8556,7 +12188,7 @@
 </file>
 
 <file path=customXml/itemProps1.xml><?xml version="1.0" encoding="utf-8"?>
-<ds:datastoreItem xmlns:ds="http://schemas.openxmlformats.org/officeDocument/2006/customXml" ds:itemID="{F001A09D-9776-4C1A-A43D-3D5B7AD23451}">
+<ds:datastoreItem xmlns:ds="http://schemas.openxmlformats.org/officeDocument/2006/customXml" ds:itemID="{4B989A36-1572-4F1B-82AA-E3ACEAD788ED}">
   <ds:schemaRefs>
     <ds:schemaRef ds:uri="http://schemas.openxmlformats.org/officeDocument/2006/bibliography"/>
   </ds:schemaRefs>
